--- a/resumeJason.docx
+++ b/resumeJason.docx
@@ -111,14 +111,14 @@
       <w:r>
         <w:rPr>
           <w:rFonts w:ascii="Times New Roman" w:hAnsi="Times New Roman" w:cs="Times New Roman"/>
-          <w:color w:val="000000" w:themeColor="text1"/>
+          <w:color w:val="1F497D" w:themeColor="text2"/>
         </w:rPr>
         <w:t>|</w:t>
       </w:r>
       <w:r>
         <w:rPr>
           <w:rFonts w:ascii="Times New Roman" w:hAnsi="Times New Roman" w:cs="Times New Roman"/>
-          <w:color w:val="000000" w:themeColor="text1"/>
+          <w:color w:val="1F497D" w:themeColor="text2"/>
         </w:rPr>
         <w:t xml:space="preserve"> </w:t>
       </w:r>
@@ -127,7 +127,7 @@
           <w:rPr>
             <w:rStyle w:val="Hyperlink"/>
             <w:rFonts w:ascii="Times New Roman" w:hAnsi="Times New Roman" w:cs="Times New Roman"/>
-            <w:color w:val="000000" w:themeColor="text1"/>
+            <w:color w:val="1F497D" w:themeColor="text2"/>
           </w:rPr>
           <w:t>Jason-Porto-</w:t>
         </w:r>
@@ -136,7 +136,7 @@
           <w:rPr>
             <w:rStyle w:val="Hyperlink"/>
             <w:rFonts w:ascii="Times New Roman" w:hAnsi="Times New Roman" w:cs="Times New Roman"/>
-            <w:color w:val="000000" w:themeColor="text1"/>
+            <w:color w:val="1F497D" w:themeColor="text2"/>
           </w:rPr>
           <w:t>Vercel.App</w:t>
         </w:r>
@@ -161,7 +161,7 @@
           <w:rPr>
             <w:rStyle w:val="Hyperlink"/>
             <w:rFonts w:ascii="Times New Roman" w:hAnsi="Times New Roman" w:cs="Times New Roman"/>
-            <w:color w:val="000000" w:themeColor="text1"/>
+            <w:color w:val="1F497D" w:themeColor="text2"/>
           </w:rPr>
           <w:t>linkedin.com/in/jasonalexander8/</w:t>
         </w:r>
@@ -179,7 +179,7 @@
           <w:rPr>
             <w:rStyle w:val="Hyperlink"/>
             <w:rFonts w:ascii="Times New Roman" w:hAnsi="Times New Roman" w:cs="Times New Roman"/>
-            <w:color w:val="auto"/>
+            <w:color w:val="1F497D" w:themeColor="text2"/>
             <w:spacing w:val="33"/>
           </w:rPr>
           <w:t>github.com/</w:t>
@@ -189,7 +189,7 @@
           <w:rPr>
             <w:rStyle w:val="Hyperlink"/>
             <w:rFonts w:ascii="Times New Roman" w:hAnsi="Times New Roman" w:cs="Times New Roman"/>
-            <w:color w:val="auto"/>
+            <w:color w:val="1F497D" w:themeColor="text2"/>
             <w:spacing w:val="33"/>
           </w:rPr>
           <w:t>jasonalexanderjsnaldr</w:t>
@@ -1613,7 +1613,7 @@
           <w:rFonts w:ascii="Times New Roman" w:hAnsi="Times New Roman" w:cs="Times New Roman"/>
           <w:b/>
           <w:w w:val="110"/>
-          <w:sz w:val="20"/>
+          <w:szCs w:val="24"/>
         </w:rPr>
         <w:t>Disease Detector</w:t>
       </w:r>
@@ -1623,7 +1623,7 @@
           <w:b/>
           <w:spacing w:val="32"/>
           <w:w w:val="110"/>
-          <w:sz w:val="20"/>
+          <w:szCs w:val="24"/>
         </w:rPr>
         <w:t xml:space="preserve"> </w:t>
       </w:r>
@@ -1731,7 +1731,7 @@
             <w:rStyle w:val="Hyperlink"/>
             <w:rFonts w:ascii="Times New Roman" w:hAnsi="Times New Roman" w:cs="Times New Roman"/>
             <w:iCs/>
-            <w:color w:val="000000" w:themeColor="text1"/>
+            <w:color w:val="1F497D" w:themeColor="text2"/>
             <w:sz w:val="20"/>
           </w:rPr>
           <w:t>jsnaldr.pythonanywhere</w:t>
@@ -1743,7 +1743,7 @@
         <w:rPr>
           <w:rFonts w:ascii="Times New Roman" w:hAnsi="Times New Roman" w:cs="Times New Roman"/>
           <w:iCs/>
-          <w:color w:val="000000" w:themeColor="text1"/>
+          <w:color w:val="1F497D" w:themeColor="text2"/>
           <w:sz w:val="20"/>
         </w:rPr>
         <w:t xml:space="preserve"> </w:t>
@@ -1755,7 +1755,16 @@
           <w:color w:val="000000" w:themeColor="text1"/>
           <w:sz w:val="20"/>
         </w:rPr>
-        <w:t xml:space="preserve">| </w:t>
+        <w:t>|</w:t>
+      </w:r>
+      <w:r>
+        <w:rPr>
+          <w:rFonts w:ascii="Times New Roman" w:hAnsi="Times New Roman" w:cs="Times New Roman"/>
+          <w:iCs/>
+          <w:color w:val="1F497D" w:themeColor="text2"/>
+          <w:sz w:val="20"/>
+        </w:rPr>
+        <w:t xml:space="preserve"> </w:t>
       </w:r>
       <w:hyperlink r:id="rId11" w:history="1">
         <w:proofErr w:type="spellStart"/>
@@ -1764,7 +1773,7 @@
             <w:rStyle w:val="Hyperlink"/>
             <w:rFonts w:ascii="Times New Roman" w:hAnsi="Times New Roman" w:cs="Times New Roman"/>
             <w:iCs/>
-            <w:color w:val="000000" w:themeColor="text1"/>
+            <w:color w:val="1F497D" w:themeColor="text2"/>
             <w:sz w:val="20"/>
           </w:rPr>
           <w:t>Github</w:t>
@@ -1775,7 +1784,7 @@
             <w:rStyle w:val="Hyperlink"/>
             <w:rFonts w:ascii="Times New Roman" w:hAnsi="Times New Roman" w:cs="Times New Roman"/>
             <w:iCs/>
-            <w:color w:val="000000" w:themeColor="text1"/>
+            <w:color w:val="1F497D" w:themeColor="text2"/>
             <w:sz w:val="20"/>
           </w:rPr>
           <w:t>-Disease-Detector</w:t>
@@ -1871,7 +1880,7 @@
           <w:rFonts w:ascii="Times New Roman" w:hAnsi="Times New Roman" w:cs="Times New Roman"/>
           <w:b/>
           <w:w w:val="110"/>
-          <w:sz w:val="20"/>
+          <w:szCs w:val="24"/>
         </w:rPr>
         <w:t>ACON POS</w:t>
       </w:r>
@@ -1880,9 +1889,18 @@
           <w:rFonts w:ascii="Times New Roman" w:hAnsi="Times New Roman" w:cs="Times New Roman"/>
           <w:b/>
           <w:w w:val="110"/>
-          <w:sz w:val="20"/>
-        </w:rPr>
-        <w:t xml:space="preserve"> | </w:t>
+          <w:szCs w:val="24"/>
+        </w:rPr>
+        <w:t xml:space="preserve"> </w:t>
+      </w:r>
+      <w:r>
+        <w:rPr>
+          <w:rFonts w:ascii="Times New Roman" w:hAnsi="Times New Roman" w:cs="Times New Roman"/>
+          <w:b/>
+          <w:w w:val="110"/>
+          <w:sz w:val="20"/>
+        </w:rPr>
+        <w:t xml:space="preserve">| </w:t>
       </w:r>
       <w:r>
         <w:rPr>
@@ -1973,7 +1991,7 @@
         <w:ind w:left="215"/>
         <w:rPr>
           <w:rFonts w:ascii="Times New Roman" w:hAnsi="Times New Roman" w:cs="Times New Roman"/>
-          <w:color w:val="000000" w:themeColor="text1"/>
+          <w:color w:val="1F497D" w:themeColor="text2"/>
           <w:sz w:val="20"/>
           <w:szCs w:val="20"/>
         </w:rPr>
@@ -1983,7 +2001,7 @@
           <w:rPr>
             <w:rStyle w:val="Hyperlink"/>
             <w:rFonts w:ascii="Times New Roman" w:hAnsi="Times New Roman" w:cs="Times New Roman"/>
-            <w:color w:val="000000" w:themeColor="text1"/>
+            <w:color w:val="1F497D" w:themeColor="text2"/>
             <w:sz w:val="20"/>
             <w:szCs w:val="20"/>
           </w:rPr>
@@ -1994,7 +2012,7 @@
           <w:rPr>
             <w:rStyle w:val="Hyperlink"/>
             <w:rFonts w:ascii="Times New Roman" w:hAnsi="Times New Roman" w:cs="Times New Roman"/>
-            <w:color w:val="000000" w:themeColor="text1"/>
+            <w:color w:val="1F497D" w:themeColor="text2"/>
             <w:sz w:val="20"/>
             <w:szCs w:val="20"/>
           </w:rPr>
@@ -2017,7 +2035,7 @@
           <w:rPr>
             <w:rStyle w:val="Hyperlink"/>
             <w:rFonts w:ascii="Times New Roman" w:hAnsi="Times New Roman" w:cs="Times New Roman"/>
-            <w:color w:val="000000" w:themeColor="text1"/>
+            <w:color w:val="1F497D" w:themeColor="text2"/>
             <w:sz w:val="20"/>
             <w:szCs w:val="20"/>
           </w:rPr>
@@ -2028,7 +2046,7 @@
           <w:rPr>
             <w:rStyle w:val="Hyperlink"/>
             <w:rFonts w:ascii="Times New Roman" w:hAnsi="Times New Roman" w:cs="Times New Roman"/>
-            <w:color w:val="000000" w:themeColor="text1"/>
+            <w:color w:val="1F497D" w:themeColor="text2"/>
             <w:sz w:val="20"/>
             <w:szCs w:val="20"/>
           </w:rPr>
@@ -2137,7 +2155,7 @@
           <w:rFonts w:ascii="Times New Roman" w:hAnsi="Times New Roman" w:cs="Times New Roman"/>
           <w:b/>
           <w:w w:val="110"/>
-          <w:sz w:val="20"/>
+          <w:szCs w:val="24"/>
         </w:rPr>
         <w:t>Big Data E-Commerce Analytics</w:t>
       </w:r>
@@ -2210,7 +2228,7 @@
         <w:ind w:left="215"/>
         <w:rPr>
           <w:rFonts w:ascii="Times New Roman" w:hAnsi="Times New Roman" w:cs="Times New Roman"/>
-          <w:color w:val="000000" w:themeColor="text1"/>
+          <w:color w:val="1F497D" w:themeColor="text2"/>
           <w:sz w:val="20"/>
           <w:szCs w:val="20"/>
         </w:rPr>
@@ -2221,7 +2239,7 @@
           <w:rPr>
             <w:rStyle w:val="Hyperlink"/>
             <w:rFonts w:ascii="Times New Roman" w:hAnsi="Times New Roman" w:cs="Times New Roman"/>
-            <w:color w:val="000000" w:themeColor="text1"/>
+            <w:color w:val="1F497D" w:themeColor="text2"/>
             <w:sz w:val="20"/>
             <w:szCs w:val="20"/>
           </w:rPr>
@@ -2232,7 +2250,7 @@
           <w:rPr>
             <w:rStyle w:val="Hyperlink"/>
             <w:rFonts w:ascii="Times New Roman" w:hAnsi="Times New Roman" w:cs="Times New Roman"/>
-            <w:color w:val="000000" w:themeColor="text1"/>
+            <w:color w:val="1F497D" w:themeColor="text2"/>
             <w:sz w:val="20"/>
             <w:szCs w:val="20"/>
           </w:rPr>

--- a/resumeJason.docx
+++ b/resumeJason.docx
@@ -7,12 +7,16 @@
         <w:pStyle w:val="Heading1"/>
         <w:rPr>
           <w:rFonts w:ascii="Times New Roman" w:hAnsi="Times New Roman" w:cs="Times New Roman"/>
+          <w:sz w:val="50"/>
+          <w:szCs w:val="50"/>
         </w:rPr>
       </w:pPr>
       <w:r>
         <w:rPr>
           <w:rFonts w:ascii="Times New Roman" w:hAnsi="Times New Roman" w:cs="Times New Roman"/>
           <w:w w:val="125"/>
+          <w:sz w:val="50"/>
+          <w:szCs w:val="50"/>
         </w:rPr>
         <w:t>Jason Alexander Wijaya</w:t>
       </w:r>
@@ -210,6 +214,8 @@
         <w:spacing w:before="243"/>
         <w:rPr>
           <w:rFonts w:ascii="Times New Roman" w:hAnsi="Times New Roman" w:cs="Times New Roman"/>
+          <w:b/>
+          <w:bCs/>
         </w:rPr>
       </w:pPr>
       <w:bookmarkStart w:id="0" w:name="Education"/>
@@ -217,6 +223,8 @@
       <w:r>
         <w:rPr>
           <w:rFonts w:ascii="Times New Roman" w:hAnsi="Times New Roman" w:cs="Times New Roman"/>
+          <w:b/>
+          <w:bCs/>
           <w:spacing w:val="-2"/>
           <w:w w:val="130"/>
         </w:rPr>
@@ -225,6 +233,8 @@
       <w:r>
         <w:rPr>
           <w:rFonts w:ascii="Times New Roman" w:hAnsi="Times New Roman" w:cs="Times New Roman"/>
+          <w:b/>
+          <w:bCs/>
           <w:smallCaps/>
           <w:spacing w:val="-2"/>
           <w:w w:val="130"/>
@@ -335,6 +345,14 @@
         <w:rPr>
           <w:rFonts w:ascii="Times New Roman" w:hAnsi="Times New Roman" w:cs="Times New Roman"/>
           <w:b/>
+          <w:w w:val="115"/>
+        </w:rPr>
+        <w:t xml:space="preserve"> (BINUS)</w:t>
+      </w:r>
+      <w:r>
+        <w:rPr>
+          <w:rFonts w:ascii="Times New Roman" w:hAnsi="Times New Roman" w:cs="Times New Roman"/>
+          <w:b/>
           <w:spacing w:val="16"/>
           <w:w w:val="120"/>
         </w:rPr>
@@ -601,12 +619,16 @@
         <w:spacing w:before="243"/>
         <w:rPr>
           <w:rFonts w:ascii="Times New Roman" w:hAnsi="Times New Roman" w:cs="Times New Roman"/>
+          <w:b/>
+          <w:bCs/>
           <w:smallCaps/>
         </w:rPr>
       </w:pPr>
       <w:r>
         <w:rPr>
           <w:rFonts w:ascii="Times New Roman" w:hAnsi="Times New Roman" w:cs="Times New Roman"/>
+          <w:b/>
+          <w:bCs/>
           <w:w w:val="135"/>
         </w:rPr>
         <w:t>R</w:t>
@@ -614,6 +636,8 @@
       <w:r>
         <w:rPr>
           <w:rFonts w:ascii="Times New Roman" w:hAnsi="Times New Roman" w:cs="Times New Roman"/>
+          <w:b/>
+          <w:bCs/>
           <w:smallCaps/>
           <w:w w:val="135"/>
         </w:rPr>
@@ -622,6 +646,8 @@
       <w:r>
         <w:rPr>
           <w:rFonts w:ascii="Times New Roman" w:hAnsi="Times New Roman" w:cs="Times New Roman"/>
+          <w:b/>
+          <w:bCs/>
           <w:spacing w:val="10"/>
           <w:w w:val="135"/>
         </w:rPr>
@@ -630,6 +656,8 @@
       <w:r>
         <w:rPr>
           <w:rFonts w:ascii="Times New Roman" w:hAnsi="Times New Roman" w:cs="Times New Roman"/>
+          <w:b/>
+          <w:bCs/>
           <w:w w:val="135"/>
         </w:rPr>
         <w:t>&amp;</w:t>
@@ -637,6 +665,8 @@
       <w:r>
         <w:rPr>
           <w:rFonts w:ascii="Times New Roman" w:hAnsi="Times New Roman" w:cs="Times New Roman"/>
+          <w:b/>
+          <w:bCs/>
           <w:spacing w:val="11"/>
           <w:w w:val="135"/>
         </w:rPr>
@@ -645,6 +675,8 @@
       <w:r>
         <w:rPr>
           <w:rFonts w:ascii="Times New Roman" w:hAnsi="Times New Roman" w:cs="Times New Roman"/>
+          <w:b/>
+          <w:bCs/>
           <w:spacing w:val="-2"/>
           <w:w w:val="135"/>
         </w:rPr>
@@ -653,6 +685,8 @@
       <w:r>
         <w:rPr>
           <w:rFonts w:ascii="Times New Roman" w:hAnsi="Times New Roman" w:cs="Times New Roman"/>
+          <w:b/>
+          <w:bCs/>
           <w:smallCaps/>
           <w:spacing w:val="-2"/>
           <w:w w:val="135"/>
@@ -782,7 +816,6 @@
           <w:sz w:val="20"/>
         </w:rPr>
       </w:pPr>
-      <w:proofErr w:type="gramStart"/>
       <w:r>
         <w:rPr>
           <w:rFonts w:ascii="Times New Roman" w:hAnsi="Times New Roman" w:cs="Times New Roman"/>
@@ -808,17 +841,7 @@
           <w:w w:val="105"/>
           <w:sz w:val="20"/>
         </w:rPr>
-        <w:t>(</w:t>
-      </w:r>
-      <w:proofErr w:type="gramEnd"/>
-      <w:r>
-        <w:rPr>
-          <w:rFonts w:ascii="Times New Roman" w:hAnsi="Times New Roman" w:cs="Times New Roman"/>
-          <w:i/>
-          <w:w w:val="105"/>
-          <w:sz w:val="20"/>
-        </w:rPr>
-        <w:t>Rejected)</w:t>
+        <w:t>(Rejected)</w:t>
       </w:r>
       <w:r>
         <w:rPr>
@@ -926,7 +949,6 @@
         <w:t xml:space="preserve">comparative study across five replicates measuring CPU/RAM overhead and packet drop </w:t>
       </w:r>
       <w:proofErr w:type="spellStart"/>
-      <w:proofErr w:type="gramStart"/>
       <w:r>
         <w:rPr>
           <w:rFonts w:ascii="Times New Roman" w:hAnsi="Times New Roman" w:cs="Times New Roman"/>
@@ -936,50 +958,13 @@
         <w:t>rate,showing</w:t>
       </w:r>
       <w:proofErr w:type="spellEnd"/>
-      <w:proofErr w:type="gramEnd"/>
-      <w:r>
-        <w:rPr>
-          <w:rFonts w:ascii="Times New Roman" w:hAnsi="Times New Roman" w:cs="Times New Roman"/>
-          <w:w w:val="110"/>
-          <w:sz w:val="20"/>
-        </w:rPr>
-        <w:t xml:space="preserve"> UFW delivers security gains with minimal performance </w:t>
-      </w:r>
-      <w:proofErr w:type="gramStart"/>
-      <w:r>
-        <w:rPr>
-          <w:rFonts w:ascii="Times New Roman" w:hAnsi="Times New Roman" w:cs="Times New Roman"/>
-          <w:w w:val="110"/>
-          <w:sz w:val="20"/>
-        </w:rPr>
-        <w:t>cost(</w:t>
-      </w:r>
-      <w:proofErr w:type="gramEnd"/>
-      <w:r>
-        <w:rPr>
-          <w:rFonts w:ascii="Times New Roman" w:hAnsi="Times New Roman" w:cs="Times New Roman"/>
-          <w:w w:val="110"/>
-          <w:sz w:val="20"/>
-        </w:rPr>
-        <w:t xml:space="preserve">+6.5% </w:t>
-      </w:r>
-      <w:proofErr w:type="gramStart"/>
-      <w:r>
-        <w:rPr>
-          <w:rFonts w:ascii="Times New Roman" w:hAnsi="Times New Roman" w:cs="Times New Roman"/>
-          <w:w w:val="110"/>
-          <w:sz w:val="20"/>
-        </w:rPr>
-        <w:t>CPU,+</w:t>
-      </w:r>
-      <w:proofErr w:type="gramEnd"/>
-      <w:r>
-        <w:rPr>
-          <w:rFonts w:ascii="Times New Roman" w:hAnsi="Times New Roman" w:cs="Times New Roman"/>
-          <w:w w:val="110"/>
-          <w:sz w:val="20"/>
-        </w:rPr>
-        <w:t>2% RAM) while Port Knocking maximizes stealth at higher resource overhead (+20% CPU)</w:t>
+      <w:r>
+        <w:rPr>
+          <w:rFonts w:ascii="Times New Roman" w:hAnsi="Times New Roman" w:cs="Times New Roman"/>
+          <w:w w:val="110"/>
+          <w:sz w:val="20"/>
+        </w:rPr>
+        <w:t xml:space="preserve"> UFW delivers security gains with minimal performance cost(+6.5% CPU,+2% RAM) while Port Knocking maximizes stealth at higher resource overhead (+20% CPU)</w:t>
       </w:r>
     </w:p>
     <w:p>
@@ -988,11 +973,15 @@
         <w:spacing w:before="124"/>
         <w:rPr>
           <w:rFonts w:ascii="Times New Roman" w:hAnsi="Times New Roman" w:cs="Times New Roman"/>
-        </w:rPr>
-      </w:pPr>
-      <w:r>
-        <w:rPr>
-          <w:rFonts w:ascii="Times New Roman" w:hAnsi="Times New Roman" w:cs="Times New Roman"/>
+          <w:b/>
+          <w:bCs/>
+        </w:rPr>
+      </w:pPr>
+      <w:r>
+        <w:rPr>
+          <w:rFonts w:ascii="Times New Roman" w:hAnsi="Times New Roman" w:cs="Times New Roman"/>
+          <w:b/>
+          <w:bCs/>
           <w:noProof/>
         </w:rPr>
         <mc:AlternateContent>
@@ -1075,6 +1064,8 @@
       <w:r>
         <w:rPr>
           <w:rFonts w:ascii="Times New Roman" w:hAnsi="Times New Roman" w:cs="Times New Roman"/>
+          <w:b/>
+          <w:bCs/>
           <w:spacing w:val="-2"/>
           <w:w w:val="140"/>
         </w:rPr>
@@ -1083,6 +1074,8 @@
       <w:r>
         <w:rPr>
           <w:rFonts w:ascii="Times New Roman" w:hAnsi="Times New Roman" w:cs="Times New Roman"/>
+          <w:b/>
+          <w:bCs/>
           <w:smallCaps/>
           <w:spacing w:val="-2"/>
           <w:w w:val="140"/>
@@ -1123,7 +1116,15 @@
           <w:b/>
           <w:w w:val="110"/>
         </w:rPr>
-        <w:t xml:space="preserve"> HIMBIDI</w:t>
+        <w:t xml:space="preserve"> </w:t>
+      </w:r>
+      <w:r>
+        <w:rPr>
+          <w:rFonts w:ascii="Times New Roman" w:hAnsi="Times New Roman" w:cs="Times New Roman"/>
+          <w:b/>
+          <w:w w:val="110"/>
+        </w:rPr>
+        <w:t>KMBD</w:t>
       </w:r>
       <w:r>
         <w:rPr>
@@ -1493,11 +1494,15 @@
         <w:pStyle w:val="Heading2"/>
         <w:rPr>
           <w:rFonts w:ascii="Times New Roman" w:hAnsi="Times New Roman" w:cs="Times New Roman"/>
-        </w:rPr>
-      </w:pPr>
-      <w:r>
-        <w:rPr>
-          <w:rFonts w:ascii="Times New Roman" w:hAnsi="Times New Roman" w:cs="Times New Roman"/>
+          <w:b/>
+          <w:bCs/>
+        </w:rPr>
+      </w:pPr>
+      <w:r>
+        <w:rPr>
+          <w:rFonts w:ascii="Times New Roman" w:hAnsi="Times New Roman" w:cs="Times New Roman"/>
+          <w:b/>
+          <w:bCs/>
           <w:noProof/>
         </w:rPr>
         <mc:AlternateContent>
@@ -1580,6 +1585,8 @@
       <w:r>
         <w:rPr>
           <w:rFonts w:ascii="Times New Roman" w:hAnsi="Times New Roman" w:cs="Times New Roman"/>
+          <w:b/>
+          <w:bCs/>
           <w:spacing w:val="-2"/>
           <w:w w:val="140"/>
         </w:rPr>
@@ -1588,6 +1595,8 @@
       <w:r>
         <w:rPr>
           <w:rFonts w:ascii="Times New Roman" w:hAnsi="Times New Roman" w:cs="Times New Roman"/>
+          <w:b/>
+          <w:bCs/>
           <w:smallCaps/>
           <w:spacing w:val="-2"/>
           <w:w w:val="140"/>
@@ -1724,8 +1733,6 @@
         </w:rPr>
       </w:pPr>
       <w:hyperlink r:id="rId10" w:history="1">
-        <w:proofErr w:type="spellStart"/>
-        <w:proofErr w:type="gramStart"/>
         <w:r>
           <w:rPr>
             <w:rStyle w:val="Hyperlink"/>
@@ -1734,10 +1741,8 @@
             <w:color w:val="1F497D" w:themeColor="text2"/>
             <w:sz w:val="20"/>
           </w:rPr>
-          <w:t>jsnaldr.pythonanywhere</w:t>
+          <w:t>Live App</w:t>
         </w:r>
-        <w:proofErr w:type="spellEnd"/>
-        <w:proofErr w:type="gramEnd"/>
       </w:hyperlink>
       <w:r>
         <w:rPr>
@@ -2005,20 +2010,8 @@
             <w:sz w:val="20"/>
             <w:szCs w:val="20"/>
           </w:rPr>
-          <w:t>ACON-</w:t>
+          <w:t>Live App</w:t>
         </w:r>
-        <w:proofErr w:type="spellStart"/>
-        <w:r>
-          <w:rPr>
-            <w:rStyle w:val="Hyperlink"/>
-            <w:rFonts w:ascii="Times New Roman" w:hAnsi="Times New Roman" w:cs="Times New Roman"/>
-            <w:color w:val="1F497D" w:themeColor="text2"/>
-            <w:sz w:val="20"/>
-            <w:szCs w:val="20"/>
-          </w:rPr>
-          <w:t>POS.Vercel</w:t>
-        </w:r>
-        <w:proofErr w:type="spellEnd"/>
       </w:hyperlink>
       <w:r>
         <w:rPr>
@@ -2498,48 +2491,14 @@
         <w:t xml:space="preserve"> </w:t>
       </w:r>
       <w:proofErr w:type="spellStart"/>
-      <w:proofErr w:type="gramStart"/>
       <w:r>
         <w:rPr>
           <w:rFonts w:ascii="Times New Roman" w:hAnsi="Times New Roman" w:cs="Times New Roman"/>
           <w:w w:val="120"/>
         </w:rPr>
-        <w:t>Python,Java</w:t>
-      </w:r>
-      <w:proofErr w:type="gramEnd"/>
-      <w:r>
-        <w:rPr>
-          <w:rFonts w:ascii="Times New Roman" w:hAnsi="Times New Roman" w:cs="Times New Roman"/>
-          <w:w w:val="120"/>
-        </w:rPr>
-        <w:t>,</w:t>
-      </w:r>
-      <w:proofErr w:type="gramStart"/>
-      <w:r>
-        <w:rPr>
-          <w:rFonts w:ascii="Times New Roman" w:hAnsi="Times New Roman" w:cs="Times New Roman"/>
-          <w:w w:val="120"/>
-        </w:rPr>
-        <w:t>C,HTML</w:t>
-      </w:r>
-      <w:proofErr w:type="gramEnd"/>
-      <w:r>
-        <w:rPr>
-          <w:rFonts w:ascii="Times New Roman" w:hAnsi="Times New Roman" w:cs="Times New Roman"/>
-          <w:w w:val="120"/>
-        </w:rPr>
-        <w:t>,</w:t>
-      </w:r>
-      <w:proofErr w:type="gramStart"/>
-      <w:r>
-        <w:rPr>
-          <w:rFonts w:ascii="Times New Roman" w:hAnsi="Times New Roman" w:cs="Times New Roman"/>
-          <w:w w:val="120"/>
-        </w:rPr>
-        <w:t>CSS,JavaScript</w:t>
+        <w:t>Python,Java,C,HTML,CSS,JavaScript</w:t>
       </w:r>
       <w:proofErr w:type="spellEnd"/>
-      <w:proofErr w:type="gramEnd"/>
     </w:p>
     <w:p>
       <w:pPr>
@@ -2574,21 +2533,12 @@
         <w:t xml:space="preserve"> </w:t>
       </w:r>
       <w:proofErr w:type="spellStart"/>
-      <w:proofErr w:type="gramStart"/>
-      <w:r>
-        <w:rPr>
-          <w:rFonts w:ascii="Times New Roman" w:hAnsi="Times New Roman" w:cs="Times New Roman"/>
-          <w:w w:val="110"/>
-        </w:rPr>
-        <w:t>MySql,PostgreSQL</w:t>
-      </w:r>
-      <w:proofErr w:type="gramEnd"/>
-      <w:r>
-        <w:rPr>
-          <w:rFonts w:ascii="Times New Roman" w:hAnsi="Times New Roman" w:cs="Times New Roman"/>
-          <w:w w:val="110"/>
-        </w:rPr>
-        <w:t>,HiveQL</w:t>
+      <w:r>
+        <w:rPr>
+          <w:rFonts w:ascii="Times New Roman" w:hAnsi="Times New Roman" w:cs="Times New Roman"/>
+          <w:w w:val="110"/>
+        </w:rPr>
+        <w:t>MySql,PostgreSQL,HiveQL</w:t>
       </w:r>
       <w:proofErr w:type="spellEnd"/>
     </w:p>
@@ -2607,33 +2557,23 @@
           <w:b/>
           <w:w w:val="115"/>
         </w:rPr>
-        <w:t xml:space="preserve">Data &amp; BI </w:t>
-      </w:r>
-      <w:proofErr w:type="gramStart"/>
+        <w:t>Data &amp; BI Tools</w:t>
+      </w:r>
       <w:r>
         <w:rPr>
           <w:rFonts w:ascii="Times New Roman" w:hAnsi="Times New Roman" w:cs="Times New Roman"/>
           <w:b/>
           <w:w w:val="115"/>
         </w:rPr>
-        <w:t>Tools</w:t>
-      </w:r>
-      <w:r>
-        <w:rPr>
-          <w:rFonts w:ascii="Times New Roman" w:hAnsi="Times New Roman" w:cs="Times New Roman"/>
-          <w:b/>
+        <w:t xml:space="preserve"> </w:t>
+      </w:r>
+      <w:r>
+        <w:rPr>
+          <w:rFonts w:ascii="Times New Roman" w:hAnsi="Times New Roman" w:cs="Times New Roman"/>
           <w:w w:val="115"/>
         </w:rPr>
-        <w:t xml:space="preserve"> </w:t>
-      </w:r>
-      <w:r>
-        <w:rPr>
-          <w:rFonts w:ascii="Times New Roman" w:hAnsi="Times New Roman" w:cs="Times New Roman"/>
-          <w:w w:val="115"/>
-        </w:rPr>
         <w:t>:</w:t>
       </w:r>
-      <w:proofErr w:type="gramEnd"/>
       <w:r>
         <w:rPr>
           <w:rFonts w:ascii="Times New Roman" w:hAnsi="Times New Roman" w:cs="Times New Roman"/>
@@ -2643,7 +2583,6 @@
         <w:t xml:space="preserve"> </w:t>
       </w:r>
       <w:proofErr w:type="spellStart"/>
-      <w:proofErr w:type="gramStart"/>
       <w:r>
         <w:rPr>
           <w:rFonts w:ascii="Times New Roman" w:hAnsi="Times New Roman" w:cs="Times New Roman"/>
@@ -2652,7 +2591,6 @@
         <w:t>Tableau,Power</w:t>
       </w:r>
       <w:proofErr w:type="spellEnd"/>
-      <w:proofErr w:type="gramEnd"/>
       <w:r>
         <w:rPr>
           <w:rFonts w:ascii="Times New Roman" w:hAnsi="Times New Roman" w:cs="Times New Roman"/>
@@ -2661,21 +2599,12 @@
         <w:t xml:space="preserve"> </w:t>
       </w:r>
       <w:proofErr w:type="spellStart"/>
-      <w:proofErr w:type="gramStart"/>
       <w:r>
         <w:rPr>
           <w:rFonts w:ascii="Times New Roman" w:hAnsi="Times New Roman" w:cs="Times New Roman"/>
           <w:w w:val="115"/>
         </w:rPr>
-        <w:t>BI,Pentaho</w:t>
-      </w:r>
-      <w:proofErr w:type="gramEnd"/>
-      <w:r>
-        <w:rPr>
-          <w:rFonts w:ascii="Times New Roman" w:hAnsi="Times New Roman" w:cs="Times New Roman"/>
-          <w:w w:val="115"/>
-        </w:rPr>
-        <w:t>,Microsoft</w:t>
+        <w:t>BI,Pentaho,Microsoft</w:t>
       </w:r>
       <w:proofErr w:type="spellEnd"/>
       <w:r>
@@ -2704,17 +2633,7 @@
           <w:w w:val="115"/>
           <w:sz w:val="20"/>
         </w:rPr>
-        <w:t xml:space="preserve">Design </w:t>
-      </w:r>
-      <w:proofErr w:type="gramStart"/>
-      <w:r>
-        <w:rPr>
-          <w:rFonts w:ascii="Times New Roman" w:hAnsi="Times New Roman" w:cs="Times New Roman"/>
-          <w:b/>
-          <w:w w:val="115"/>
-          <w:sz w:val="20"/>
-        </w:rPr>
-        <w:t xml:space="preserve">Tools </w:t>
+        <w:t xml:space="preserve">Design Tools </w:t>
       </w:r>
       <w:r>
         <w:rPr>
@@ -2725,7 +2644,6 @@
         </w:rPr>
         <w:t>:</w:t>
       </w:r>
-      <w:proofErr w:type="gramEnd"/>
       <w:r>
         <w:rPr>
           <w:rFonts w:ascii="Times New Roman" w:hAnsi="Times New Roman" w:cs="Times New Roman"/>
@@ -2736,7 +2654,6 @@
         <w:t xml:space="preserve"> </w:t>
       </w:r>
       <w:proofErr w:type="spellStart"/>
-      <w:proofErr w:type="gramStart"/>
       <w:r>
         <w:rPr>
           <w:rFonts w:ascii="Times New Roman" w:hAnsi="Times New Roman" w:cs="Times New Roman"/>
@@ -2747,7 +2664,6 @@
         <w:t>Figma,Canva</w:t>
       </w:r>
       <w:proofErr w:type="spellEnd"/>
-      <w:proofErr w:type="gramEnd"/>
       <w:r>
         <w:rPr>
           <w:rFonts w:ascii="Times New Roman" w:hAnsi="Times New Roman" w:cs="Times New Roman"/>
@@ -2796,67 +2712,7 @@
           <w:w w:val="115"/>
           <w:sz w:val="20"/>
         </w:rPr>
-        <w:t xml:space="preserve"> </w:t>
-      </w:r>
-      <w:proofErr w:type="gramStart"/>
-      <w:r>
-        <w:rPr>
-          <w:rFonts w:ascii="Times New Roman" w:hAnsi="Times New Roman" w:cs="Times New Roman"/>
-          <w:spacing w:val="-2"/>
-          <w:w w:val="115"/>
-          <w:sz w:val="20"/>
-        </w:rPr>
-        <w:t>Indonesian(</w:t>
-      </w:r>
-      <w:proofErr w:type="gramEnd"/>
-      <w:r>
-        <w:rPr>
-          <w:rFonts w:ascii="Times New Roman" w:hAnsi="Times New Roman" w:cs="Times New Roman"/>
-          <w:spacing w:val="-2"/>
-          <w:w w:val="115"/>
-          <w:sz w:val="20"/>
-        </w:rPr>
-        <w:t>Native</w:t>
-      </w:r>
-      <w:proofErr w:type="gramStart"/>
-      <w:r>
-        <w:rPr>
-          <w:rFonts w:ascii="Times New Roman" w:hAnsi="Times New Roman" w:cs="Times New Roman"/>
-          <w:spacing w:val="-2"/>
-          <w:w w:val="115"/>
-          <w:sz w:val="20"/>
-        </w:rPr>
-        <w:t>),English</w:t>
-      </w:r>
-      <w:proofErr w:type="gramEnd"/>
-      <w:r>
-        <w:rPr>
-          <w:rFonts w:ascii="Times New Roman" w:hAnsi="Times New Roman" w:cs="Times New Roman"/>
-          <w:spacing w:val="-2"/>
-          <w:w w:val="115"/>
-          <w:sz w:val="20"/>
-        </w:rPr>
-        <w:t>(Intermediate</w:t>
-      </w:r>
-      <w:proofErr w:type="gramStart"/>
-      <w:r>
-        <w:rPr>
-          <w:rFonts w:ascii="Times New Roman" w:hAnsi="Times New Roman" w:cs="Times New Roman"/>
-          <w:spacing w:val="-2"/>
-          <w:w w:val="115"/>
-          <w:sz w:val="20"/>
-        </w:rPr>
-        <w:t>),Mandarin</w:t>
-      </w:r>
-      <w:proofErr w:type="gramEnd"/>
-      <w:r>
-        <w:rPr>
-          <w:rFonts w:ascii="Times New Roman" w:hAnsi="Times New Roman" w:cs="Times New Roman"/>
-          <w:spacing w:val="-2"/>
-          <w:w w:val="115"/>
-          <w:sz w:val="20"/>
-        </w:rPr>
-        <w:t>(Basic)</w:t>
+        <w:t xml:space="preserve"> Indonesian(Native),English(Intermediate),Mandarin(Basic)</w:t>
       </w:r>
     </w:p>
     <w:p>

--- a/resumeJason.docx
+++ b/resumeJason.docx
@@ -7,6 +7,7 @@
         <w:pStyle w:val="Heading1"/>
         <w:rPr>
           <w:rFonts w:ascii="Times New Roman" w:hAnsi="Times New Roman" w:cs="Times New Roman"/>
+          <w:color w:val="000000" w:themeColor="text1"/>
           <w:sz w:val="50"/>
           <w:szCs w:val="50"/>
         </w:rPr>
@@ -14,6 +15,7 @@
       <w:r>
         <w:rPr>
           <w:rFonts w:ascii="Times New Roman" w:hAnsi="Times New Roman" w:cs="Times New Roman"/>
+          <w:color w:val="000000" w:themeColor="text1"/>
           <w:w w:val="125"/>
           <w:sz w:val="50"/>
           <w:szCs w:val="50"/>
@@ -37,14 +39,7 @@
           <w:rFonts w:ascii="Times New Roman" w:hAnsi="Times New Roman" w:cs="Times New Roman"/>
           <w:color w:val="000000" w:themeColor="text1"/>
         </w:rPr>
-        <w:t>+</w:t>
-      </w:r>
-      <w:r>
-        <w:rPr>
-          <w:rFonts w:ascii="Times New Roman" w:hAnsi="Times New Roman" w:cs="Times New Roman"/>
-          <w:color w:val="000000" w:themeColor="text1"/>
-        </w:rPr>
-        <w:t xml:space="preserve">62 </w:t>
+        <w:t xml:space="preserve">+62 </w:t>
       </w:r>
       <w:r>
         <w:rPr>
@@ -57,23 +52,8 @@
         <w:rPr>
           <w:rFonts w:ascii="Times New Roman" w:hAnsi="Times New Roman" w:cs="Times New Roman"/>
           <w:color w:val="000000" w:themeColor="text1"/>
-          <w:spacing w:val="38"/>
-        </w:rPr>
-        <w:t xml:space="preserve"> </w:t>
-      </w:r>
-      <w:r>
-        <w:rPr>
-          <w:rFonts w:ascii="Times New Roman" w:hAnsi="Times New Roman" w:cs="Times New Roman"/>
-          <w:color w:val="000000" w:themeColor="text1"/>
-        </w:rPr>
-        <w:t>|</w:t>
-      </w:r>
-      <w:r>
-        <w:rPr>
-          <w:rFonts w:ascii="Times New Roman" w:hAnsi="Times New Roman" w:cs="Times New Roman"/>
-          <w:color w:val="000000" w:themeColor="text1"/>
-        </w:rPr>
-        <w:t xml:space="preserve"> </w:t>
+        </w:rPr>
+        <w:t xml:space="preserve"> |</w:t>
       </w:r>
       <w:hyperlink r:id="rId5" w:history="1">
         <w:r>
@@ -82,16 +62,29 @@
             <w:rFonts w:ascii="Times New Roman" w:hAnsi="Times New Roman" w:cs="Times New Roman"/>
             <w:color w:val="000000" w:themeColor="text1"/>
           </w:rPr>
-          <w:t>jason.jzhu168@gmail.com</w:t>
+          <w:t>jason.wijaya013@binus.ac.id</w:t>
         </w:r>
       </w:hyperlink>
       <w:r>
         <w:rPr>
           <w:rFonts w:ascii="Times New Roman" w:hAnsi="Times New Roman" w:cs="Times New Roman"/>
           <w:color w:val="000000" w:themeColor="text1"/>
-          <w:spacing w:val="34"/>
-        </w:rPr>
-        <w:t xml:space="preserve"> | </w:t>
+        </w:rPr>
+        <w:t xml:space="preserve"> </w:t>
+      </w:r>
+      <w:r>
+        <w:rPr>
+          <w:rFonts w:ascii="Times New Roman" w:hAnsi="Times New Roman" w:cs="Times New Roman"/>
+          <w:color w:val="000000" w:themeColor="text1"/>
+        </w:rPr>
+        <w:t>|</w:t>
+      </w:r>
+      <w:r>
+        <w:rPr>
+          <w:rFonts w:ascii="Times New Roman" w:hAnsi="Times New Roman" w:cs="Times New Roman"/>
+          <w:color w:val="000000" w:themeColor="text1"/>
+        </w:rPr>
+        <w:t xml:space="preserve"> </w:t>
       </w:r>
       <w:hyperlink r:id="rId6" w:history="1">
         <w:r>
@@ -99,39 +92,6 @@
             <w:rStyle w:val="Hyperlink"/>
             <w:rFonts w:ascii="Times New Roman" w:hAnsi="Times New Roman" w:cs="Times New Roman"/>
             <w:color w:val="000000" w:themeColor="text1"/>
-            <w:spacing w:val="34"/>
-          </w:rPr>
-          <w:t>jason.wijaya013@binus.ac.id</w:t>
-        </w:r>
-      </w:hyperlink>
-      <w:r>
-        <w:rPr>
-          <w:rFonts w:ascii="Times New Roman" w:hAnsi="Times New Roman" w:cs="Times New Roman"/>
-          <w:color w:val="000000" w:themeColor="text1"/>
-          <w:spacing w:val="34"/>
-        </w:rPr>
-        <w:t xml:space="preserve"> </w:t>
-      </w:r>
-      <w:r>
-        <w:rPr>
-          <w:rFonts w:ascii="Times New Roman" w:hAnsi="Times New Roman" w:cs="Times New Roman"/>
-          <w:color w:val="1F497D" w:themeColor="text2"/>
-        </w:rPr>
-        <w:t>|</w:t>
-      </w:r>
-      <w:r>
-        <w:rPr>
-          <w:rFonts w:ascii="Times New Roman" w:hAnsi="Times New Roman" w:cs="Times New Roman"/>
-          <w:color w:val="1F497D" w:themeColor="text2"/>
-        </w:rPr>
-        <w:t xml:space="preserve"> </w:t>
-      </w:r>
-      <w:hyperlink r:id="rId7" w:history="1">
-        <w:r>
-          <w:rPr>
-            <w:rStyle w:val="Hyperlink"/>
-            <w:rFonts w:ascii="Times New Roman" w:hAnsi="Times New Roman" w:cs="Times New Roman"/>
-            <w:color w:val="1F497D" w:themeColor="text2"/>
           </w:rPr>
           <w:t>Jason-Porto-</w:t>
         </w:r>
@@ -140,7 +100,7 @@
           <w:rPr>
             <w:rStyle w:val="Hyperlink"/>
             <w:rFonts w:ascii="Times New Roman" w:hAnsi="Times New Roman" w:cs="Times New Roman"/>
-            <w:color w:val="1F497D" w:themeColor="text2"/>
+            <w:color w:val="000000" w:themeColor="text1"/>
           </w:rPr>
           <w:t>Vercel.App</w:t>
         </w:r>
@@ -160,31 +120,29 @@
         </w:rPr>
         <w:t xml:space="preserve">| </w:t>
       </w:r>
+      <w:hyperlink r:id="rId7" w:history="1">
+        <w:r>
+          <w:rPr>
+            <w:rStyle w:val="Hyperlink"/>
+            <w:rFonts w:ascii="Times New Roman" w:hAnsi="Times New Roman" w:cs="Times New Roman"/>
+            <w:color w:val="000000" w:themeColor="text1"/>
+          </w:rPr>
+          <w:t>linkedin.com/in/jasonalexander8/</w:t>
+        </w:r>
+      </w:hyperlink>
+      <w:r>
+        <w:rPr>
+          <w:rFonts w:ascii="Times New Roman" w:hAnsi="Times New Roman" w:cs="Times New Roman"/>
+          <w:color w:val="000000" w:themeColor="text1"/>
+        </w:rPr>
+        <w:t xml:space="preserve"> | </w:t>
+      </w:r>
       <w:hyperlink r:id="rId8" w:history="1">
         <w:r>
           <w:rPr>
             <w:rStyle w:val="Hyperlink"/>
             <w:rFonts w:ascii="Times New Roman" w:hAnsi="Times New Roman" w:cs="Times New Roman"/>
-            <w:color w:val="1F497D" w:themeColor="text2"/>
-          </w:rPr>
-          <w:t>linkedin.com/in/jasonalexander8/</w:t>
-        </w:r>
-      </w:hyperlink>
-      <w:r>
-        <w:rPr>
-          <w:rFonts w:ascii="Times New Roman" w:hAnsi="Times New Roman" w:cs="Times New Roman"/>
-          <w:color w:val="000000" w:themeColor="text1"/>
-          <w:spacing w:val="34"/>
-        </w:rPr>
-        <w:t xml:space="preserve"> | </w:t>
-      </w:r>
-      <w:hyperlink r:id="rId9" w:history="1">
-        <w:r>
-          <w:rPr>
-            <w:rStyle w:val="Hyperlink"/>
-            <w:rFonts w:ascii="Times New Roman" w:hAnsi="Times New Roman" w:cs="Times New Roman"/>
-            <w:color w:val="1F497D" w:themeColor="text2"/>
-            <w:spacing w:val="33"/>
+            <w:color w:val="000000" w:themeColor="text1"/>
           </w:rPr>
           <w:t>github.com/</w:t>
         </w:r>
@@ -193,8 +151,7 @@
           <w:rPr>
             <w:rStyle w:val="Hyperlink"/>
             <w:rFonts w:ascii="Times New Roman" w:hAnsi="Times New Roman" w:cs="Times New Roman"/>
-            <w:color w:val="1F497D" w:themeColor="text2"/>
-            <w:spacing w:val="33"/>
+            <w:color w:val="000000" w:themeColor="text1"/>
           </w:rPr>
           <w:t>jasonalexanderjsnaldr</w:t>
         </w:r>
@@ -203,7 +160,7 @@
       <w:r>
         <w:rPr>
           <w:rFonts w:ascii="Times New Roman" w:hAnsi="Times New Roman" w:cs="Times New Roman"/>
-          <w:spacing w:val="33"/>
+          <w:color w:val="000000" w:themeColor="text1"/>
         </w:rPr>
         <w:t xml:space="preserve"> </w:t>
       </w:r>
@@ -216,6 +173,7 @@
           <w:rFonts w:ascii="Times New Roman" w:hAnsi="Times New Roman" w:cs="Times New Roman"/>
           <w:b/>
           <w:bCs/>
+          <w:color w:val="000000" w:themeColor="text1"/>
         </w:rPr>
       </w:pPr>
       <w:bookmarkStart w:id="0" w:name="Education"/>
@@ -225,6 +183,7 @@
           <w:rFonts w:ascii="Times New Roman" w:hAnsi="Times New Roman" w:cs="Times New Roman"/>
           <w:b/>
           <w:bCs/>
+          <w:color w:val="000000" w:themeColor="text1"/>
           <w:spacing w:val="-2"/>
           <w:w w:val="130"/>
         </w:rPr>
@@ -236,6 +195,7 @@
           <w:b/>
           <w:bCs/>
           <w:smallCaps/>
+          <w:color w:val="000000" w:themeColor="text1"/>
           <w:spacing w:val="-2"/>
           <w:w w:val="130"/>
         </w:rPr>
@@ -251,12 +211,14 @@
         <w:ind w:left="215"/>
         <w:rPr>
           <w:rFonts w:ascii="Times New Roman" w:hAnsi="Times New Roman" w:cs="Times New Roman"/>
+          <w:color w:val="000000" w:themeColor="text1"/>
         </w:rPr>
       </w:pPr>
       <w:r>
         <w:rPr>
           <w:rFonts w:ascii="Times New Roman" w:hAnsi="Times New Roman" w:cs="Times New Roman"/>
           <w:noProof/>
+          <w:color w:val="000000" w:themeColor="text1"/>
         </w:rPr>
         <mc:AlternateContent>
           <mc:Choice Requires="wps">
@@ -337,6 +299,7 @@
         <w:rPr>
           <w:rFonts w:ascii="Times New Roman" w:hAnsi="Times New Roman" w:cs="Times New Roman"/>
           <w:b/>
+          <w:color w:val="000000" w:themeColor="text1"/>
           <w:w w:val="115"/>
         </w:rPr>
         <w:t>Bina Nusantara</w:t>
@@ -345,6 +308,7 @@
         <w:rPr>
           <w:rFonts w:ascii="Times New Roman" w:hAnsi="Times New Roman" w:cs="Times New Roman"/>
           <w:b/>
+          <w:color w:val="000000" w:themeColor="text1"/>
           <w:w w:val="115"/>
         </w:rPr>
         <w:t xml:space="preserve"> (BINUS)</w:t>
@@ -353,6 +317,7 @@
         <w:rPr>
           <w:rFonts w:ascii="Times New Roman" w:hAnsi="Times New Roman" w:cs="Times New Roman"/>
           <w:b/>
+          <w:color w:val="000000" w:themeColor="text1"/>
           <w:spacing w:val="16"/>
           <w:w w:val="120"/>
         </w:rPr>
@@ -362,6 +327,7 @@
         <w:rPr>
           <w:rFonts w:ascii="Times New Roman" w:hAnsi="Times New Roman" w:cs="Times New Roman"/>
           <w:b/>
+          <w:color w:val="000000" w:themeColor="text1"/>
           <w:spacing w:val="-2"/>
           <w:w w:val="120"/>
         </w:rPr>
@@ -371,12 +337,14 @@
         <w:rPr>
           <w:rFonts w:ascii="Times New Roman" w:hAnsi="Times New Roman" w:cs="Times New Roman"/>
           <w:b/>
+          <w:color w:val="000000" w:themeColor="text1"/>
         </w:rPr>
         <w:tab/>
       </w:r>
       <w:r>
         <w:rPr>
           <w:rFonts w:ascii="Times New Roman" w:hAnsi="Times New Roman" w:cs="Times New Roman"/>
+          <w:color w:val="000000" w:themeColor="text1"/>
         </w:rPr>
         <w:t>Jakarta, Indonesia</w:t>
       </w:r>
@@ -392,6 +360,7 @@
         <w:rPr>
           <w:rFonts w:ascii="Times New Roman" w:hAnsi="Times New Roman" w:cs="Times New Roman"/>
           <w:i/>
+          <w:color w:val="000000" w:themeColor="text1"/>
           <w:w w:val="105"/>
           <w:sz w:val="20"/>
         </w:rPr>
@@ -400,6 +369,7 @@
         <w:rPr>
           <w:rFonts w:ascii="Times New Roman" w:hAnsi="Times New Roman" w:cs="Times New Roman"/>
           <w:i/>
+          <w:color w:val="000000" w:themeColor="text1"/>
           <w:w w:val="105"/>
           <w:sz w:val="20"/>
         </w:rPr>
@@ -409,6 +379,7 @@
         <w:rPr>
           <w:rFonts w:ascii="Times New Roman" w:hAnsi="Times New Roman" w:cs="Times New Roman"/>
           <w:i/>
+          <w:color w:val="000000" w:themeColor="text1"/>
           <w:spacing w:val="37"/>
           <w:w w:val="105"/>
           <w:sz w:val="20"/>
@@ -419,6 +390,7 @@
         <w:rPr>
           <w:rFonts w:ascii="Times New Roman" w:hAnsi="Times New Roman" w:cs="Times New Roman"/>
           <w:i/>
+          <w:color w:val="000000" w:themeColor="text1"/>
           <w:w w:val="105"/>
           <w:sz w:val="20"/>
         </w:rPr>
@@ -428,6 +400,7 @@
         <w:rPr>
           <w:rFonts w:ascii="Times New Roman" w:hAnsi="Times New Roman" w:cs="Times New Roman"/>
           <w:i/>
+          <w:color w:val="000000" w:themeColor="text1"/>
           <w:spacing w:val="36"/>
           <w:w w:val="105"/>
           <w:sz w:val="20"/>
@@ -438,6 +411,7 @@
         <w:rPr>
           <w:rFonts w:ascii="Times New Roman" w:hAnsi="Times New Roman" w:cs="Times New Roman"/>
           <w:i/>
+          <w:color w:val="000000" w:themeColor="text1"/>
           <w:w w:val="105"/>
           <w:sz w:val="20"/>
         </w:rPr>
@@ -447,6 +421,7 @@
         <w:rPr>
           <w:rFonts w:ascii="Times New Roman" w:hAnsi="Times New Roman" w:cs="Times New Roman"/>
           <w:i/>
+          <w:color w:val="000000" w:themeColor="text1"/>
           <w:spacing w:val="38"/>
           <w:w w:val="105"/>
           <w:sz w:val="20"/>
@@ -457,6 +432,7 @@
         <w:rPr>
           <w:rFonts w:ascii="Times New Roman" w:hAnsi="Times New Roman" w:cs="Times New Roman"/>
           <w:i/>
+          <w:color w:val="000000" w:themeColor="text1"/>
           <w:w w:val="105"/>
           <w:sz w:val="20"/>
         </w:rPr>
@@ -466,6 +442,7 @@
         <w:rPr>
           <w:rFonts w:ascii="Times New Roman" w:hAnsi="Times New Roman" w:cs="Times New Roman"/>
           <w:i/>
+          <w:color w:val="000000" w:themeColor="text1"/>
           <w:spacing w:val="37"/>
           <w:w w:val="105"/>
           <w:sz w:val="20"/>
@@ -477,6 +454,7 @@
         <w:rPr>
           <w:rFonts w:ascii="Times New Roman" w:hAnsi="Times New Roman" w:cs="Times New Roman"/>
           <w:i/>
+          <w:color w:val="000000" w:themeColor="text1"/>
           <w:w w:val="105"/>
           <w:sz w:val="20"/>
         </w:rPr>
@@ -486,6 +464,7 @@
         <w:rPr>
           <w:rFonts w:ascii="Times New Roman" w:hAnsi="Times New Roman" w:cs="Times New Roman"/>
           <w:i/>
+          <w:color w:val="000000" w:themeColor="text1"/>
           <w:w w:val="105"/>
           <w:sz w:val="20"/>
         </w:rPr>
@@ -496,6 +475,7 @@
         <w:rPr>
           <w:rFonts w:ascii="Times New Roman" w:hAnsi="Times New Roman" w:cs="Times New Roman"/>
           <w:i/>
+          <w:color w:val="000000" w:themeColor="text1"/>
           <w:w w:val="105"/>
           <w:sz w:val="20"/>
         </w:rPr>
@@ -505,6 +485,7 @@
         <w:rPr>
           <w:rFonts w:ascii="Times New Roman" w:hAnsi="Times New Roman" w:cs="Times New Roman"/>
           <w:i/>
+          <w:color w:val="000000" w:themeColor="text1"/>
           <w:w w:val="105"/>
           <w:sz w:val="20"/>
         </w:rPr>
@@ -514,6 +495,7 @@
         <w:rPr>
           <w:rFonts w:ascii="Times New Roman" w:hAnsi="Times New Roman" w:cs="Times New Roman"/>
           <w:i/>
+          <w:color w:val="000000" w:themeColor="text1"/>
           <w:sz w:val="20"/>
         </w:rPr>
         <w:tab/>
@@ -522,6 +504,7 @@
         <w:rPr>
           <w:rFonts w:ascii="Times New Roman" w:hAnsi="Times New Roman" w:cs="Times New Roman"/>
           <w:i/>
+          <w:color w:val="000000" w:themeColor="text1"/>
           <w:sz w:val="20"/>
         </w:rPr>
         <w:t xml:space="preserve"> </w:t>
@@ -530,6 +513,7 @@
         <w:rPr>
           <w:rFonts w:ascii="Times New Roman" w:hAnsi="Times New Roman" w:cs="Times New Roman"/>
           <w:i/>
+          <w:color w:val="000000" w:themeColor="text1"/>
           <w:sz w:val="20"/>
         </w:rPr>
         <w:t xml:space="preserve">Aug. </w:t>
@@ -538,6 +522,7 @@
         <w:rPr>
           <w:rFonts w:ascii="Times New Roman" w:hAnsi="Times New Roman" w:cs="Times New Roman"/>
           <w:i/>
+          <w:color w:val="000000" w:themeColor="text1"/>
           <w:w w:val="105"/>
           <w:sz w:val="20"/>
         </w:rPr>
@@ -547,6 +532,7 @@
         <w:rPr>
           <w:rFonts w:ascii="Times New Roman" w:hAnsi="Times New Roman" w:cs="Times New Roman"/>
           <w:i/>
+          <w:color w:val="000000" w:themeColor="text1"/>
           <w:w w:val="105"/>
           <w:sz w:val="20"/>
         </w:rPr>
@@ -556,6 +542,7 @@
         <w:rPr>
           <w:rFonts w:ascii="Times New Roman" w:hAnsi="Times New Roman" w:cs="Times New Roman"/>
           <w:i/>
+          <w:color w:val="000000" w:themeColor="text1"/>
           <w:w w:val="105"/>
           <w:sz w:val="20"/>
         </w:rPr>
@@ -565,6 +552,7 @@
         <w:rPr>
           <w:rFonts w:ascii="Times New Roman" w:hAnsi="Times New Roman" w:cs="Times New Roman"/>
           <w:i/>
+          <w:color w:val="000000" w:themeColor="text1"/>
           <w:w w:val="105"/>
           <w:sz w:val="20"/>
         </w:rPr>
@@ -581,6 +569,7 @@
         <w:rPr>
           <w:rFonts w:ascii="Times New Roman" w:hAnsi="Times New Roman" w:cs="Times New Roman"/>
           <w:i/>
+          <w:color w:val="000000" w:themeColor="text1"/>
           <w:w w:val="105"/>
           <w:sz w:val="20"/>
         </w:rPr>
@@ -589,6 +578,7 @@
         <w:rPr>
           <w:rFonts w:ascii="Times New Roman" w:hAnsi="Times New Roman" w:cs="Times New Roman"/>
           <w:i/>
+          <w:color w:val="000000" w:themeColor="text1"/>
           <w:w w:val="105"/>
           <w:sz w:val="20"/>
         </w:rPr>
@@ -598,6 +588,7 @@
         <w:rPr>
           <w:rFonts w:ascii="Times New Roman" w:hAnsi="Times New Roman" w:cs="Times New Roman"/>
           <w:i/>
+          <w:color w:val="000000" w:themeColor="text1"/>
           <w:w w:val="105"/>
           <w:sz w:val="20"/>
         </w:rPr>
@@ -607,6 +598,7 @@
         <w:rPr>
           <w:rFonts w:ascii="Times New Roman" w:hAnsi="Times New Roman" w:cs="Times New Roman"/>
           <w:i/>
+          <w:color w:val="000000" w:themeColor="text1"/>
           <w:w w:val="105"/>
           <w:sz w:val="20"/>
         </w:rPr>
@@ -616,71 +608,808 @@
     <w:p>
       <w:pPr>
         <w:pStyle w:val="Heading2"/>
-        <w:spacing w:before="243"/>
+        <w:rPr>
+          <w:rFonts w:ascii="Times New Roman" w:hAnsi="Times New Roman" w:cs="Times New Roman"/>
+          <w:b/>
+          <w:bCs/>
+          <w:color w:val="000000" w:themeColor="text1"/>
+        </w:rPr>
+      </w:pPr>
+      <w:r>
+        <w:rPr>
+          <w:rFonts w:ascii="Times New Roman" w:hAnsi="Times New Roman" w:cs="Times New Roman"/>
+          <w:b/>
+          <w:bCs/>
+          <w:noProof/>
+          <w:color w:val="000000" w:themeColor="text1"/>
+        </w:rPr>
+        <mc:AlternateContent>
+          <mc:Choice Requires="wps">
+            <w:drawing>
+              <wp:anchor distT="0" distB="0" distL="0" distR="0" simplePos="0" relativeHeight="251659264" behindDoc="0" locked="0" layoutInCell="1" allowOverlap="1" wp14:anchorId="4F429522" wp14:editId="4860282C">
+                <wp:simplePos x="0" y="0"/>
+                <wp:positionH relativeFrom="page">
+                  <wp:posOffset>457200</wp:posOffset>
+                </wp:positionH>
+                <wp:positionV relativeFrom="paragraph">
+                  <wp:posOffset>325322</wp:posOffset>
+                </wp:positionV>
+                <wp:extent cx="6858000" cy="1270"/>
+                <wp:effectExtent l="0" t="0" r="0" b="0"/>
+                <wp:wrapNone/>
+                <wp:docPr id="1535927207" name="Graphic 6"/>
+                <wp:cNvGraphicFramePr>
+                  <a:graphicFrameLocks xmlns:a="http://schemas.openxmlformats.org/drawingml/2006/main"/>
+                </wp:cNvGraphicFramePr>
+                <a:graphic xmlns:a="http://schemas.openxmlformats.org/drawingml/2006/main">
+                  <a:graphicData uri="http://schemas.microsoft.com/office/word/2010/wordprocessingShape">
+                    <wps:wsp>
+                      <wps:cNvSpPr>
+                        <a:spLocks/>
+                      </wps:cNvSpPr>
+                      <wps:spPr>
+                        <a:xfrm>
+                          <a:off x="0" y="0"/>
+                          <a:ext cx="6858000" cy="1270"/>
+                        </a:xfrm>
+                        <a:custGeom>
+                          <a:avLst/>
+                          <a:gdLst/>
+                          <a:ahLst/>
+                          <a:cxnLst/>
+                          <a:rect l="l" t="t" r="r" b="b"/>
+                          <a:pathLst>
+                            <a:path w="6858000">
+                              <a:moveTo>
+                                <a:pt x="0" y="0"/>
+                              </a:moveTo>
+                              <a:lnTo>
+                                <a:pt x="6858000" y="0"/>
+                              </a:lnTo>
+                            </a:path>
+                          </a:pathLst>
+                        </a:custGeom>
+                        <a:ln w="5054">
+                          <a:solidFill>
+                            <a:srgbClr val="000000"/>
+                          </a:solidFill>
+                          <a:prstDash val="solid"/>
+                        </a:ln>
+                      </wps:spPr>
+                      <wps:bodyPr wrap="square" lIns="0" tIns="0" rIns="0" bIns="0" rtlCol="0">
+                        <a:prstTxWarp prst="textNoShape">
+                          <a:avLst/>
+                        </a:prstTxWarp>
+                        <a:noAutofit/>
+                      </wps:bodyPr>
+                    </wps:wsp>
+                  </a:graphicData>
+                </a:graphic>
+              </wp:anchor>
+            </w:drawing>
+          </mc:Choice>
+          <mc:Fallback>
+            <w:pict>
+              <v:shape w14:anchorId="021D992E" id="Graphic 6" o:spid="_x0000_s1026" style="position:absolute;margin-left:36pt;margin-top:25.6pt;width:540pt;height:.1pt;z-index:251659264;visibility:visible;mso-wrap-style:square;mso-wrap-distance-left:0;mso-wrap-distance-top:0;mso-wrap-distance-right:0;mso-wrap-distance-bottom:0;mso-position-horizontal:absolute;mso-position-horizontal-relative:page;mso-position-vertical:absolute;mso-position-vertical-relative:text;v-text-anchor:top" coordsize="6858000,1270" o:gfxdata="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" path="m,l6858000,e" filled="f" strokeweight=".14039mm">
+                <v:path arrowok="t"/>
+                <w10:wrap anchorx="page"/>
+              </v:shape>
+            </w:pict>
+          </mc:Fallback>
+        </mc:AlternateContent>
+      </w:r>
+      <w:r>
+        <w:rPr>
+          <w:rFonts w:ascii="Times New Roman" w:hAnsi="Times New Roman" w:cs="Times New Roman"/>
+          <w:b/>
+          <w:bCs/>
+          <w:color w:val="000000" w:themeColor="text1"/>
+          <w:spacing w:val="-2"/>
+          <w:w w:val="140"/>
+        </w:rPr>
+        <w:t>P</w:t>
+      </w:r>
+      <w:r>
         <w:rPr>
           <w:rFonts w:ascii="Times New Roman" w:hAnsi="Times New Roman" w:cs="Times New Roman"/>
           <w:b/>
           <w:bCs/>
           <w:smallCaps/>
-        </w:rPr>
-      </w:pPr>
-      <w:r>
-        <w:rPr>
-          <w:rFonts w:ascii="Times New Roman" w:hAnsi="Times New Roman" w:cs="Times New Roman"/>
-          <w:b/>
+          <w:color w:val="000000" w:themeColor="text1"/>
+          <w:spacing w:val="-2"/>
+          <w:w w:val="140"/>
+        </w:rPr>
+        <w:t>rojects</w:t>
+      </w:r>
+    </w:p>
+    <w:p>
+      <w:pPr>
+        <w:tabs>
+          <w:tab w:val="left" w:pos="9639"/>
+        </w:tabs>
+        <w:spacing w:before="124"/>
+        <w:ind w:left="215"/>
+        <w:rPr>
+          <w:rFonts w:ascii="Times New Roman" w:hAnsi="Times New Roman" w:cs="Times New Roman"/>
+          <w:i/>
+          <w:iCs/>
+          <w:color w:val="000000" w:themeColor="text1"/>
+          <w:spacing w:val="-2"/>
+          <w:w w:val="110"/>
+        </w:rPr>
+      </w:pPr>
+      <w:r>
+        <w:rPr>
+          <w:rFonts w:ascii="Times New Roman" w:hAnsi="Times New Roman" w:cs="Times New Roman"/>
+          <w:b/>
+          <w:color w:val="000000" w:themeColor="text1"/>
+          <w:w w:val="110"/>
+          <w:szCs w:val="24"/>
+        </w:rPr>
+        <w:t>Disease Detector</w:t>
+      </w:r>
+      <w:r>
+        <w:rPr>
+          <w:rFonts w:ascii="Times New Roman" w:hAnsi="Times New Roman" w:cs="Times New Roman"/>
+          <w:b/>
+          <w:color w:val="000000" w:themeColor="text1"/>
+          <w:spacing w:val="32"/>
+          <w:w w:val="110"/>
+          <w:szCs w:val="24"/>
+        </w:rPr>
+        <w:t xml:space="preserve"> </w:t>
+      </w:r>
+      <w:r>
+        <w:rPr>
+          <w:rFonts w:ascii="Times New Roman" w:hAnsi="Times New Roman" w:cs="Times New Roman"/>
+          <w:i/>
+          <w:color w:val="000000" w:themeColor="text1"/>
+          <w:w w:val="110"/>
+          <w:sz w:val="20"/>
+        </w:rPr>
+        <w:t>|</w:t>
+      </w:r>
+      <w:r>
+        <w:rPr>
+          <w:rFonts w:ascii="Times New Roman" w:hAnsi="Times New Roman" w:cs="Times New Roman"/>
+          <w:i/>
+          <w:color w:val="000000" w:themeColor="text1"/>
+          <w:spacing w:val="27"/>
+          <w:w w:val="110"/>
+          <w:sz w:val="20"/>
+        </w:rPr>
+        <w:t xml:space="preserve"> </w:t>
+      </w:r>
+      <w:r>
+        <w:rPr>
+          <w:rFonts w:ascii="Times New Roman" w:hAnsi="Times New Roman" w:cs="Times New Roman"/>
+          <w:i/>
+          <w:color w:val="000000" w:themeColor="text1"/>
+          <w:w w:val="110"/>
+          <w:sz w:val="20"/>
+        </w:rPr>
+        <w:t>Python, Flask, Scikit-learn</w:t>
+      </w:r>
+      <w:r>
+        <w:rPr>
+          <w:rFonts w:ascii="Times New Roman" w:hAnsi="Times New Roman" w:cs="Times New Roman"/>
+          <w:i/>
+          <w:color w:val="000000" w:themeColor="text1"/>
+          <w:sz w:val="20"/>
+        </w:rPr>
+        <w:tab/>
+      </w:r>
+      <w:r>
+        <w:rPr>
+          <w:rFonts w:ascii="Times New Roman" w:hAnsi="Times New Roman" w:cs="Times New Roman"/>
+          <w:i/>
+          <w:iCs/>
+          <w:color w:val="000000" w:themeColor="text1"/>
+          <w:w w:val="110"/>
+        </w:rPr>
+        <w:t>Sept.</w:t>
+      </w:r>
+      <w:r>
+        <w:rPr>
+          <w:rFonts w:ascii="Times New Roman" w:hAnsi="Times New Roman" w:cs="Times New Roman"/>
+          <w:i/>
+          <w:iCs/>
+          <w:color w:val="000000" w:themeColor="text1"/>
+          <w:spacing w:val="-7"/>
+          <w:w w:val="110"/>
+        </w:rPr>
+        <w:t xml:space="preserve"> </w:t>
+      </w:r>
+      <w:r>
+        <w:rPr>
+          <w:rFonts w:ascii="Times New Roman" w:hAnsi="Times New Roman" w:cs="Times New Roman"/>
+          <w:i/>
+          <w:iCs/>
+          <w:color w:val="000000" w:themeColor="text1"/>
+          <w:w w:val="110"/>
+        </w:rPr>
+        <w:t>2026</w:t>
+      </w:r>
+    </w:p>
+    <w:p>
+      <w:pPr>
+        <w:tabs>
+          <w:tab w:val="left" w:pos="8762"/>
+        </w:tabs>
+        <w:ind w:left="215"/>
+        <w:rPr>
+          <w:rFonts w:ascii="Times New Roman" w:hAnsi="Times New Roman" w:cs="Times New Roman"/>
+          <w:iCs/>
+          <w:color w:val="000000" w:themeColor="text1"/>
+        </w:rPr>
+      </w:pPr>
+      <w:hyperlink r:id="rId9" w:history="1">
+        <w:r>
+          <w:rPr>
+            <w:rStyle w:val="Hyperlink"/>
+            <w:rFonts w:ascii="Times New Roman" w:hAnsi="Times New Roman" w:cs="Times New Roman"/>
+            <w:iCs/>
+            <w:color w:val="000000" w:themeColor="text1"/>
+            <w:sz w:val="20"/>
+          </w:rPr>
+          <w:t>Live App</w:t>
+        </w:r>
+      </w:hyperlink>
+      <w:r>
+        <w:rPr>
+          <w:rFonts w:ascii="Times New Roman" w:hAnsi="Times New Roman" w:cs="Times New Roman"/>
+          <w:iCs/>
+          <w:color w:val="000000" w:themeColor="text1"/>
+          <w:sz w:val="20"/>
+        </w:rPr>
+        <w:t xml:space="preserve"> | </w:t>
+      </w:r>
+      <w:hyperlink r:id="rId10" w:history="1">
+        <w:proofErr w:type="spellStart"/>
+        <w:r>
+          <w:rPr>
+            <w:rStyle w:val="Hyperlink"/>
+            <w:rFonts w:ascii="Times New Roman" w:hAnsi="Times New Roman" w:cs="Times New Roman"/>
+            <w:iCs/>
+            <w:color w:val="000000" w:themeColor="text1"/>
+            <w:sz w:val="20"/>
+          </w:rPr>
+          <w:t>Github</w:t>
+        </w:r>
+        <w:proofErr w:type="spellEnd"/>
+        <w:r>
+          <w:rPr>
+            <w:rStyle w:val="Hyperlink"/>
+            <w:rFonts w:ascii="Times New Roman" w:hAnsi="Times New Roman" w:cs="Times New Roman"/>
+            <w:iCs/>
+            <w:color w:val="000000" w:themeColor="text1"/>
+            <w:sz w:val="20"/>
+          </w:rPr>
+          <w:t>-Disease-Detector</w:t>
+        </w:r>
+      </w:hyperlink>
+    </w:p>
+    <w:p>
+      <w:pPr>
+        <w:pStyle w:val="ListParagraph"/>
+        <w:numPr>
+          <w:ilvl w:val="0"/>
+          <w:numId w:val="1"/>
+        </w:numPr>
+        <w:tabs>
+          <w:tab w:val="left" w:pos="695"/>
+        </w:tabs>
+        <w:spacing w:before="29"/>
+        <w:ind w:left="695" w:hanging="185"/>
+        <w:rPr>
+          <w:rFonts w:ascii="Times New Roman" w:hAnsi="Times New Roman" w:cs="Times New Roman"/>
+          <w:i/>
+          <w:color w:val="000000" w:themeColor="text1"/>
+          <w:position w:val="3"/>
+          <w:sz w:val="12"/>
+        </w:rPr>
+      </w:pPr>
+      <w:r>
+        <w:rPr>
+          <w:rFonts w:ascii="Times New Roman" w:hAnsi="Times New Roman" w:cs="Times New Roman"/>
+          <w:color w:val="000000" w:themeColor="text1"/>
+          <w:w w:val="110"/>
+          <w:sz w:val="20"/>
+        </w:rPr>
+        <w:t>Built an end-to-end ML web app predicting diseases from user-reported symptoms across 41 disease classes, comparing 4 classification algorithms via F1-macro and 5-fold stratified cross-validation, and selecting Random Forest as the production model.</w:t>
+      </w:r>
+    </w:p>
+    <w:p>
+      <w:pPr>
+        <w:pStyle w:val="ListParagraph"/>
+        <w:numPr>
+          <w:ilvl w:val="0"/>
+          <w:numId w:val="1"/>
+        </w:numPr>
+        <w:tabs>
+          <w:tab w:val="left" w:pos="695"/>
+        </w:tabs>
+        <w:ind w:left="695" w:hanging="185"/>
+        <w:rPr>
+          <w:rFonts w:ascii="Times New Roman" w:hAnsi="Times New Roman" w:cs="Times New Roman"/>
+          <w:i/>
+          <w:color w:val="000000" w:themeColor="text1"/>
+          <w:position w:val="2"/>
+          <w:sz w:val="12"/>
+        </w:rPr>
+      </w:pPr>
+      <w:r>
+        <w:rPr>
+          <w:rFonts w:ascii="Times New Roman" w:hAnsi="Times New Roman" w:cs="Times New Roman"/>
+          <w:color w:val="000000" w:themeColor="text1"/>
+          <w:w w:val="105"/>
+          <w:sz w:val="20"/>
+        </w:rPr>
+        <w:t>Deployed a live production system on PythonAnywhere with confidence-based safeguards to flag unreliable predictions from ambiguous symptom combinations.</w:t>
+      </w:r>
+    </w:p>
+    <w:p>
+      <w:pPr>
+        <w:tabs>
+          <w:tab w:val="left" w:pos="9639"/>
+        </w:tabs>
+        <w:spacing w:before="137"/>
+        <w:ind w:left="215"/>
+        <w:rPr>
+          <w:rFonts w:ascii="Times New Roman" w:hAnsi="Times New Roman" w:cs="Times New Roman"/>
+          <w:i/>
+          <w:iCs/>
+          <w:color w:val="000000" w:themeColor="text1"/>
+          <w:spacing w:val="-2"/>
+          <w:w w:val="110"/>
+        </w:rPr>
+      </w:pPr>
+      <w:r>
+        <w:rPr>
+          <w:rFonts w:ascii="Times New Roman" w:hAnsi="Times New Roman" w:cs="Times New Roman"/>
+          <w:b/>
+          <w:color w:val="000000" w:themeColor="text1"/>
+          <w:w w:val="110"/>
+          <w:szCs w:val="24"/>
+        </w:rPr>
+        <w:t xml:space="preserve">ACON POS </w:t>
+      </w:r>
+      <w:r>
+        <w:rPr>
+          <w:rFonts w:ascii="Times New Roman" w:hAnsi="Times New Roman" w:cs="Times New Roman"/>
+          <w:b/>
+          <w:color w:val="000000" w:themeColor="text1"/>
+          <w:w w:val="110"/>
+          <w:sz w:val="20"/>
+        </w:rPr>
+        <w:t xml:space="preserve">| </w:t>
+      </w:r>
+      <w:r>
+        <w:rPr>
+          <w:rFonts w:ascii="Times New Roman" w:hAnsi="Times New Roman" w:cs="Times New Roman"/>
           <w:bCs/>
-          <w:w w:val="135"/>
-        </w:rPr>
-        <w:t>R</w:t>
-      </w:r>
-      <w:r>
+          <w:i/>
+          <w:iCs/>
+          <w:color w:val="000000" w:themeColor="text1"/>
+          <w:w w:val="110"/>
+          <w:sz w:val="20"/>
+        </w:rPr>
+        <w:t xml:space="preserve">HTML, CSS, JavaScript, </w:t>
+      </w:r>
+      <w:proofErr w:type="spellStart"/>
+      <w:r>
+        <w:rPr>
+          <w:rFonts w:ascii="Times New Roman" w:hAnsi="Times New Roman" w:cs="Times New Roman"/>
+          <w:bCs/>
+          <w:i/>
+          <w:iCs/>
+          <w:color w:val="000000" w:themeColor="text1"/>
+          <w:w w:val="110"/>
+          <w:sz w:val="20"/>
+        </w:rPr>
+        <w:t>Supabase</w:t>
+      </w:r>
+      <w:proofErr w:type="spellEnd"/>
+      <w:r>
+        <w:rPr>
+          <w:rFonts w:ascii="Times New Roman" w:hAnsi="Times New Roman" w:cs="Times New Roman"/>
+          <w:bCs/>
+          <w:i/>
+          <w:iCs/>
+          <w:color w:val="000000" w:themeColor="text1"/>
+          <w:w w:val="110"/>
+          <w:sz w:val="20"/>
+        </w:rPr>
+        <w:t xml:space="preserve">, </w:t>
+      </w:r>
+      <w:proofErr w:type="spellStart"/>
+      <w:r>
+        <w:rPr>
+          <w:rFonts w:ascii="Times New Roman" w:hAnsi="Times New Roman" w:cs="Times New Roman"/>
+          <w:bCs/>
+          <w:i/>
+          <w:iCs/>
+          <w:color w:val="000000" w:themeColor="text1"/>
+          <w:w w:val="110"/>
+          <w:sz w:val="20"/>
+        </w:rPr>
+        <w:t>Vercel</w:t>
+      </w:r>
+      <w:proofErr w:type="spellEnd"/>
+      <w:r>
+        <w:rPr>
+          <w:rFonts w:ascii="Times New Roman" w:hAnsi="Times New Roman" w:cs="Times New Roman"/>
+          <w:i/>
+          <w:color w:val="000000" w:themeColor="text1"/>
+          <w:sz w:val="20"/>
+        </w:rPr>
+        <w:tab/>
+      </w:r>
+      <w:r>
+        <w:rPr>
+          <w:rFonts w:ascii="Times New Roman" w:hAnsi="Times New Roman" w:cs="Times New Roman"/>
+          <w:i/>
+          <w:iCs/>
+          <w:color w:val="000000" w:themeColor="text1"/>
+          <w:spacing w:val="-2"/>
+          <w:w w:val="110"/>
+        </w:rPr>
+        <w:t>Aug. 2026</w:t>
+      </w:r>
+    </w:p>
+    <w:p>
+      <w:pPr>
+        <w:tabs>
+          <w:tab w:val="left" w:pos="9639"/>
+        </w:tabs>
+        <w:ind w:left="215"/>
+        <w:rPr>
+          <w:rFonts w:ascii="Times New Roman" w:hAnsi="Times New Roman" w:cs="Times New Roman"/>
+          <w:color w:val="000000" w:themeColor="text1"/>
+          <w:sz w:val="20"/>
+          <w:szCs w:val="20"/>
+        </w:rPr>
+      </w:pPr>
+      <w:hyperlink r:id="rId11" w:history="1">
+        <w:r>
+          <w:rPr>
+            <w:rStyle w:val="Hyperlink"/>
+            <w:rFonts w:ascii="Times New Roman" w:hAnsi="Times New Roman" w:cs="Times New Roman"/>
+            <w:color w:val="000000" w:themeColor="text1"/>
+            <w:sz w:val="20"/>
+            <w:szCs w:val="20"/>
+          </w:rPr>
+          <w:t>Live App</w:t>
+        </w:r>
+      </w:hyperlink>
+      <w:r>
+        <w:rPr>
+          <w:rFonts w:ascii="Times New Roman" w:hAnsi="Times New Roman" w:cs="Times New Roman"/>
+          <w:color w:val="000000" w:themeColor="text1"/>
+          <w:sz w:val="20"/>
+          <w:szCs w:val="20"/>
+        </w:rPr>
+        <w:t xml:space="preserve"> | </w:t>
+      </w:r>
+      <w:hyperlink r:id="rId12" w:history="1">
+        <w:proofErr w:type="spellStart"/>
+        <w:r>
+          <w:rPr>
+            <w:rStyle w:val="Hyperlink"/>
+            <w:rFonts w:ascii="Times New Roman" w:hAnsi="Times New Roman" w:cs="Times New Roman"/>
+            <w:color w:val="000000" w:themeColor="text1"/>
+            <w:sz w:val="20"/>
+            <w:szCs w:val="20"/>
+          </w:rPr>
+          <w:t>Github</w:t>
+        </w:r>
+        <w:proofErr w:type="spellEnd"/>
+        <w:r>
+          <w:rPr>
+            <w:rStyle w:val="Hyperlink"/>
+            <w:rFonts w:ascii="Times New Roman" w:hAnsi="Times New Roman" w:cs="Times New Roman"/>
+            <w:color w:val="000000" w:themeColor="text1"/>
+            <w:sz w:val="20"/>
+            <w:szCs w:val="20"/>
+          </w:rPr>
+          <w:t>-ACON-POS</w:t>
+        </w:r>
+      </w:hyperlink>
+    </w:p>
+    <w:p>
+      <w:pPr>
+        <w:pStyle w:val="ListParagraph"/>
+        <w:numPr>
+          <w:ilvl w:val="0"/>
+          <w:numId w:val="1"/>
+        </w:numPr>
+        <w:tabs>
+          <w:tab w:val="left" w:pos="695"/>
+        </w:tabs>
+        <w:spacing w:before="30"/>
+        <w:ind w:left="695" w:hanging="185"/>
+        <w:rPr>
+          <w:rFonts w:ascii="Times New Roman" w:hAnsi="Times New Roman" w:cs="Times New Roman"/>
+          <w:i/>
+          <w:color w:val="000000" w:themeColor="text1"/>
+          <w:position w:val="3"/>
+          <w:sz w:val="12"/>
+        </w:rPr>
+      </w:pPr>
+      <w:r>
+        <w:rPr>
+          <w:rFonts w:ascii="Times New Roman" w:hAnsi="Times New Roman" w:cs="Times New Roman"/>
+          <w:color w:val="000000" w:themeColor="text1"/>
+          <w:sz w:val="20"/>
+        </w:rPr>
+        <w:t>Designed and developed a full-featured Point of Sale system for retail stores, covering inventory management with tiered supplier discounts, checkout, debt tracking, returns, and financial reporting.</w:t>
+      </w:r>
+    </w:p>
+    <w:p>
+      <w:pPr>
+        <w:pStyle w:val="ListParagraph"/>
+        <w:numPr>
+          <w:ilvl w:val="0"/>
+          <w:numId w:val="1"/>
+        </w:numPr>
+        <w:tabs>
+          <w:tab w:val="left" w:pos="695"/>
+        </w:tabs>
+        <w:ind w:left="695" w:hanging="185"/>
+        <w:rPr>
+          <w:rFonts w:ascii="Times New Roman" w:hAnsi="Times New Roman" w:cs="Times New Roman"/>
+          <w:i/>
+          <w:color w:val="000000" w:themeColor="text1"/>
+          <w:position w:val="2"/>
+          <w:sz w:val="12"/>
+        </w:rPr>
+      </w:pPr>
+      <w:r>
+        <w:rPr>
+          <w:rFonts w:ascii="Times New Roman" w:hAnsi="Times New Roman" w:cs="Times New Roman"/>
+          <w:color w:val="000000" w:themeColor="text1"/>
+          <w:sz w:val="20"/>
+        </w:rPr>
+        <w:t>Built a PostgreSQL (</w:t>
+      </w:r>
+      <w:proofErr w:type="spellStart"/>
+      <w:r>
+        <w:rPr>
+          <w:rFonts w:ascii="Times New Roman" w:hAnsi="Times New Roman" w:cs="Times New Roman"/>
+          <w:color w:val="000000" w:themeColor="text1"/>
+          <w:sz w:val="20"/>
+        </w:rPr>
+        <w:t>Supabase</w:t>
+      </w:r>
+      <w:proofErr w:type="spellEnd"/>
+      <w:r>
+        <w:rPr>
+          <w:rFonts w:ascii="Times New Roman" w:hAnsi="Times New Roman" w:cs="Times New Roman"/>
+          <w:color w:val="000000" w:themeColor="text1"/>
+          <w:sz w:val="20"/>
+        </w:rPr>
+        <w:t>) backend with an atomic RPC transaction function and Row Level Security policies to prevent stock/data inconsistency during checkout.</w:t>
+      </w:r>
+    </w:p>
+    <w:p>
+      <w:pPr>
+        <w:tabs>
+          <w:tab w:val="left" w:pos="9639"/>
+        </w:tabs>
+        <w:spacing w:before="137"/>
+        <w:ind w:left="215"/>
+        <w:rPr>
+          <w:rFonts w:ascii="Times New Roman" w:hAnsi="Times New Roman" w:cs="Times New Roman"/>
+          <w:i/>
+          <w:iCs/>
+          <w:color w:val="000000" w:themeColor="text1"/>
+          <w:spacing w:val="-2"/>
+          <w:w w:val="110"/>
+        </w:rPr>
+      </w:pPr>
+      <w:r>
+        <w:rPr>
+          <w:rFonts w:ascii="Times New Roman" w:hAnsi="Times New Roman" w:cs="Times New Roman"/>
+          <w:b/>
+          <w:color w:val="000000" w:themeColor="text1"/>
+          <w:w w:val="110"/>
+          <w:szCs w:val="24"/>
+        </w:rPr>
+        <w:t>Big Data E-Commerce Analytics</w:t>
+      </w:r>
+      <w:r>
+        <w:rPr>
+          <w:rFonts w:ascii="Times New Roman" w:hAnsi="Times New Roman" w:cs="Times New Roman"/>
+          <w:b/>
+          <w:color w:val="000000" w:themeColor="text1"/>
+          <w:w w:val="110"/>
+          <w:sz w:val="20"/>
+        </w:rPr>
+        <w:t xml:space="preserve"> | </w:t>
+      </w:r>
+      <w:r>
+        <w:rPr>
+          <w:rFonts w:ascii="Times New Roman" w:hAnsi="Times New Roman" w:cs="Times New Roman"/>
+          <w:bCs/>
+          <w:i/>
+          <w:iCs/>
+          <w:color w:val="000000" w:themeColor="text1"/>
+          <w:w w:val="110"/>
+          <w:sz w:val="20"/>
+        </w:rPr>
+        <w:t xml:space="preserve">Python, </w:t>
+      </w:r>
+      <w:proofErr w:type="spellStart"/>
+      <w:r>
+        <w:rPr>
+          <w:rFonts w:ascii="Times New Roman" w:hAnsi="Times New Roman" w:cs="Times New Roman"/>
+          <w:bCs/>
+          <w:i/>
+          <w:iCs/>
+          <w:color w:val="000000" w:themeColor="text1"/>
+          <w:w w:val="110"/>
+          <w:sz w:val="20"/>
+        </w:rPr>
+        <w:t>PySpark</w:t>
+      </w:r>
+      <w:proofErr w:type="spellEnd"/>
+      <w:r>
+        <w:rPr>
+          <w:rFonts w:ascii="Times New Roman" w:hAnsi="Times New Roman" w:cs="Times New Roman"/>
+          <w:bCs/>
+          <w:i/>
+          <w:iCs/>
+          <w:color w:val="000000" w:themeColor="text1"/>
+          <w:w w:val="110"/>
+          <w:sz w:val="20"/>
+        </w:rPr>
+        <w:t>, Apache Spark, Hadoop HDFS, Power BI</w:t>
+      </w:r>
+      <w:r>
+        <w:rPr>
+          <w:rFonts w:ascii="Times New Roman" w:hAnsi="Times New Roman" w:cs="Times New Roman"/>
+          <w:i/>
+          <w:color w:val="000000" w:themeColor="text1"/>
+          <w:sz w:val="20"/>
+        </w:rPr>
+        <w:tab/>
+      </w:r>
+      <w:r>
+        <w:rPr>
+          <w:rFonts w:ascii="Times New Roman" w:hAnsi="Times New Roman" w:cs="Times New Roman"/>
+          <w:i/>
+          <w:iCs/>
+          <w:color w:val="000000" w:themeColor="text1"/>
+          <w:spacing w:val="-2"/>
+          <w:w w:val="110"/>
+        </w:rPr>
+        <w:t>Jun. 2026</w:t>
+      </w:r>
+    </w:p>
+    <w:p>
+      <w:pPr>
+        <w:tabs>
+          <w:tab w:val="left" w:pos="9639"/>
+        </w:tabs>
+        <w:ind w:left="215"/>
+        <w:rPr>
+          <w:rFonts w:ascii="Times New Roman" w:hAnsi="Times New Roman" w:cs="Times New Roman"/>
+          <w:color w:val="000000" w:themeColor="text1"/>
+          <w:sz w:val="20"/>
+          <w:szCs w:val="20"/>
+        </w:rPr>
+      </w:pPr>
+      <w:hyperlink r:id="rId13" w:history="1">
+        <w:proofErr w:type="spellStart"/>
+        <w:r>
+          <w:rPr>
+            <w:rStyle w:val="Hyperlink"/>
+            <w:rFonts w:ascii="Times New Roman" w:hAnsi="Times New Roman" w:cs="Times New Roman"/>
+            <w:color w:val="000000" w:themeColor="text1"/>
+            <w:sz w:val="20"/>
+            <w:szCs w:val="20"/>
+          </w:rPr>
+          <w:t>Github</w:t>
+        </w:r>
+        <w:proofErr w:type="spellEnd"/>
+        <w:r>
+          <w:rPr>
+            <w:rStyle w:val="Hyperlink"/>
+            <w:rFonts w:ascii="Times New Roman" w:hAnsi="Times New Roman" w:cs="Times New Roman"/>
+            <w:color w:val="000000" w:themeColor="text1"/>
+            <w:sz w:val="20"/>
+            <w:szCs w:val="20"/>
+          </w:rPr>
+          <w:t>-ProjectBDP</w:t>
+        </w:r>
+      </w:hyperlink>
+    </w:p>
+    <w:p>
+      <w:pPr>
+        <w:pStyle w:val="ListParagraph"/>
+        <w:numPr>
+          <w:ilvl w:val="0"/>
+          <w:numId w:val="1"/>
+        </w:numPr>
+        <w:tabs>
+          <w:tab w:val="left" w:pos="695"/>
+        </w:tabs>
+        <w:spacing w:before="30"/>
+        <w:ind w:left="695" w:hanging="185"/>
+        <w:rPr>
+          <w:rFonts w:ascii="Times New Roman" w:hAnsi="Times New Roman" w:cs="Times New Roman"/>
+          <w:i/>
+          <w:color w:val="000000" w:themeColor="text1"/>
+          <w:position w:val="3"/>
+          <w:sz w:val="12"/>
+        </w:rPr>
+      </w:pPr>
+      <w:r>
+        <w:rPr>
+          <w:rFonts w:ascii="Times New Roman" w:hAnsi="Times New Roman" w:cs="Times New Roman"/>
+          <w:color w:val="000000" w:themeColor="text1"/>
+          <w:sz w:val="20"/>
+        </w:rPr>
+        <w:t xml:space="preserve">Built a big data pipeline (Hadoop, </w:t>
+      </w:r>
+      <w:proofErr w:type="spellStart"/>
+      <w:r>
+        <w:rPr>
+          <w:rFonts w:ascii="Times New Roman" w:hAnsi="Times New Roman" w:cs="Times New Roman"/>
+          <w:color w:val="000000" w:themeColor="text1"/>
+          <w:sz w:val="20"/>
+        </w:rPr>
+        <w:t>PySpark</w:t>
+      </w:r>
+      <w:proofErr w:type="spellEnd"/>
+      <w:r>
+        <w:rPr>
+          <w:rFonts w:ascii="Times New Roman" w:hAnsi="Times New Roman" w:cs="Times New Roman"/>
+          <w:color w:val="000000" w:themeColor="text1"/>
+          <w:sz w:val="20"/>
+        </w:rPr>
+        <w:t>) and ML models (</w:t>
+      </w:r>
+      <w:proofErr w:type="spellStart"/>
+      <w:r>
+        <w:rPr>
+          <w:rFonts w:ascii="Times New Roman" w:hAnsi="Times New Roman" w:cs="Times New Roman"/>
+          <w:color w:val="000000" w:themeColor="text1"/>
+          <w:sz w:val="20"/>
+        </w:rPr>
+        <w:t>CatBoost</w:t>
+      </w:r>
+      <w:proofErr w:type="spellEnd"/>
+      <w:r>
+        <w:rPr>
+          <w:rFonts w:ascii="Times New Roman" w:hAnsi="Times New Roman" w:cs="Times New Roman"/>
+          <w:color w:val="000000" w:themeColor="text1"/>
+          <w:sz w:val="20"/>
+        </w:rPr>
+        <w:t>, Random Forest) achieving 81.98% accuracy predicting e-commerce customer satisfaction from 95,000+ transactions, visualized via Power BI.</w:t>
+      </w:r>
+    </w:p>
+    <w:p>
+      <w:pPr>
+        <w:pStyle w:val="Heading2"/>
+        <w:spacing w:before="243"/>
         <w:rPr>
           <w:rFonts w:ascii="Times New Roman" w:hAnsi="Times New Roman" w:cs="Times New Roman"/>
           <w:b/>
           <w:bCs/>
           <w:smallCaps/>
+          <w:color w:val="000000" w:themeColor="text1"/>
+        </w:rPr>
+      </w:pPr>
+      <w:r>
+        <w:rPr>
+          <w:rFonts w:ascii="Times New Roman" w:hAnsi="Times New Roman" w:cs="Times New Roman"/>
+          <w:b/>
+          <w:bCs/>
+          <w:color w:val="000000" w:themeColor="text1"/>
           <w:w w:val="135"/>
         </w:rPr>
-        <w:t>esearch</w:t>
-      </w:r>
-      <w:r>
-        <w:rPr>
-          <w:rFonts w:ascii="Times New Roman" w:hAnsi="Times New Roman" w:cs="Times New Roman"/>
-          <w:b/>
-          <w:bCs/>
-          <w:spacing w:val="10"/>
-          <w:w w:val="135"/>
-        </w:rPr>
-        <w:t xml:space="preserve"> </w:t>
-      </w:r>
-      <w:r>
-        <w:rPr>
-          <w:rFonts w:ascii="Times New Roman" w:hAnsi="Times New Roman" w:cs="Times New Roman"/>
-          <w:b/>
-          <w:bCs/>
-          <w:w w:val="135"/>
-        </w:rPr>
-        <w:t>&amp;</w:t>
-      </w:r>
-      <w:r>
-        <w:rPr>
-          <w:rFonts w:ascii="Times New Roman" w:hAnsi="Times New Roman" w:cs="Times New Roman"/>
-          <w:b/>
-          <w:bCs/>
-          <w:spacing w:val="11"/>
-          <w:w w:val="135"/>
-        </w:rPr>
-        <w:t xml:space="preserve"> </w:t>
-      </w:r>
-      <w:r>
-        <w:rPr>
-          <w:rFonts w:ascii="Times New Roman" w:hAnsi="Times New Roman" w:cs="Times New Roman"/>
-          <w:b/>
-          <w:bCs/>
-          <w:spacing w:val="-2"/>
-          <w:w w:val="135"/>
-        </w:rPr>
-        <w:t>P</w:t>
+        <w:t>R</w:t>
       </w:r>
       <w:r>
         <w:rPr>
@@ -688,10 +1417,21 @@
           <w:b/>
           <w:bCs/>
           <w:smallCaps/>
-          <w:spacing w:val="-2"/>
+          <w:color w:val="000000" w:themeColor="text1"/>
           <w:w w:val="135"/>
         </w:rPr>
-        <w:t>ublication</w:t>
+        <w:t>esearch</w:t>
+      </w:r>
+      <w:r>
+        <w:rPr>
+          <w:rFonts w:ascii="Times New Roman" w:hAnsi="Times New Roman" w:cs="Times New Roman"/>
+          <w:b/>
+          <w:bCs/>
+          <w:smallCaps/>
+          <w:color w:val="000000" w:themeColor="text1"/>
+          <w:w w:val="135"/>
+        </w:rPr>
+        <w:t xml:space="preserve"> Paper</w:t>
       </w:r>
     </w:p>
     <w:p>
@@ -703,12 +1443,14 @@
         <w:ind w:firstLine="216"/>
         <w:rPr>
           <w:rFonts w:ascii="Times New Roman" w:hAnsi="Times New Roman" w:cs="Times New Roman"/>
+          <w:color w:val="000000" w:themeColor="text1"/>
         </w:rPr>
       </w:pPr>
       <w:r>
         <w:rPr>
           <w:rFonts w:ascii="Times New Roman" w:hAnsi="Times New Roman" w:cs="Times New Roman"/>
           <w:noProof/>
+          <w:color w:val="000000" w:themeColor="text1"/>
         </w:rPr>
         <mc:AlternateContent>
           <mc:Choice Requires="wps">
@@ -791,6 +1533,7 @@
           <w:b/>
           <w:bCs/>
           <w:noProof/>
+          <w:color w:val="000000" w:themeColor="text1"/>
         </w:rPr>
         <w:t>Comparative Firewall Effectiveness Against Port Scanning Attacks on Linux Systems</w:t>
       </w:r>
@@ -798,6 +1541,7 @@
         <w:rPr>
           <w:rFonts w:ascii="Times New Roman" w:hAnsi="Times New Roman" w:cs="Times New Roman"/>
           <w:b/>
+          <w:color w:val="000000" w:themeColor="text1"/>
         </w:rPr>
         <w:tab/>
       </w:r>
@@ -813,49 +1557,57 @@
         <w:rPr>
           <w:rFonts w:ascii="Times New Roman" w:hAnsi="Times New Roman" w:cs="Times New Roman"/>
           <w:i/>
-          <w:sz w:val="20"/>
-        </w:rPr>
-      </w:pPr>
-      <w:r>
-        <w:rPr>
-          <w:rFonts w:ascii="Times New Roman" w:hAnsi="Times New Roman" w:cs="Times New Roman"/>
-          <w:i/>
+          <w:color w:val="000000" w:themeColor="text1"/>
+          <w:szCs w:val="24"/>
+        </w:rPr>
+      </w:pPr>
+      <w:r>
+        <w:rPr>
+          <w:rFonts w:ascii="Times New Roman" w:hAnsi="Times New Roman" w:cs="Times New Roman"/>
+          <w:i/>
+          <w:color w:val="000000" w:themeColor="text1"/>
           <w:w w:val="105"/>
           <w:sz w:val="20"/>
         </w:rPr>
-        <w:t>P</w:t>
-      </w:r>
-      <w:r>
-        <w:rPr>
-          <w:rFonts w:ascii="Times New Roman" w:hAnsi="Times New Roman" w:cs="Times New Roman"/>
-          <w:i/>
+        <w:t>Submitted to IEEE</w:t>
+      </w:r>
+      <w:r>
+        <w:rPr>
+          <w:rFonts w:ascii="Times New Roman" w:hAnsi="Times New Roman" w:cs="Times New Roman"/>
+          <w:i/>
+          <w:color w:val="000000" w:themeColor="text1"/>
           <w:w w:val="105"/>
           <w:sz w:val="20"/>
         </w:rPr>
-        <w:t>ublished</w:t>
-      </w:r>
-      <w:r>
-        <w:rPr>
-          <w:rFonts w:ascii="Times New Roman" w:hAnsi="Times New Roman" w:cs="Times New Roman"/>
-          <w:i/>
+        <w:t xml:space="preserve"> </w:t>
+      </w:r>
+      <w:proofErr w:type="gramStart"/>
+      <w:r>
+        <w:rPr>
+          <w:rFonts w:ascii="Times New Roman" w:hAnsi="Times New Roman" w:cs="Times New Roman"/>
+          <w:i/>
+          <w:color w:val="000000" w:themeColor="text1"/>
           <w:w w:val="105"/>
           <w:sz w:val="20"/>
         </w:rPr>
-        <w:t>(Rejected)</w:t>
-      </w:r>
-      <w:r>
-        <w:rPr>
-          <w:rFonts w:ascii="Times New Roman" w:hAnsi="Times New Roman" w:cs="Times New Roman"/>
-          <w:i/>
+        <w:t>Conference(</w:t>
+      </w:r>
+      <w:proofErr w:type="gramEnd"/>
+      <w:r>
+        <w:rPr>
+          <w:rFonts w:ascii="Times New Roman" w:hAnsi="Times New Roman" w:cs="Times New Roman"/>
+          <w:i/>
+          <w:color w:val="000000" w:themeColor="text1"/>
           <w:w w:val="105"/>
           <w:sz w:val="20"/>
         </w:rPr>
-        <w:t>, IEEE</w:t>
-      </w:r>
-      <w:r>
-        <w:rPr>
-          <w:rFonts w:ascii="Times New Roman" w:hAnsi="Times New Roman" w:cs="Times New Roman"/>
-          <w:i/>
+        <w:t>ICORIS 2026)</w:t>
+      </w:r>
+      <w:r>
+        <w:rPr>
+          <w:rFonts w:ascii="Times New Roman" w:hAnsi="Times New Roman" w:cs="Times New Roman"/>
+          <w:i/>
+          <w:color w:val="000000" w:themeColor="text1"/>
           <w:w w:val="105"/>
           <w:sz w:val="20"/>
         </w:rPr>
@@ -865,16 +1617,8 @@
         <w:rPr>
           <w:rFonts w:ascii="Times New Roman" w:hAnsi="Times New Roman" w:cs="Times New Roman"/>
           <w:i/>
-          <w:w w:val="105"/>
-          <w:sz w:val="20"/>
-        </w:rPr>
-        <w:tab/>
-      </w:r>
-      <w:r>
-        <w:rPr>
-          <w:rFonts w:ascii="Times New Roman" w:hAnsi="Times New Roman" w:cs="Times New Roman"/>
-          <w:i/>
-          <w:sz w:val="20"/>
+          <w:color w:val="000000" w:themeColor="text1"/>
+          <w:szCs w:val="24"/>
         </w:rPr>
         <w:t>Sept. 2026</w:t>
       </w:r>
@@ -893,6 +1637,7 @@
         <w:rPr>
           <w:rFonts w:ascii="Times New Roman" w:hAnsi="Times New Roman" w:cs="Times New Roman"/>
           <w:i/>
+          <w:color w:val="000000" w:themeColor="text1"/>
           <w:position w:val="2"/>
           <w:sz w:val="12"/>
         </w:rPr>
@@ -900,18 +1645,11 @@
       <w:r>
         <w:rPr>
           <w:rFonts w:ascii="Times New Roman" w:hAnsi="Times New Roman" w:cs="Times New Roman"/>
-          <w:w w:val="110"/>
-          <w:sz w:val="20"/>
-        </w:rPr>
-        <w:t>Built a controlled experimental pipeline comparing UFW and Port Knocking against Nmap TCP SYN scans on Ubuntu 22.04 LTS, achieving full port concealment (0 open ports detected) with Port Knocking vs. 50% reduction with UFW (p &lt; 0.01, Paired T-test)</w:t>
-      </w:r>
-      <w:r>
-        <w:rPr>
-          <w:rFonts w:ascii="Times New Roman" w:hAnsi="Times New Roman" w:cs="Times New Roman"/>
-          <w:w w:val="110"/>
-          <w:sz w:val="20"/>
-        </w:rPr>
-        <w:t>.</w:t>
+          <w:color w:val="000000" w:themeColor="text1"/>
+          <w:w w:val="110"/>
+          <w:sz w:val="20"/>
+        </w:rPr>
+        <w:t>Built a controlled experimental pipeline comparing UFW and Port Knocking against Nmap TCP SYN scans on Ubuntu 22.04 LTS, achieving full port concealment (0 open ports detected) with Port Knocking vs. 50% reduction with UFW (p &lt; 0.01, Paired T-test).</w:t>
       </w:r>
     </w:p>
     <w:p>
@@ -928,6 +1666,7 @@
         <w:rPr>
           <w:rFonts w:ascii="Times New Roman" w:hAnsi="Times New Roman" w:cs="Times New Roman"/>
           <w:i/>
+          <w:color w:val="000000" w:themeColor="text1"/>
           <w:position w:val="2"/>
           <w:sz w:val="12"/>
         </w:rPr>
@@ -935,6 +1674,7 @@
       <w:r>
         <w:rPr>
           <w:rFonts w:ascii="Times New Roman" w:hAnsi="Times New Roman" w:cs="Times New Roman"/>
+          <w:color w:val="000000" w:themeColor="text1"/>
           <w:w w:val="110"/>
           <w:sz w:val="20"/>
         </w:rPr>
@@ -943,28 +1683,73 @@
       <w:r>
         <w:rPr>
           <w:rFonts w:ascii="Times New Roman" w:hAnsi="Times New Roman" w:cs="Times New Roman"/>
+          <w:color w:val="000000" w:themeColor="text1"/>
           <w:w w:val="110"/>
           <w:sz w:val="20"/>
         </w:rPr>
         <w:t xml:space="preserve">comparative study across five replicates measuring CPU/RAM overhead and packet drop </w:t>
       </w:r>
       <w:proofErr w:type="spellStart"/>
-      <w:r>
-        <w:rPr>
-          <w:rFonts w:ascii="Times New Roman" w:hAnsi="Times New Roman" w:cs="Times New Roman"/>
+      <w:proofErr w:type="gramStart"/>
+      <w:r>
+        <w:rPr>
+          <w:rFonts w:ascii="Times New Roman" w:hAnsi="Times New Roman" w:cs="Times New Roman"/>
+          <w:color w:val="000000" w:themeColor="text1"/>
           <w:w w:val="110"/>
           <w:sz w:val="20"/>
         </w:rPr>
         <w:t>rate,showing</w:t>
       </w:r>
       <w:proofErr w:type="spellEnd"/>
-      <w:r>
-        <w:rPr>
-          <w:rFonts w:ascii="Times New Roman" w:hAnsi="Times New Roman" w:cs="Times New Roman"/>
-          <w:w w:val="110"/>
-          <w:sz w:val="20"/>
-        </w:rPr>
-        <w:t xml:space="preserve"> UFW delivers security gains with minimal performance cost(+6.5% CPU,+2% RAM) while Port Knocking maximizes stealth at higher resource overhead (+20% CPU)</w:t>
+      <w:proofErr w:type="gramEnd"/>
+      <w:r>
+        <w:rPr>
+          <w:rFonts w:ascii="Times New Roman" w:hAnsi="Times New Roman" w:cs="Times New Roman"/>
+          <w:color w:val="000000" w:themeColor="text1"/>
+          <w:w w:val="110"/>
+          <w:sz w:val="20"/>
+        </w:rPr>
+        <w:t xml:space="preserve"> UFW delivers security gains with minimal performance </w:t>
+      </w:r>
+      <w:proofErr w:type="gramStart"/>
+      <w:r>
+        <w:rPr>
+          <w:rFonts w:ascii="Times New Roman" w:hAnsi="Times New Roman" w:cs="Times New Roman"/>
+          <w:color w:val="000000" w:themeColor="text1"/>
+          <w:w w:val="110"/>
+          <w:sz w:val="20"/>
+        </w:rPr>
+        <w:t>cost(</w:t>
+      </w:r>
+      <w:proofErr w:type="gramEnd"/>
+      <w:r>
+        <w:rPr>
+          <w:rFonts w:ascii="Times New Roman" w:hAnsi="Times New Roman" w:cs="Times New Roman"/>
+          <w:color w:val="000000" w:themeColor="text1"/>
+          <w:w w:val="110"/>
+          <w:sz w:val="20"/>
+        </w:rPr>
+        <w:t xml:space="preserve">+6.5% </w:t>
+      </w:r>
+      <w:proofErr w:type="gramStart"/>
+      <w:r>
+        <w:rPr>
+          <w:rFonts w:ascii="Times New Roman" w:hAnsi="Times New Roman" w:cs="Times New Roman"/>
+          <w:color w:val="000000" w:themeColor="text1"/>
+          <w:w w:val="110"/>
+          <w:sz w:val="20"/>
+        </w:rPr>
+        <w:t>CPU,+</w:t>
+      </w:r>
+      <w:proofErr w:type="gramEnd"/>
+      <w:r>
+        <w:rPr>
+          <w:rFonts w:ascii="Times New Roman" w:hAnsi="Times New Roman" w:cs="Times New Roman"/>
+          <w:color w:val="000000" w:themeColor="text1"/>
+          <w:w w:val="110"/>
+          <w:sz w:val="20"/>
+        </w:rPr>
+        <w:t>2% RAM) while Port Knocking maximizes stealth at higher resource overhead (+20% CPU)</w:t>
       </w:r>
     </w:p>
     <w:p>
@@ -975,6 +1760,7 @@
           <w:rFonts w:ascii="Times New Roman" w:hAnsi="Times New Roman" w:cs="Times New Roman"/>
           <w:b/>
           <w:bCs/>
+          <w:color w:val="000000" w:themeColor="text1"/>
         </w:rPr>
       </w:pPr>
       <w:r>
@@ -983,6 +1769,7 @@
           <w:b/>
           <w:bCs/>
           <w:noProof/>
+          <w:color w:val="000000" w:themeColor="text1"/>
         </w:rPr>
         <mc:AlternateContent>
           <mc:Choice Requires="wps">
@@ -1066,6 +1853,7 @@
           <w:rFonts w:ascii="Times New Roman" w:hAnsi="Times New Roman" w:cs="Times New Roman"/>
           <w:b/>
           <w:bCs/>
+          <w:color w:val="000000" w:themeColor="text1"/>
           <w:spacing w:val="-2"/>
           <w:w w:val="140"/>
         </w:rPr>
@@ -1077,6 +1865,7 @@
           <w:b/>
           <w:bCs/>
           <w:smallCaps/>
+          <w:color w:val="000000" w:themeColor="text1"/>
           <w:spacing w:val="-2"/>
           <w:w w:val="140"/>
         </w:rPr>
@@ -1092,12 +1881,16 @@
         <w:ind w:left="216"/>
         <w:rPr>
           <w:rFonts w:ascii="Times New Roman" w:hAnsi="Times New Roman" w:cs="Times New Roman"/>
-        </w:rPr>
-      </w:pPr>
-      <w:r>
-        <w:rPr>
-          <w:rFonts w:ascii="Times New Roman" w:hAnsi="Times New Roman" w:cs="Times New Roman"/>
-          <w:b/>
+          <w:i/>
+          <w:iCs/>
+          <w:color w:val="000000" w:themeColor="text1"/>
+        </w:rPr>
+      </w:pPr>
+      <w:r>
+        <w:rPr>
+          <w:rFonts w:ascii="Times New Roman" w:hAnsi="Times New Roman" w:cs="Times New Roman"/>
+          <w:b/>
+          <w:color w:val="000000" w:themeColor="text1"/>
           <w:w w:val="110"/>
         </w:rPr>
         <w:t xml:space="preserve">VESAK DAY </w:t>
@@ -1106,6 +1899,7 @@
         <w:rPr>
           <w:rFonts w:ascii="Times New Roman" w:hAnsi="Times New Roman" w:cs="Times New Roman"/>
           <w:b/>
+          <w:color w:val="000000" w:themeColor="text1"/>
           <w:w w:val="110"/>
         </w:rPr>
         <w:t>–</w:t>
@@ -1114,6 +1908,7 @@
         <w:rPr>
           <w:rFonts w:ascii="Times New Roman" w:hAnsi="Times New Roman" w:cs="Times New Roman"/>
           <w:b/>
+          <w:color w:val="000000" w:themeColor="text1"/>
           <w:w w:val="110"/>
         </w:rPr>
         <w:t xml:space="preserve"> </w:t>
@@ -1122,6 +1917,7 @@
         <w:rPr>
           <w:rFonts w:ascii="Times New Roman" w:hAnsi="Times New Roman" w:cs="Times New Roman"/>
           <w:b/>
+          <w:color w:val="000000" w:themeColor="text1"/>
           <w:w w:val="110"/>
         </w:rPr>
         <w:t>KMBD</w:t>
@@ -1130,6 +1926,7 @@
         <w:rPr>
           <w:rFonts w:ascii="Times New Roman" w:hAnsi="Times New Roman" w:cs="Times New Roman"/>
           <w:b/>
+          <w:color w:val="000000" w:themeColor="text1"/>
           <w:w w:val="110"/>
         </w:rPr>
         <w:t xml:space="preserve"> </w:t>
@@ -1138,6 +1935,7 @@
         <w:rPr>
           <w:rFonts w:ascii="Times New Roman" w:hAnsi="Times New Roman" w:cs="Times New Roman"/>
           <w:b/>
+          <w:color w:val="000000" w:themeColor="text1"/>
           <w:w w:val="110"/>
         </w:rPr>
         <w:t xml:space="preserve">(Buddhist Student Association) BINUS </w:t>
@@ -1146,6 +1944,7 @@
         <w:rPr>
           <w:rFonts w:ascii="Times New Roman" w:hAnsi="Times New Roman" w:cs="Times New Roman"/>
           <w:b/>
+          <w:color w:val="000000" w:themeColor="text1"/>
         </w:rPr>
         <w:tab/>
       </w:r>
@@ -1153,6 +1952,7 @@
         <w:rPr>
           <w:rFonts w:ascii="Times New Roman" w:hAnsi="Times New Roman" w:cs="Times New Roman"/>
           <w:b/>
+          <w:color w:val="000000" w:themeColor="text1"/>
         </w:rPr>
         <w:tab/>
       </w:r>
@@ -1160,12 +1960,16 @@
         <w:rPr>
           <w:rFonts w:ascii="Times New Roman" w:hAnsi="Times New Roman" w:cs="Times New Roman"/>
           <w:b/>
+          <w:color w:val="000000" w:themeColor="text1"/>
         </w:rPr>
         <w:tab/>
       </w:r>
       <w:r>
         <w:rPr>
           <w:rFonts w:ascii="Times New Roman" w:hAnsi="Times New Roman" w:cs="Times New Roman"/>
+          <w:i/>
+          <w:iCs/>
+          <w:color w:val="000000" w:themeColor="text1"/>
           <w:spacing w:val="-2"/>
           <w:w w:val="105"/>
         </w:rPr>
@@ -1174,6 +1978,9 @@
       <w:r>
         <w:rPr>
           <w:rFonts w:ascii="Times New Roman" w:hAnsi="Times New Roman" w:cs="Times New Roman"/>
+          <w:i/>
+          <w:iCs/>
+          <w:color w:val="000000" w:themeColor="text1"/>
           <w:spacing w:val="-2"/>
           <w:w w:val="105"/>
         </w:rPr>
@@ -1182,6 +1989,9 @@
       <w:r>
         <w:rPr>
           <w:rFonts w:ascii="Times New Roman" w:hAnsi="Times New Roman" w:cs="Times New Roman"/>
+          <w:i/>
+          <w:iCs/>
+          <w:color w:val="000000" w:themeColor="text1"/>
           <w:spacing w:val="-2"/>
           <w:w w:val="105"/>
         </w:rPr>
@@ -1197,12 +2007,14 @@
         <w:ind w:left="216"/>
         <w:rPr>
           <w:rFonts w:ascii="Times New Roman" w:hAnsi="Times New Roman" w:cs="Times New Roman"/>
-        </w:rPr>
-      </w:pPr>
-      <w:r>
-        <w:rPr>
-          <w:rFonts w:ascii="Times New Roman" w:hAnsi="Times New Roman" w:cs="Times New Roman"/>
-          <w:i/>
+          <w:color w:val="000000" w:themeColor="text1"/>
+        </w:rPr>
+      </w:pPr>
+      <w:r>
+        <w:rPr>
+          <w:rFonts w:ascii="Times New Roman" w:hAnsi="Times New Roman" w:cs="Times New Roman"/>
+          <w:i/>
+          <w:color w:val="000000" w:themeColor="text1"/>
           <w:sz w:val="20"/>
         </w:rPr>
         <w:t xml:space="preserve">Volunteer - </w:t>
@@ -1211,6 +2023,7 @@
         <w:rPr>
           <w:rFonts w:ascii="Times New Roman" w:hAnsi="Times New Roman" w:cs="Times New Roman"/>
           <w:i/>
+          <w:color w:val="000000" w:themeColor="text1"/>
           <w:sz w:val="20"/>
         </w:rPr>
         <w:t xml:space="preserve">Event </w:t>
@@ -1219,6 +2032,7 @@
         <w:rPr>
           <w:rFonts w:ascii="Times New Roman" w:hAnsi="Times New Roman" w:cs="Times New Roman"/>
           <w:i/>
+          <w:color w:val="000000" w:themeColor="text1"/>
           <w:sz w:val="20"/>
         </w:rPr>
         <w:t xml:space="preserve">Division                                                                                                    Borobudur Temple, </w:t>
@@ -1228,6 +2042,7 @@
         <w:rPr>
           <w:rFonts w:ascii="Times New Roman" w:hAnsi="Times New Roman" w:cs="Times New Roman"/>
           <w:i/>
+          <w:color w:val="000000" w:themeColor="text1"/>
           <w:sz w:val="20"/>
         </w:rPr>
         <w:t>Magelang</w:t>
@@ -1237,6 +2052,7 @@
         <w:rPr>
           <w:rFonts w:ascii="Times New Roman" w:hAnsi="Times New Roman" w:cs="Times New Roman"/>
           <w:i/>
+          <w:color w:val="000000" w:themeColor="text1"/>
           <w:sz w:val="20"/>
         </w:rPr>
         <w:t>, Indonesia</w:t>
@@ -1256,6 +2072,7 @@
         <w:rPr>
           <w:rFonts w:ascii="Times New Roman" w:hAnsi="Times New Roman" w:cs="Times New Roman"/>
           <w:i/>
+          <w:color w:val="000000" w:themeColor="text1"/>
           <w:position w:val="3"/>
           <w:sz w:val="12"/>
         </w:rPr>
@@ -1263,18 +2080,11 @@
       <w:r>
         <w:rPr>
           <w:rFonts w:ascii="Times New Roman" w:hAnsi="Times New Roman" w:cs="Times New Roman"/>
+          <w:color w:val="000000" w:themeColor="text1"/>
           <w:w w:val="105"/>
           <w:sz w:val="20"/>
         </w:rPr>
-        <w:t>Ass</w:t>
-      </w:r>
-      <w:r>
-        <w:rPr>
-          <w:rFonts w:ascii="Times New Roman" w:hAnsi="Times New Roman" w:cs="Times New Roman"/>
-          <w:w w:val="105"/>
-          <w:sz w:val="20"/>
-        </w:rPr>
-        <w:t>embling, crafting, and installing lanterns to hang from the canopy in a high-traffic area frequented by visitors.</w:t>
+        <w:t>Assembling, crafting, and installing lanterns to hang from the canopy in a high-traffic area frequented by visitors.</w:t>
       </w:r>
     </w:p>
     <w:p>
@@ -1291,6 +2101,7 @@
         <w:rPr>
           <w:rFonts w:ascii="Times New Roman" w:hAnsi="Times New Roman" w:cs="Times New Roman"/>
           <w:iCs/>
+          <w:color w:val="000000" w:themeColor="text1"/>
           <w:position w:val="3"/>
           <w:sz w:val="12"/>
         </w:rPr>
@@ -1299,6 +2110,7 @@
         <w:rPr>
           <w:rFonts w:ascii="Times New Roman" w:hAnsi="Times New Roman" w:cs="Times New Roman"/>
           <w:iCs/>
+          <w:color w:val="000000" w:themeColor="text1"/>
           <w:position w:val="3"/>
           <w:sz w:val="20"/>
           <w:szCs w:val="36"/>
@@ -1315,48 +2127,44 @@
         <w:ind w:left="216"/>
         <w:rPr>
           <w:rFonts w:ascii="Times New Roman" w:hAnsi="Times New Roman" w:cs="Times New Roman"/>
-        </w:rPr>
-      </w:pPr>
-      <w:r>
-        <w:rPr>
-          <w:rFonts w:ascii="Times New Roman" w:hAnsi="Times New Roman" w:cs="Times New Roman"/>
-          <w:b/>
-          <w:w w:val="110"/>
-        </w:rPr>
-        <w:t>HIMTI (Informatics Student Association)</w:t>
-      </w:r>
-      <w:r>
-        <w:rPr>
-          <w:rFonts w:ascii="Times New Roman" w:hAnsi="Times New Roman" w:cs="Times New Roman"/>
-          <w:b/>
-          <w:w w:val="110"/>
-        </w:rPr>
-        <w:t xml:space="preserve"> BINUS</w:t>
-      </w:r>
-      <w:r>
-        <w:rPr>
-          <w:rFonts w:ascii="Times New Roman" w:hAnsi="Times New Roman" w:cs="Times New Roman"/>
-          <w:b/>
+          <w:i/>
+          <w:iCs/>
+          <w:color w:val="000000" w:themeColor="text1"/>
+        </w:rPr>
+      </w:pPr>
+      <w:r>
+        <w:rPr>
+          <w:rFonts w:ascii="Times New Roman" w:hAnsi="Times New Roman" w:cs="Times New Roman"/>
+          <w:b/>
+          <w:color w:val="000000" w:themeColor="text1"/>
+          <w:w w:val="110"/>
+        </w:rPr>
+        <w:t>HIMTI (Informatics Student Association) BINUS</w:t>
+      </w:r>
+      <w:r>
+        <w:rPr>
+          <w:rFonts w:ascii="Times New Roman" w:hAnsi="Times New Roman" w:cs="Times New Roman"/>
+          <w:b/>
+          <w:color w:val="000000" w:themeColor="text1"/>
         </w:rPr>
         <w:tab/>
       </w:r>
       <w:r>
         <w:rPr>
           <w:rFonts w:ascii="Times New Roman" w:hAnsi="Times New Roman" w:cs="Times New Roman"/>
+          <w:i/>
+          <w:iCs/>
+          <w:color w:val="000000" w:themeColor="text1"/>
           <w:w w:val="105"/>
         </w:rPr>
-        <w:t>Mar</w:t>
-      </w:r>
-      <w:r>
-        <w:rPr>
-          <w:rFonts w:ascii="Times New Roman" w:hAnsi="Times New Roman" w:cs="Times New Roman"/>
-          <w:w w:val="105"/>
-        </w:rPr>
-        <w:t>.</w:t>
-      </w:r>
-      <w:r>
-        <w:rPr>
-          <w:rFonts w:ascii="Times New Roman" w:hAnsi="Times New Roman" w:cs="Times New Roman"/>
+        <w:t>Mar.</w:t>
+      </w:r>
+      <w:r>
+        <w:rPr>
+          <w:rFonts w:ascii="Times New Roman" w:hAnsi="Times New Roman" w:cs="Times New Roman"/>
+          <w:i/>
+          <w:iCs/>
+          <w:color w:val="000000" w:themeColor="text1"/>
           <w:spacing w:val="25"/>
           <w:w w:val="105"/>
         </w:rPr>
@@ -1365,20 +2173,19 @@
       <w:r>
         <w:rPr>
           <w:rFonts w:ascii="Times New Roman" w:hAnsi="Times New Roman" w:cs="Times New Roman"/>
+          <w:i/>
+          <w:iCs/>
+          <w:color w:val="000000" w:themeColor="text1"/>
           <w:w w:val="105"/>
         </w:rPr>
-        <w:t>20</w:t>
-      </w:r>
-      <w:r>
-        <w:rPr>
-          <w:rFonts w:ascii="Times New Roman" w:hAnsi="Times New Roman" w:cs="Times New Roman"/>
-          <w:w w:val="105"/>
-        </w:rPr>
-        <w:t>25</w:t>
-      </w:r>
-      <w:r>
-        <w:rPr>
-          <w:rFonts w:ascii="Times New Roman" w:hAnsi="Times New Roman" w:cs="Times New Roman"/>
+        <w:t>2025</w:t>
+      </w:r>
+      <w:r>
+        <w:rPr>
+          <w:rFonts w:ascii="Times New Roman" w:hAnsi="Times New Roman" w:cs="Times New Roman"/>
+          <w:i/>
+          <w:iCs/>
+          <w:color w:val="000000" w:themeColor="text1"/>
           <w:spacing w:val="6"/>
           <w:w w:val="105"/>
         </w:rPr>
@@ -1387,6 +2194,9 @@
       <w:r>
         <w:rPr>
           <w:rFonts w:ascii="Times New Roman" w:hAnsi="Times New Roman" w:cs="Times New Roman"/>
+          <w:i/>
+          <w:iCs/>
+          <w:color w:val="000000" w:themeColor="text1"/>
           <w:w w:val="105"/>
         </w:rPr>
         <w:t>–</w:t>
@@ -1394,6 +2204,9 @@
       <w:r>
         <w:rPr>
           <w:rFonts w:ascii="Times New Roman" w:hAnsi="Times New Roman" w:cs="Times New Roman"/>
+          <w:i/>
+          <w:iCs/>
+          <w:color w:val="000000" w:themeColor="text1"/>
           <w:spacing w:val="6"/>
           <w:w w:val="105"/>
         </w:rPr>
@@ -1402,6 +2215,9 @@
       <w:r>
         <w:rPr>
           <w:rFonts w:ascii="Times New Roman" w:hAnsi="Times New Roman" w:cs="Times New Roman"/>
+          <w:i/>
+          <w:iCs/>
+          <w:color w:val="000000" w:themeColor="text1"/>
           <w:spacing w:val="-2"/>
           <w:w w:val="105"/>
         </w:rPr>
@@ -1418,13 +2234,15 @@
         <w:rPr>
           <w:rFonts w:ascii="Times New Roman" w:hAnsi="Times New Roman" w:cs="Times New Roman"/>
           <w:i/>
-          <w:sz w:val="20"/>
-        </w:rPr>
-      </w:pPr>
-      <w:r>
-        <w:rPr>
-          <w:rFonts w:ascii="Times New Roman" w:hAnsi="Times New Roman" w:cs="Times New Roman"/>
-          <w:i/>
+          <w:color w:val="000000" w:themeColor="text1"/>
+          <w:sz w:val="20"/>
+        </w:rPr>
+      </w:pPr>
+      <w:r>
+        <w:rPr>
+          <w:rFonts w:ascii="Times New Roman" w:hAnsi="Times New Roman" w:cs="Times New Roman"/>
+          <w:i/>
+          <w:color w:val="000000" w:themeColor="text1"/>
           <w:sz w:val="20"/>
         </w:rPr>
         <w:t>Academic Event Committee Member</w:t>
@@ -1433,16 +2251,10 @@
         <w:rPr>
           <w:rFonts w:ascii="Times New Roman" w:hAnsi="Times New Roman" w:cs="Times New Roman"/>
           <w:i/>
+          <w:color w:val="000000" w:themeColor="text1"/>
           <w:sz w:val="20"/>
         </w:rPr>
         <w:tab/>
-      </w:r>
-      <w:r>
-        <w:rPr>
-          <w:rFonts w:ascii="Times New Roman" w:hAnsi="Times New Roman" w:cs="Times New Roman"/>
-          <w:i/>
-          <w:sz w:val="20"/>
-        </w:rPr>
         <w:t>Semarang, Indonesia</w:t>
       </w:r>
     </w:p>
@@ -1460,6 +2272,7 @@
         <w:rPr>
           <w:rFonts w:ascii="Times New Roman" w:hAnsi="Times New Roman" w:cs="Times New Roman"/>
           <w:i/>
+          <w:color w:val="000000" w:themeColor="text1"/>
           <w:position w:val="3"/>
           <w:sz w:val="12"/>
         </w:rPr>
@@ -1467,26 +2280,11 @@
       <w:r>
         <w:rPr>
           <w:rFonts w:ascii="Times New Roman" w:hAnsi="Times New Roman" w:cs="Times New Roman"/>
+          <w:color w:val="000000" w:themeColor="text1"/>
           <w:w w:val="105"/>
           <w:sz w:val="20"/>
         </w:rPr>
-        <w:t xml:space="preserve">Coordinated 5 </w:t>
-      </w:r>
-      <w:r>
-        <w:rPr>
-          <w:rFonts w:ascii="Times New Roman" w:hAnsi="Times New Roman" w:cs="Times New Roman"/>
-          <w:w w:val="105"/>
-          <w:sz w:val="20"/>
-        </w:rPr>
-        <w:t>main</w:t>
-      </w:r>
-      <w:r>
-        <w:rPr>
-          <w:rFonts w:ascii="Times New Roman" w:hAnsi="Times New Roman" w:cs="Times New Roman"/>
-          <w:w w:val="105"/>
-          <w:sz w:val="20"/>
-        </w:rPr>
-        <w:t xml:space="preserve"> events reaching 500+ attendees, collaborating with 150+ committee members across divisions</w:t>
+        <w:t>Coordinated 5 main events reaching 500+ attendees, collaborating with 150+ committee members across divisions</w:t>
       </w:r>
     </w:p>
     <w:p>
@@ -1496,6 +2294,7 @@
           <w:rFonts w:ascii="Times New Roman" w:hAnsi="Times New Roman" w:cs="Times New Roman"/>
           <w:b/>
           <w:bCs/>
+          <w:color w:val="000000" w:themeColor="text1"/>
         </w:rPr>
       </w:pPr>
       <w:r>
@@ -1504,823 +2303,7 @@
           <w:b/>
           <w:bCs/>
           <w:noProof/>
-        </w:rPr>
-        <mc:AlternateContent>
-          <mc:Choice Requires="wps">
-            <w:drawing>
-              <wp:anchor distT="0" distB="0" distL="0" distR="0" simplePos="0" relativeHeight="251654656" behindDoc="0" locked="0" layoutInCell="1" allowOverlap="1" wp14:anchorId="2B286E0C" wp14:editId="49127B3B">
-                <wp:simplePos x="0" y="0"/>
-                <wp:positionH relativeFrom="page">
-                  <wp:posOffset>457200</wp:posOffset>
-                </wp:positionH>
-                <wp:positionV relativeFrom="paragraph">
-                  <wp:posOffset>325322</wp:posOffset>
-                </wp:positionV>
-                <wp:extent cx="6858000" cy="1270"/>
-                <wp:effectExtent l="0" t="0" r="0" b="0"/>
-                <wp:wrapNone/>
-                <wp:docPr id="6" name="Graphic 6"/>
-                <wp:cNvGraphicFramePr>
-                  <a:graphicFrameLocks xmlns:a="http://schemas.openxmlformats.org/drawingml/2006/main"/>
-                </wp:cNvGraphicFramePr>
-                <a:graphic xmlns:a="http://schemas.openxmlformats.org/drawingml/2006/main">
-                  <a:graphicData uri="http://schemas.microsoft.com/office/word/2010/wordprocessingShape">
-                    <wps:wsp>
-                      <wps:cNvSpPr>
-                        <a:spLocks/>
-                      </wps:cNvSpPr>
-                      <wps:spPr>
-                        <a:xfrm>
-                          <a:off x="0" y="0"/>
-                          <a:ext cx="6858000" cy="1270"/>
-                        </a:xfrm>
-                        <a:custGeom>
-                          <a:avLst/>
-                          <a:gdLst/>
-                          <a:ahLst/>
-                          <a:cxnLst/>
-                          <a:rect l="l" t="t" r="r" b="b"/>
-                          <a:pathLst>
-                            <a:path w="6858000">
-                              <a:moveTo>
-                                <a:pt x="0" y="0"/>
-                              </a:moveTo>
-                              <a:lnTo>
-                                <a:pt x="6858000" y="0"/>
-                              </a:lnTo>
-                            </a:path>
-                          </a:pathLst>
-                        </a:custGeom>
-                        <a:ln w="5054">
-                          <a:solidFill>
-                            <a:srgbClr val="000000"/>
-                          </a:solidFill>
-                          <a:prstDash val="solid"/>
-                        </a:ln>
-                      </wps:spPr>
-                      <wps:bodyPr wrap="square" lIns="0" tIns="0" rIns="0" bIns="0" rtlCol="0">
-                        <a:prstTxWarp prst="textNoShape">
-                          <a:avLst/>
-                        </a:prstTxWarp>
-                        <a:noAutofit/>
-                      </wps:bodyPr>
-                    </wps:wsp>
-                  </a:graphicData>
-                </a:graphic>
-              </wp:anchor>
-            </w:drawing>
-          </mc:Choice>
-          <mc:Fallback>
-            <w:pict>
-              <v:shape w14:anchorId="2AEF8E87" id="Graphic 6" o:spid="_x0000_s1026" style="position:absolute;margin-left:36pt;margin-top:25.6pt;width:540pt;height:.1pt;z-index:251654656;visibility:visible;mso-wrap-style:square;mso-wrap-distance-left:0;mso-wrap-distance-top:0;mso-wrap-distance-right:0;mso-wrap-distance-bottom:0;mso-position-horizontal:absolute;mso-position-horizontal-relative:page;mso-position-vertical:absolute;mso-position-vertical-relative:text;v-text-anchor:top" coordsize="6858000,1270" o:gfxdata="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" path="m,l6858000,e" filled="f" strokeweight=".14039mm">
-                <v:path arrowok="t"/>
-                <w10:wrap anchorx="page"/>
-              </v:shape>
-            </w:pict>
-          </mc:Fallback>
-        </mc:AlternateContent>
-      </w:r>
-      <w:bookmarkStart w:id="2" w:name="Projects"/>
-      <w:bookmarkEnd w:id="2"/>
-      <w:r>
-        <w:rPr>
-          <w:rFonts w:ascii="Times New Roman" w:hAnsi="Times New Roman" w:cs="Times New Roman"/>
-          <w:b/>
-          <w:bCs/>
-          <w:spacing w:val="-2"/>
-          <w:w w:val="140"/>
-        </w:rPr>
-        <w:t>P</w:t>
-      </w:r>
-      <w:r>
-        <w:rPr>
-          <w:rFonts w:ascii="Times New Roman" w:hAnsi="Times New Roman" w:cs="Times New Roman"/>
-          <w:b/>
-          <w:bCs/>
-          <w:smallCaps/>
-          <w:spacing w:val="-2"/>
-          <w:w w:val="140"/>
-        </w:rPr>
-        <w:t>rojects</w:t>
-      </w:r>
-    </w:p>
-    <w:p>
-      <w:pPr>
-        <w:tabs>
-          <w:tab w:val="left" w:pos="9639"/>
-        </w:tabs>
-        <w:spacing w:before="124"/>
-        <w:ind w:left="215"/>
-        <w:rPr>
-          <w:rFonts w:ascii="Times New Roman" w:hAnsi="Times New Roman" w:cs="Times New Roman"/>
-          <w:spacing w:val="-2"/>
-          <w:w w:val="110"/>
-        </w:rPr>
-      </w:pPr>
-      <w:r>
-        <w:rPr>
-          <w:rFonts w:ascii="Times New Roman" w:hAnsi="Times New Roman" w:cs="Times New Roman"/>
-          <w:b/>
-          <w:w w:val="110"/>
-          <w:szCs w:val="24"/>
-        </w:rPr>
-        <w:t>Disease Detector</w:t>
-      </w:r>
-      <w:r>
-        <w:rPr>
-          <w:rFonts w:ascii="Times New Roman" w:hAnsi="Times New Roman" w:cs="Times New Roman"/>
-          <w:b/>
-          <w:spacing w:val="32"/>
-          <w:w w:val="110"/>
-          <w:szCs w:val="24"/>
-        </w:rPr>
-        <w:t xml:space="preserve"> </w:t>
-      </w:r>
-      <w:r>
-        <w:rPr>
-          <w:rFonts w:ascii="Times New Roman" w:hAnsi="Times New Roman" w:cs="Times New Roman"/>
-          <w:i/>
-          <w:w w:val="110"/>
-          <w:sz w:val="20"/>
-        </w:rPr>
-        <w:t>|</w:t>
-      </w:r>
-      <w:r>
-        <w:rPr>
-          <w:rFonts w:ascii="Times New Roman" w:hAnsi="Times New Roman" w:cs="Times New Roman"/>
-          <w:i/>
-          <w:spacing w:val="27"/>
-          <w:w w:val="110"/>
-          <w:sz w:val="20"/>
-        </w:rPr>
-        <w:t xml:space="preserve"> </w:t>
-      </w:r>
-      <w:r>
-        <w:rPr>
-          <w:rFonts w:ascii="Times New Roman" w:hAnsi="Times New Roman" w:cs="Times New Roman"/>
-          <w:i/>
-          <w:w w:val="110"/>
-          <w:sz w:val="20"/>
-        </w:rPr>
-        <w:t xml:space="preserve">Python, </w:t>
-      </w:r>
-      <w:r>
-        <w:rPr>
-          <w:rFonts w:ascii="Times New Roman" w:hAnsi="Times New Roman" w:cs="Times New Roman"/>
-          <w:i/>
-          <w:w w:val="110"/>
-          <w:sz w:val="20"/>
-        </w:rPr>
-        <w:t>Flask</w:t>
-      </w:r>
-      <w:r>
-        <w:rPr>
-          <w:rFonts w:ascii="Times New Roman" w:hAnsi="Times New Roman" w:cs="Times New Roman"/>
-          <w:i/>
-          <w:w w:val="110"/>
-          <w:sz w:val="20"/>
-        </w:rPr>
-        <w:t>, Scikit-learn</w:t>
-      </w:r>
-      <w:r>
-        <w:rPr>
-          <w:rFonts w:ascii="Times New Roman" w:hAnsi="Times New Roman" w:cs="Times New Roman"/>
-          <w:i/>
-          <w:sz w:val="20"/>
-        </w:rPr>
-        <w:tab/>
-      </w:r>
-      <w:r>
-        <w:rPr>
-          <w:rFonts w:ascii="Times New Roman" w:hAnsi="Times New Roman" w:cs="Times New Roman"/>
-          <w:w w:val="110"/>
-        </w:rPr>
-        <w:t>Sept</w:t>
-      </w:r>
-      <w:r>
-        <w:rPr>
-          <w:rFonts w:ascii="Times New Roman" w:hAnsi="Times New Roman" w:cs="Times New Roman"/>
-          <w:w w:val="110"/>
-        </w:rPr>
-        <w:t>.</w:t>
-      </w:r>
-      <w:r>
-        <w:rPr>
-          <w:rFonts w:ascii="Times New Roman" w:hAnsi="Times New Roman" w:cs="Times New Roman"/>
-          <w:spacing w:val="-7"/>
-          <w:w w:val="110"/>
-        </w:rPr>
-        <w:t xml:space="preserve"> </w:t>
-      </w:r>
-      <w:r>
-        <w:rPr>
-          <w:rFonts w:ascii="Times New Roman" w:hAnsi="Times New Roman" w:cs="Times New Roman"/>
-          <w:w w:val="110"/>
-        </w:rPr>
-        <w:t>2026</w:t>
-      </w:r>
-    </w:p>
-    <w:p>
-      <w:pPr>
-        <w:tabs>
-          <w:tab w:val="left" w:pos="8762"/>
-        </w:tabs>
-        <w:ind w:left="215"/>
-        <w:rPr>
-          <w:rFonts w:ascii="Times New Roman" w:hAnsi="Times New Roman" w:cs="Times New Roman"/>
-          <w:iCs/>
-          <w:color w:val="000000" w:themeColor="text1"/>
-        </w:rPr>
-      </w:pPr>
-      <w:hyperlink r:id="rId10" w:history="1">
-        <w:r>
-          <w:rPr>
-            <w:rStyle w:val="Hyperlink"/>
-            <w:rFonts w:ascii="Times New Roman" w:hAnsi="Times New Roman" w:cs="Times New Roman"/>
-            <w:iCs/>
-            <w:color w:val="1F497D" w:themeColor="text2"/>
-            <w:sz w:val="20"/>
-          </w:rPr>
-          <w:t>Live App</w:t>
-        </w:r>
-      </w:hyperlink>
-      <w:r>
-        <w:rPr>
-          <w:rFonts w:ascii="Times New Roman" w:hAnsi="Times New Roman" w:cs="Times New Roman"/>
-          <w:iCs/>
-          <w:color w:val="1F497D" w:themeColor="text2"/>
-          <w:sz w:val="20"/>
-        </w:rPr>
-        <w:t xml:space="preserve"> </w:t>
-      </w:r>
-      <w:r>
-        <w:rPr>
-          <w:rFonts w:ascii="Times New Roman" w:hAnsi="Times New Roman" w:cs="Times New Roman"/>
-          <w:iCs/>
-          <w:color w:val="000000" w:themeColor="text1"/>
-          <w:sz w:val="20"/>
-        </w:rPr>
-        <w:t>|</w:t>
-      </w:r>
-      <w:r>
-        <w:rPr>
-          <w:rFonts w:ascii="Times New Roman" w:hAnsi="Times New Roman" w:cs="Times New Roman"/>
-          <w:iCs/>
-          <w:color w:val="1F497D" w:themeColor="text2"/>
-          <w:sz w:val="20"/>
-        </w:rPr>
-        <w:t xml:space="preserve"> </w:t>
-      </w:r>
-      <w:hyperlink r:id="rId11" w:history="1">
-        <w:proofErr w:type="spellStart"/>
-        <w:r>
-          <w:rPr>
-            <w:rStyle w:val="Hyperlink"/>
-            <w:rFonts w:ascii="Times New Roman" w:hAnsi="Times New Roman" w:cs="Times New Roman"/>
-            <w:iCs/>
-            <w:color w:val="1F497D" w:themeColor="text2"/>
-            <w:sz w:val="20"/>
-          </w:rPr>
-          <w:t>Github</w:t>
-        </w:r>
-        <w:proofErr w:type="spellEnd"/>
-        <w:r>
-          <w:rPr>
-            <w:rStyle w:val="Hyperlink"/>
-            <w:rFonts w:ascii="Times New Roman" w:hAnsi="Times New Roman" w:cs="Times New Roman"/>
-            <w:iCs/>
-            <w:color w:val="1F497D" w:themeColor="text2"/>
-            <w:sz w:val="20"/>
-          </w:rPr>
-          <w:t>-Disease-Detector</w:t>
-        </w:r>
-      </w:hyperlink>
-    </w:p>
-    <w:p>
-      <w:pPr>
-        <w:pStyle w:val="ListParagraph"/>
-        <w:numPr>
-          <w:ilvl w:val="0"/>
-          <w:numId w:val="1"/>
-        </w:numPr>
-        <w:tabs>
-          <w:tab w:val="left" w:pos="695"/>
-        </w:tabs>
-        <w:spacing w:before="29"/>
-        <w:ind w:left="695" w:hanging="185"/>
-        <w:rPr>
-          <w:rFonts w:ascii="Times New Roman" w:hAnsi="Times New Roman" w:cs="Times New Roman"/>
-          <w:i/>
-          <w:position w:val="3"/>
-          <w:sz w:val="12"/>
-        </w:rPr>
-      </w:pPr>
-      <w:r>
-        <w:rPr>
-          <w:rFonts w:ascii="Times New Roman" w:hAnsi="Times New Roman" w:cs="Times New Roman"/>
-          <w:w w:val="110"/>
-          <w:sz w:val="20"/>
-        </w:rPr>
-        <w:t>Built an end-to-end ML web app predicting diseases from user-reported symptoms across 41 disease classes, comparing 4 classification algorithms via F1-macro and 5-fold stratified cross-validation, and selecting Random Forest as the production model</w:t>
-      </w:r>
-      <w:r>
-        <w:rPr>
-          <w:rFonts w:ascii="Times New Roman" w:hAnsi="Times New Roman" w:cs="Times New Roman"/>
-          <w:w w:val="110"/>
-          <w:sz w:val="20"/>
-        </w:rPr>
-        <w:t>.</w:t>
-      </w:r>
-    </w:p>
-    <w:p>
-      <w:pPr>
-        <w:pStyle w:val="ListParagraph"/>
-        <w:numPr>
-          <w:ilvl w:val="0"/>
-          <w:numId w:val="1"/>
-        </w:numPr>
-        <w:tabs>
-          <w:tab w:val="left" w:pos="695"/>
-        </w:tabs>
-        <w:ind w:left="695" w:hanging="185"/>
-        <w:rPr>
-          <w:rFonts w:ascii="Times New Roman" w:hAnsi="Times New Roman" w:cs="Times New Roman"/>
-          <w:i/>
-          <w:position w:val="2"/>
-          <w:sz w:val="12"/>
-        </w:rPr>
-      </w:pPr>
-      <w:r>
-        <w:rPr>
-          <w:rFonts w:ascii="Times New Roman" w:hAnsi="Times New Roman" w:cs="Times New Roman"/>
-          <w:w w:val="105"/>
-          <w:sz w:val="20"/>
-        </w:rPr>
-        <w:t>Deployed a live production system on PythonAnywhere with confidence-based safeguards to flag unreliable predictions from ambiguous symptom combinations</w:t>
-      </w:r>
-      <w:r>
-        <w:rPr>
-          <w:rFonts w:ascii="Times New Roman" w:hAnsi="Times New Roman" w:cs="Times New Roman"/>
-          <w:w w:val="105"/>
-          <w:sz w:val="20"/>
-        </w:rPr>
-        <w:t>.</w:t>
-      </w:r>
-    </w:p>
-    <w:p>
-      <w:pPr>
-        <w:tabs>
-          <w:tab w:val="left" w:pos="9639"/>
-        </w:tabs>
-        <w:spacing w:before="137"/>
-        <w:ind w:left="215"/>
-        <w:rPr>
-          <w:rFonts w:ascii="Times New Roman" w:hAnsi="Times New Roman" w:cs="Times New Roman"/>
-          <w:spacing w:val="-2"/>
-          <w:w w:val="110"/>
-        </w:rPr>
-      </w:pPr>
-      <w:r>
-        <w:rPr>
-          <w:rFonts w:ascii="Times New Roman" w:hAnsi="Times New Roman" w:cs="Times New Roman"/>
-          <w:b/>
-          <w:w w:val="110"/>
-          <w:szCs w:val="24"/>
-        </w:rPr>
-        <w:t>ACON POS</w:t>
-      </w:r>
-      <w:r>
-        <w:rPr>
-          <w:rFonts w:ascii="Times New Roman" w:hAnsi="Times New Roman" w:cs="Times New Roman"/>
-          <w:b/>
-          <w:w w:val="110"/>
-          <w:szCs w:val="24"/>
-        </w:rPr>
-        <w:t xml:space="preserve"> </w:t>
-      </w:r>
-      <w:r>
-        <w:rPr>
-          <w:rFonts w:ascii="Times New Roman" w:hAnsi="Times New Roman" w:cs="Times New Roman"/>
-          <w:b/>
-          <w:w w:val="110"/>
-          <w:sz w:val="20"/>
-        </w:rPr>
-        <w:t xml:space="preserve">| </w:t>
-      </w:r>
-      <w:r>
-        <w:rPr>
-          <w:rFonts w:ascii="Times New Roman" w:hAnsi="Times New Roman" w:cs="Times New Roman"/>
-          <w:bCs/>
-          <w:i/>
-          <w:iCs/>
-          <w:w w:val="110"/>
-          <w:sz w:val="20"/>
-        </w:rPr>
-        <w:t xml:space="preserve">HTML, CSS, JavaScript, </w:t>
-      </w:r>
-      <w:proofErr w:type="spellStart"/>
-      <w:r>
-        <w:rPr>
-          <w:rFonts w:ascii="Times New Roman" w:hAnsi="Times New Roman" w:cs="Times New Roman"/>
-          <w:bCs/>
-          <w:i/>
-          <w:iCs/>
-          <w:w w:val="110"/>
-          <w:sz w:val="20"/>
-        </w:rPr>
-        <w:t>Supabase</w:t>
-      </w:r>
-      <w:proofErr w:type="spellEnd"/>
-      <w:r>
-        <w:rPr>
-          <w:rFonts w:ascii="Times New Roman" w:hAnsi="Times New Roman" w:cs="Times New Roman"/>
-          <w:bCs/>
-          <w:i/>
-          <w:iCs/>
-          <w:w w:val="110"/>
-          <w:sz w:val="20"/>
-        </w:rPr>
-        <w:t xml:space="preserve">, </w:t>
-      </w:r>
-      <w:proofErr w:type="spellStart"/>
-      <w:r>
-        <w:rPr>
-          <w:rFonts w:ascii="Times New Roman" w:hAnsi="Times New Roman" w:cs="Times New Roman"/>
-          <w:bCs/>
-          <w:i/>
-          <w:iCs/>
-          <w:w w:val="110"/>
-          <w:sz w:val="20"/>
-        </w:rPr>
-        <w:t>Vercel</w:t>
-      </w:r>
-      <w:proofErr w:type="spellEnd"/>
-      <w:r>
-        <w:rPr>
-          <w:rFonts w:ascii="Times New Roman" w:hAnsi="Times New Roman" w:cs="Times New Roman"/>
-          <w:i/>
-          <w:sz w:val="20"/>
-        </w:rPr>
-        <w:tab/>
-      </w:r>
-      <w:r>
-        <w:rPr>
-          <w:rFonts w:ascii="Times New Roman" w:hAnsi="Times New Roman" w:cs="Times New Roman"/>
-          <w:spacing w:val="-2"/>
-          <w:w w:val="110"/>
-        </w:rPr>
-        <w:t>Aug</w:t>
-      </w:r>
-      <w:r>
-        <w:rPr>
-          <w:rFonts w:ascii="Times New Roman" w:hAnsi="Times New Roman" w:cs="Times New Roman"/>
-          <w:spacing w:val="-2"/>
-          <w:w w:val="110"/>
-        </w:rPr>
-        <w:t>. 202</w:t>
-      </w:r>
-      <w:r>
-        <w:rPr>
-          <w:rFonts w:ascii="Times New Roman" w:hAnsi="Times New Roman" w:cs="Times New Roman"/>
-          <w:spacing w:val="-2"/>
-          <w:w w:val="110"/>
-        </w:rPr>
-        <w:t>6</w:t>
-      </w:r>
-    </w:p>
-    <w:p>
-      <w:pPr>
-        <w:tabs>
-          <w:tab w:val="left" w:pos="9639"/>
-        </w:tabs>
-        <w:ind w:left="215"/>
-        <w:rPr>
-          <w:rFonts w:ascii="Times New Roman" w:hAnsi="Times New Roman" w:cs="Times New Roman"/>
-          <w:color w:val="1F497D" w:themeColor="text2"/>
-          <w:sz w:val="20"/>
-          <w:szCs w:val="20"/>
-        </w:rPr>
-      </w:pPr>
-      <w:hyperlink r:id="rId12" w:history="1">
-        <w:r>
-          <w:rPr>
-            <w:rStyle w:val="Hyperlink"/>
-            <w:rFonts w:ascii="Times New Roman" w:hAnsi="Times New Roman" w:cs="Times New Roman"/>
-            <w:color w:val="1F497D" w:themeColor="text2"/>
-            <w:sz w:val="20"/>
-            <w:szCs w:val="20"/>
-          </w:rPr>
-          <w:t>Live App</w:t>
-        </w:r>
-      </w:hyperlink>
-      <w:r>
-        <w:rPr>
-          <w:rFonts w:ascii="Times New Roman" w:hAnsi="Times New Roman" w:cs="Times New Roman"/>
-          <w:color w:val="000000" w:themeColor="text1"/>
-          <w:sz w:val="20"/>
-          <w:szCs w:val="20"/>
-        </w:rPr>
-        <w:t xml:space="preserve"> | </w:t>
-      </w:r>
-      <w:hyperlink r:id="rId13" w:history="1">
-        <w:proofErr w:type="spellStart"/>
-        <w:r>
-          <w:rPr>
-            <w:rStyle w:val="Hyperlink"/>
-            <w:rFonts w:ascii="Times New Roman" w:hAnsi="Times New Roman" w:cs="Times New Roman"/>
-            <w:color w:val="1F497D" w:themeColor="text2"/>
-            <w:sz w:val="20"/>
-            <w:szCs w:val="20"/>
-          </w:rPr>
-          <w:t>Github</w:t>
-        </w:r>
-        <w:proofErr w:type="spellEnd"/>
-        <w:r>
-          <w:rPr>
-            <w:rStyle w:val="Hyperlink"/>
-            <w:rFonts w:ascii="Times New Roman" w:hAnsi="Times New Roman" w:cs="Times New Roman"/>
-            <w:color w:val="1F497D" w:themeColor="text2"/>
-            <w:sz w:val="20"/>
-            <w:szCs w:val="20"/>
-          </w:rPr>
-          <w:t>-ACON-POS</w:t>
-        </w:r>
-      </w:hyperlink>
-    </w:p>
-    <w:p>
-      <w:pPr>
-        <w:pStyle w:val="ListParagraph"/>
-        <w:numPr>
-          <w:ilvl w:val="0"/>
-          <w:numId w:val="1"/>
-        </w:numPr>
-        <w:tabs>
-          <w:tab w:val="left" w:pos="695"/>
-        </w:tabs>
-        <w:spacing w:before="30"/>
-        <w:ind w:left="695" w:hanging="185"/>
-        <w:rPr>
-          <w:rFonts w:ascii="Times New Roman" w:hAnsi="Times New Roman" w:cs="Times New Roman"/>
-          <w:i/>
-          <w:position w:val="3"/>
-          <w:sz w:val="12"/>
-        </w:rPr>
-      </w:pPr>
-      <w:r>
-        <w:rPr>
-          <w:rFonts w:ascii="Times New Roman" w:hAnsi="Times New Roman" w:cs="Times New Roman"/>
-          <w:sz w:val="20"/>
-        </w:rPr>
-        <w:t>Designed and developed a full-featured Point of Sale system for retail stores, covering inventory management with tiered supplier discounts, checkout, debt tracking, returns, and financial reporting</w:t>
-      </w:r>
-      <w:r>
-        <w:rPr>
-          <w:rFonts w:ascii="Times New Roman" w:hAnsi="Times New Roman" w:cs="Times New Roman"/>
-          <w:sz w:val="20"/>
-        </w:rPr>
-        <w:t>.</w:t>
-      </w:r>
-    </w:p>
-    <w:p>
-      <w:pPr>
-        <w:pStyle w:val="ListParagraph"/>
-        <w:numPr>
-          <w:ilvl w:val="0"/>
-          <w:numId w:val="1"/>
-        </w:numPr>
-        <w:tabs>
-          <w:tab w:val="left" w:pos="695"/>
-        </w:tabs>
-        <w:ind w:left="695" w:hanging="185"/>
-        <w:rPr>
-          <w:rFonts w:ascii="Times New Roman" w:hAnsi="Times New Roman" w:cs="Times New Roman"/>
-          <w:i/>
-          <w:position w:val="2"/>
-          <w:sz w:val="12"/>
-        </w:rPr>
-      </w:pPr>
-      <w:r>
-        <w:rPr>
-          <w:rFonts w:ascii="Times New Roman" w:hAnsi="Times New Roman" w:cs="Times New Roman"/>
-          <w:sz w:val="20"/>
-        </w:rPr>
-        <w:t>Built a PostgreSQL (</w:t>
-      </w:r>
-      <w:proofErr w:type="spellStart"/>
-      <w:r>
-        <w:rPr>
-          <w:rFonts w:ascii="Times New Roman" w:hAnsi="Times New Roman" w:cs="Times New Roman"/>
-          <w:sz w:val="20"/>
-        </w:rPr>
-        <w:t>Supabase</w:t>
-      </w:r>
-      <w:proofErr w:type="spellEnd"/>
-      <w:r>
-        <w:rPr>
-          <w:rFonts w:ascii="Times New Roman" w:hAnsi="Times New Roman" w:cs="Times New Roman"/>
-          <w:sz w:val="20"/>
-        </w:rPr>
-        <w:t>) backend with an atomic RPC transaction function and Row Level Security policies to prevent stock/data inconsistency during checkout</w:t>
-      </w:r>
-      <w:r>
-        <w:rPr>
-          <w:rFonts w:ascii="Times New Roman" w:hAnsi="Times New Roman" w:cs="Times New Roman"/>
-          <w:sz w:val="20"/>
-        </w:rPr>
-        <w:t>.</w:t>
-      </w:r>
-    </w:p>
-    <w:p>
-      <w:pPr>
-        <w:tabs>
-          <w:tab w:val="left" w:pos="9639"/>
-        </w:tabs>
-        <w:spacing w:before="137"/>
-        <w:ind w:left="215"/>
-        <w:rPr>
-          <w:rFonts w:ascii="Times New Roman" w:hAnsi="Times New Roman" w:cs="Times New Roman"/>
-          <w:spacing w:val="-2"/>
-          <w:w w:val="110"/>
-        </w:rPr>
-      </w:pPr>
-      <w:r>
-        <w:rPr>
-          <w:rFonts w:ascii="Times New Roman" w:hAnsi="Times New Roman" w:cs="Times New Roman"/>
-          <w:b/>
-          <w:w w:val="110"/>
-          <w:szCs w:val="24"/>
-        </w:rPr>
-        <w:t>Big Data E-Commerce Analytics</w:t>
-      </w:r>
-      <w:r>
-        <w:rPr>
-          <w:rFonts w:ascii="Times New Roman" w:hAnsi="Times New Roman" w:cs="Times New Roman"/>
-          <w:b/>
-          <w:w w:val="110"/>
-          <w:sz w:val="20"/>
-        </w:rPr>
-        <w:t xml:space="preserve"> | </w:t>
-      </w:r>
-      <w:r>
-        <w:rPr>
-          <w:rFonts w:ascii="Times New Roman" w:hAnsi="Times New Roman" w:cs="Times New Roman"/>
-          <w:bCs/>
-          <w:i/>
-          <w:iCs/>
-          <w:w w:val="110"/>
-          <w:sz w:val="20"/>
-        </w:rPr>
-        <w:t xml:space="preserve">Python, </w:t>
-      </w:r>
-      <w:proofErr w:type="spellStart"/>
-      <w:r>
-        <w:rPr>
-          <w:rFonts w:ascii="Times New Roman" w:hAnsi="Times New Roman" w:cs="Times New Roman"/>
-          <w:bCs/>
-          <w:i/>
-          <w:iCs/>
-          <w:w w:val="110"/>
-          <w:sz w:val="20"/>
-        </w:rPr>
-        <w:t>PySpark</w:t>
-      </w:r>
-      <w:proofErr w:type="spellEnd"/>
-      <w:r>
-        <w:rPr>
-          <w:rFonts w:ascii="Times New Roman" w:hAnsi="Times New Roman" w:cs="Times New Roman"/>
-          <w:bCs/>
-          <w:i/>
-          <w:iCs/>
-          <w:w w:val="110"/>
-          <w:sz w:val="20"/>
-        </w:rPr>
-        <w:t>, Apache Spark, Hadoop HDFS, Power BI</w:t>
-      </w:r>
-      <w:r>
-        <w:rPr>
-          <w:rFonts w:ascii="Times New Roman" w:hAnsi="Times New Roman" w:cs="Times New Roman"/>
-          <w:i/>
-          <w:sz w:val="20"/>
-        </w:rPr>
-        <w:tab/>
-      </w:r>
-      <w:r>
-        <w:rPr>
-          <w:rFonts w:ascii="Times New Roman" w:hAnsi="Times New Roman" w:cs="Times New Roman"/>
-          <w:spacing w:val="-2"/>
-          <w:w w:val="110"/>
-        </w:rPr>
-        <w:t>Jun. 2026</w:t>
-      </w:r>
-    </w:p>
-    <w:p>
-      <w:pPr>
-        <w:tabs>
-          <w:tab w:val="left" w:pos="9639"/>
-        </w:tabs>
-        <w:ind w:left="215"/>
-        <w:rPr>
-          <w:rFonts w:ascii="Times New Roman" w:hAnsi="Times New Roman" w:cs="Times New Roman"/>
-          <w:color w:val="1F497D" w:themeColor="text2"/>
-          <w:sz w:val="20"/>
-          <w:szCs w:val="20"/>
-        </w:rPr>
-      </w:pPr>
-      <w:hyperlink r:id="rId14" w:history="1">
-        <w:proofErr w:type="spellStart"/>
-        <w:r>
-          <w:rPr>
-            <w:rStyle w:val="Hyperlink"/>
-            <w:rFonts w:ascii="Times New Roman" w:hAnsi="Times New Roman" w:cs="Times New Roman"/>
-            <w:color w:val="1F497D" w:themeColor="text2"/>
-            <w:sz w:val="20"/>
-            <w:szCs w:val="20"/>
-          </w:rPr>
-          <w:t>Github</w:t>
-        </w:r>
-        <w:proofErr w:type="spellEnd"/>
-        <w:r>
-          <w:rPr>
-            <w:rStyle w:val="Hyperlink"/>
-            <w:rFonts w:ascii="Times New Roman" w:hAnsi="Times New Roman" w:cs="Times New Roman"/>
-            <w:color w:val="1F497D" w:themeColor="text2"/>
-            <w:sz w:val="20"/>
-            <w:szCs w:val="20"/>
-          </w:rPr>
-          <w:t>-ProjectBDP</w:t>
-        </w:r>
-      </w:hyperlink>
-    </w:p>
-    <w:p>
-      <w:pPr>
-        <w:pStyle w:val="ListParagraph"/>
-        <w:numPr>
-          <w:ilvl w:val="0"/>
-          <w:numId w:val="1"/>
-        </w:numPr>
-        <w:tabs>
-          <w:tab w:val="left" w:pos="695"/>
-        </w:tabs>
-        <w:spacing w:before="30"/>
-        <w:ind w:left="695" w:hanging="185"/>
-        <w:rPr>
-          <w:rFonts w:ascii="Times New Roman" w:hAnsi="Times New Roman" w:cs="Times New Roman"/>
-          <w:i/>
-          <w:position w:val="3"/>
-          <w:sz w:val="12"/>
-        </w:rPr>
-      </w:pPr>
-      <w:r>
-        <w:rPr>
-          <w:rFonts w:ascii="Times New Roman" w:hAnsi="Times New Roman" w:cs="Times New Roman"/>
-          <w:sz w:val="20"/>
-        </w:rPr>
-        <w:t xml:space="preserve">Built a big data pipeline (Hadoop, </w:t>
-      </w:r>
-      <w:proofErr w:type="spellStart"/>
-      <w:r>
-        <w:rPr>
-          <w:rFonts w:ascii="Times New Roman" w:hAnsi="Times New Roman" w:cs="Times New Roman"/>
-          <w:sz w:val="20"/>
-        </w:rPr>
-        <w:t>PySpark</w:t>
-      </w:r>
-      <w:proofErr w:type="spellEnd"/>
-      <w:r>
-        <w:rPr>
-          <w:rFonts w:ascii="Times New Roman" w:hAnsi="Times New Roman" w:cs="Times New Roman"/>
-          <w:sz w:val="20"/>
-        </w:rPr>
-        <w:t>) and ML models (</w:t>
-      </w:r>
-      <w:proofErr w:type="spellStart"/>
-      <w:r>
-        <w:rPr>
-          <w:rFonts w:ascii="Times New Roman" w:hAnsi="Times New Roman" w:cs="Times New Roman"/>
-          <w:sz w:val="20"/>
-        </w:rPr>
-        <w:t>CatBoost</w:t>
-      </w:r>
-      <w:proofErr w:type="spellEnd"/>
-      <w:r>
-        <w:rPr>
-          <w:rFonts w:ascii="Times New Roman" w:hAnsi="Times New Roman" w:cs="Times New Roman"/>
-          <w:sz w:val="20"/>
-        </w:rPr>
-        <w:t>, Random Forest) achieving 81.98% accuracy predicting e-commerce customer satisfaction from 95,000+ transactions, visualized via Power BI.</w:t>
-      </w:r>
-    </w:p>
-    <w:p>
-      <w:pPr>
-        <w:pStyle w:val="Heading2"/>
-        <w:rPr>
-          <w:rFonts w:ascii="Times New Roman" w:hAnsi="Times New Roman" w:cs="Times New Roman"/>
-        </w:rPr>
-      </w:pPr>
-      <w:r>
-        <w:rPr>
-          <w:rFonts w:ascii="Times New Roman" w:hAnsi="Times New Roman" w:cs="Times New Roman"/>
-          <w:noProof/>
+          <w:color w:val="000000" w:themeColor="text1"/>
         </w:rPr>
         <mc:AlternateContent>
           <mc:Choice Requires="wps">
@@ -2397,11 +2380,14 @@
           </mc:Fallback>
         </mc:AlternateContent>
       </w:r>
-      <w:bookmarkStart w:id="3" w:name="Technical_Skills"/>
-      <w:bookmarkEnd w:id="3"/>
-      <w:r>
-        <w:rPr>
-          <w:rFonts w:ascii="Times New Roman" w:hAnsi="Times New Roman" w:cs="Times New Roman"/>
+      <w:bookmarkStart w:id="2" w:name="Technical_Skills"/>
+      <w:bookmarkEnd w:id="2"/>
+      <w:r>
+        <w:rPr>
+          <w:rFonts w:ascii="Times New Roman" w:hAnsi="Times New Roman" w:cs="Times New Roman"/>
+          <w:b/>
+          <w:bCs/>
+          <w:color w:val="000000" w:themeColor="text1"/>
           <w:w w:val="140"/>
         </w:rPr>
         <w:t>T</w:t>
@@ -2409,7 +2395,10 @@
       <w:r>
         <w:rPr>
           <w:rFonts w:ascii="Times New Roman" w:hAnsi="Times New Roman" w:cs="Times New Roman"/>
+          <w:b/>
+          <w:bCs/>
           <w:smallCaps/>
+          <w:color w:val="000000" w:themeColor="text1"/>
           <w:w w:val="140"/>
         </w:rPr>
         <w:t>echnical</w:t>
@@ -2417,6 +2406,9 @@
       <w:r>
         <w:rPr>
           <w:rFonts w:ascii="Times New Roman" w:hAnsi="Times New Roman" w:cs="Times New Roman"/>
+          <w:b/>
+          <w:bCs/>
+          <w:color w:val="000000" w:themeColor="text1"/>
           <w:spacing w:val="-3"/>
           <w:w w:val="140"/>
         </w:rPr>
@@ -2425,6 +2417,9 @@
       <w:r>
         <w:rPr>
           <w:rFonts w:ascii="Times New Roman" w:hAnsi="Times New Roman" w:cs="Times New Roman"/>
+          <w:b/>
+          <w:bCs/>
+          <w:color w:val="000000" w:themeColor="text1"/>
           <w:spacing w:val="-2"/>
           <w:w w:val="140"/>
         </w:rPr>
@@ -2433,7 +2428,10 @@
       <w:r>
         <w:rPr>
           <w:rFonts w:ascii="Times New Roman" w:hAnsi="Times New Roman" w:cs="Times New Roman"/>
+          <w:b/>
+          <w:bCs/>
           <w:smallCaps/>
+          <w:color w:val="000000" w:themeColor="text1"/>
           <w:spacing w:val="-2"/>
           <w:w w:val="140"/>
         </w:rPr>
@@ -2447,37 +2445,40 @@
         <w:ind w:left="215" w:firstLine="0"/>
         <w:rPr>
           <w:rFonts w:ascii="Times New Roman" w:hAnsi="Times New Roman" w:cs="Times New Roman"/>
-        </w:rPr>
-      </w:pPr>
-      <w:proofErr w:type="spellStart"/>
-      <w:r>
-        <w:rPr>
-          <w:rFonts w:ascii="Times New Roman" w:hAnsi="Times New Roman" w:cs="Times New Roman"/>
-          <w:b/>
+          <w:color w:val="000000" w:themeColor="text1"/>
+        </w:rPr>
+      </w:pPr>
+      <w:r>
+        <w:rPr>
+          <w:rFonts w:ascii="Times New Roman" w:hAnsi="Times New Roman" w:cs="Times New Roman"/>
+          <w:b/>
+          <w:color w:val="000000" w:themeColor="text1"/>
           <w:w w:val="120"/>
         </w:rPr>
-        <w:t>Progamming</w:t>
-      </w:r>
-      <w:proofErr w:type="spellEnd"/>
-      <w:r>
-        <w:rPr>
-          <w:rFonts w:ascii="Times New Roman" w:hAnsi="Times New Roman" w:cs="Times New Roman"/>
-          <w:b/>
+        <w:t>Prog</w:t>
+      </w:r>
+      <w:r>
+        <w:rPr>
+          <w:rFonts w:ascii="Times New Roman" w:hAnsi="Times New Roman" w:cs="Times New Roman"/>
+          <w:b/>
+          <w:color w:val="000000" w:themeColor="text1"/>
           <w:w w:val="120"/>
         </w:rPr>
-        <w:t xml:space="preserve"> </w:t>
-      </w:r>
-      <w:r>
-        <w:rPr>
-          <w:rFonts w:ascii="Times New Roman" w:hAnsi="Times New Roman" w:cs="Times New Roman"/>
-          <w:b/>
+        <w:t>r</w:t>
+      </w:r>
+      <w:r>
+        <w:rPr>
+          <w:rFonts w:ascii="Times New Roman" w:hAnsi="Times New Roman" w:cs="Times New Roman"/>
+          <w:b/>
+          <w:color w:val="000000" w:themeColor="text1"/>
           <w:w w:val="120"/>
         </w:rPr>
-        <w:t>Languages</w:t>
-      </w:r>
-      <w:r>
-        <w:rPr>
-          <w:rFonts w:ascii="Times New Roman" w:hAnsi="Times New Roman" w:cs="Times New Roman"/>
+        <w:t>amming Languages</w:t>
+      </w:r>
+      <w:r>
+        <w:rPr>
+          <w:rFonts w:ascii="Times New Roman" w:hAnsi="Times New Roman" w:cs="Times New Roman"/>
+          <w:color w:val="000000" w:themeColor="text1"/>
           <w:w w:val="120"/>
         </w:rPr>
         <w:t>:</w:t>
@@ -2485,18 +2486,115 @@
       <w:r>
         <w:rPr>
           <w:rFonts w:ascii="Times New Roman" w:hAnsi="Times New Roman" w:cs="Times New Roman"/>
+          <w:color w:val="000000" w:themeColor="text1"/>
           <w:spacing w:val="13"/>
           <w:w w:val="120"/>
         </w:rPr>
         <w:t xml:space="preserve"> </w:t>
       </w:r>
       <w:proofErr w:type="spellStart"/>
-      <w:r>
-        <w:rPr>
-          <w:rFonts w:ascii="Times New Roman" w:hAnsi="Times New Roman" w:cs="Times New Roman"/>
+      <w:proofErr w:type="gramStart"/>
+      <w:r>
+        <w:rPr>
+          <w:rFonts w:ascii="Times New Roman" w:hAnsi="Times New Roman" w:cs="Times New Roman"/>
+          <w:color w:val="000000" w:themeColor="text1"/>
           <w:w w:val="120"/>
         </w:rPr>
-        <w:t>Python,Java,C,HTML,CSS,JavaScript</w:t>
+        <w:t>Python,Java</w:t>
+      </w:r>
+      <w:proofErr w:type="gramEnd"/>
+      <w:r>
+        <w:rPr>
+          <w:rFonts w:ascii="Times New Roman" w:hAnsi="Times New Roman" w:cs="Times New Roman"/>
+          <w:color w:val="000000" w:themeColor="text1"/>
+          <w:w w:val="120"/>
+        </w:rPr>
+        <w:t>,</w:t>
+      </w:r>
+      <w:proofErr w:type="gramStart"/>
+      <w:r>
+        <w:rPr>
+          <w:rFonts w:ascii="Times New Roman" w:hAnsi="Times New Roman" w:cs="Times New Roman"/>
+          <w:color w:val="000000" w:themeColor="text1"/>
+          <w:w w:val="120"/>
+        </w:rPr>
+        <w:t>C,HTML</w:t>
+      </w:r>
+      <w:proofErr w:type="gramEnd"/>
+      <w:r>
+        <w:rPr>
+          <w:rFonts w:ascii="Times New Roman" w:hAnsi="Times New Roman" w:cs="Times New Roman"/>
+          <w:color w:val="000000" w:themeColor="text1"/>
+          <w:w w:val="120"/>
+        </w:rPr>
+        <w:t>,</w:t>
+      </w:r>
+      <w:proofErr w:type="gramStart"/>
+      <w:r>
+        <w:rPr>
+          <w:rFonts w:ascii="Times New Roman" w:hAnsi="Times New Roman" w:cs="Times New Roman"/>
+          <w:color w:val="000000" w:themeColor="text1"/>
+          <w:w w:val="120"/>
+        </w:rPr>
+        <w:t>CSS,JavaScript</w:t>
+      </w:r>
+      <w:proofErr w:type="spellEnd"/>
+      <w:proofErr w:type="gramEnd"/>
+    </w:p>
+    <w:p>
+      <w:pPr>
+        <w:pStyle w:val="BodyText"/>
+        <w:spacing w:before="0" w:line="239" w:lineRule="exact"/>
+        <w:ind w:left="216" w:firstLine="0"/>
+        <w:rPr>
+          <w:rFonts w:ascii="Times New Roman" w:hAnsi="Times New Roman" w:cs="Times New Roman"/>
+          <w:color w:val="000000" w:themeColor="text1"/>
+        </w:rPr>
+      </w:pPr>
+      <w:r>
+        <w:rPr>
+          <w:rFonts w:ascii="Times New Roman" w:hAnsi="Times New Roman" w:cs="Times New Roman"/>
+          <w:b/>
+          <w:color w:val="000000" w:themeColor="text1"/>
+          <w:w w:val="110"/>
+        </w:rPr>
+        <w:t>Databases</w:t>
+      </w:r>
+      <w:r>
+        <w:rPr>
+          <w:rFonts w:ascii="Times New Roman" w:hAnsi="Times New Roman" w:cs="Times New Roman"/>
+          <w:color w:val="000000" w:themeColor="text1"/>
+          <w:w w:val="110"/>
+        </w:rPr>
+        <w:t>:</w:t>
+      </w:r>
+      <w:r>
+        <w:rPr>
+          <w:rFonts w:ascii="Times New Roman" w:hAnsi="Times New Roman" w:cs="Times New Roman"/>
+          <w:color w:val="000000" w:themeColor="text1"/>
+          <w:spacing w:val="47"/>
+          <w:w w:val="110"/>
+        </w:rPr>
+        <w:t xml:space="preserve"> </w:t>
+      </w:r>
+      <w:proofErr w:type="spellStart"/>
+      <w:proofErr w:type="gramStart"/>
+      <w:r>
+        <w:rPr>
+          <w:rFonts w:ascii="Times New Roman" w:hAnsi="Times New Roman" w:cs="Times New Roman"/>
+          <w:color w:val="000000" w:themeColor="text1"/>
+          <w:w w:val="110"/>
+        </w:rPr>
+        <w:t>MySql,PostgreSQL</w:t>
+      </w:r>
+      <w:proofErr w:type="gramEnd"/>
+      <w:r>
+        <w:rPr>
+          <w:rFonts w:ascii="Times New Roman" w:hAnsi="Times New Roman" w:cs="Times New Roman"/>
+          <w:color w:val="000000" w:themeColor="text1"/>
+          <w:w w:val="110"/>
+        </w:rPr>
+        <w:t>,HiveQL</w:t>
       </w:r>
       <w:proofErr w:type="spellEnd"/>
     </w:p>
@@ -2507,112 +2605,181 @@
         <w:ind w:left="216" w:firstLine="0"/>
         <w:rPr>
           <w:rFonts w:ascii="Times New Roman" w:hAnsi="Times New Roman" w:cs="Times New Roman"/>
-        </w:rPr>
-      </w:pPr>
-      <w:r>
-        <w:rPr>
-          <w:rFonts w:ascii="Times New Roman" w:hAnsi="Times New Roman" w:cs="Times New Roman"/>
-          <w:b/>
-          <w:w w:val="110"/>
-        </w:rPr>
-        <w:t>Databases</w:t>
-      </w:r>
-      <w:r>
-        <w:rPr>
-          <w:rFonts w:ascii="Times New Roman" w:hAnsi="Times New Roman" w:cs="Times New Roman"/>
-          <w:w w:val="110"/>
+          <w:color w:val="000000" w:themeColor="text1"/>
+        </w:rPr>
+      </w:pPr>
+      <w:r>
+        <w:rPr>
+          <w:rFonts w:ascii="Times New Roman" w:hAnsi="Times New Roman" w:cs="Times New Roman"/>
+          <w:b/>
+          <w:color w:val="000000" w:themeColor="text1"/>
+          <w:w w:val="115"/>
+        </w:rPr>
+        <w:t xml:space="preserve">Data &amp; BI </w:t>
+      </w:r>
+      <w:proofErr w:type="gramStart"/>
+      <w:r>
+        <w:rPr>
+          <w:rFonts w:ascii="Times New Roman" w:hAnsi="Times New Roman" w:cs="Times New Roman"/>
+          <w:b/>
+          <w:color w:val="000000" w:themeColor="text1"/>
+          <w:w w:val="115"/>
+        </w:rPr>
+        <w:t>Tools</w:t>
+      </w:r>
+      <w:r>
+        <w:rPr>
+          <w:rFonts w:ascii="Times New Roman" w:hAnsi="Times New Roman" w:cs="Times New Roman"/>
+          <w:b/>
+          <w:color w:val="000000" w:themeColor="text1"/>
+          <w:w w:val="115"/>
+        </w:rPr>
+        <w:t xml:space="preserve"> </w:t>
+      </w:r>
+      <w:r>
+        <w:rPr>
+          <w:rFonts w:ascii="Times New Roman" w:hAnsi="Times New Roman" w:cs="Times New Roman"/>
+          <w:color w:val="000000" w:themeColor="text1"/>
+          <w:w w:val="115"/>
         </w:rPr>
         <w:t>:</w:t>
       </w:r>
-      <w:r>
-        <w:rPr>
-          <w:rFonts w:ascii="Times New Roman" w:hAnsi="Times New Roman" w:cs="Times New Roman"/>
-          <w:spacing w:val="47"/>
-          <w:w w:val="110"/>
+      <w:proofErr w:type="gramEnd"/>
+      <w:r>
+        <w:rPr>
+          <w:rFonts w:ascii="Times New Roman" w:hAnsi="Times New Roman" w:cs="Times New Roman"/>
+          <w:color w:val="000000" w:themeColor="text1"/>
+          <w:spacing w:val="17"/>
+          <w:w w:val="115"/>
         </w:rPr>
         <w:t xml:space="preserve"> </w:t>
       </w:r>
       <w:proofErr w:type="spellStart"/>
-      <w:r>
-        <w:rPr>
-          <w:rFonts w:ascii="Times New Roman" w:hAnsi="Times New Roman" w:cs="Times New Roman"/>
-          <w:w w:val="110"/>
-        </w:rPr>
-        <w:t>MySql,PostgreSQL,HiveQL</w:t>
+      <w:proofErr w:type="gramStart"/>
+      <w:r>
+        <w:rPr>
+          <w:rFonts w:ascii="Times New Roman" w:hAnsi="Times New Roman" w:cs="Times New Roman"/>
+          <w:color w:val="000000" w:themeColor="text1"/>
+          <w:w w:val="115"/>
+        </w:rPr>
+        <w:t>Tableau,Power</w:t>
       </w:r>
       <w:proofErr w:type="spellEnd"/>
+      <w:proofErr w:type="gramEnd"/>
+      <w:r>
+        <w:rPr>
+          <w:rFonts w:ascii="Times New Roman" w:hAnsi="Times New Roman" w:cs="Times New Roman"/>
+          <w:color w:val="000000" w:themeColor="text1"/>
+          <w:w w:val="115"/>
+        </w:rPr>
+        <w:t xml:space="preserve"> </w:t>
+      </w:r>
+      <w:proofErr w:type="spellStart"/>
+      <w:proofErr w:type="gramStart"/>
+      <w:r>
+        <w:rPr>
+          <w:rFonts w:ascii="Times New Roman" w:hAnsi="Times New Roman" w:cs="Times New Roman"/>
+          <w:color w:val="000000" w:themeColor="text1"/>
+          <w:w w:val="115"/>
+        </w:rPr>
+        <w:t>BI,Pentaho</w:t>
+      </w:r>
+      <w:proofErr w:type="gramEnd"/>
+      <w:r>
+        <w:rPr>
+          <w:rFonts w:ascii="Times New Roman" w:hAnsi="Times New Roman" w:cs="Times New Roman"/>
+          <w:color w:val="000000" w:themeColor="text1"/>
+          <w:w w:val="115"/>
+        </w:rPr>
+        <w:t>,Microsoft</w:t>
+      </w:r>
+      <w:proofErr w:type="spellEnd"/>
+      <w:r>
+        <w:rPr>
+          <w:rFonts w:ascii="Times New Roman" w:hAnsi="Times New Roman" w:cs="Times New Roman"/>
+          <w:color w:val="000000" w:themeColor="text1"/>
+          <w:w w:val="115"/>
+        </w:rPr>
+        <w:t xml:space="preserve"> Office</w:t>
+      </w:r>
     </w:p>
     <w:p>
       <w:pPr>
-        <w:pStyle w:val="BodyText"/>
-        <w:spacing w:before="0" w:line="239" w:lineRule="exact"/>
-        <w:ind w:left="216" w:firstLine="0"/>
-        <w:rPr>
-          <w:rFonts w:ascii="Times New Roman" w:hAnsi="Times New Roman" w:cs="Times New Roman"/>
-        </w:rPr>
-      </w:pPr>
-      <w:r>
-        <w:rPr>
-          <w:rFonts w:ascii="Times New Roman" w:hAnsi="Times New Roman" w:cs="Times New Roman"/>
-          <w:b/>
+        <w:spacing w:line="242" w:lineRule="exact"/>
+        <w:ind w:left="216"/>
+        <w:rPr>
+          <w:rFonts w:ascii="Times New Roman" w:hAnsi="Times New Roman" w:cs="Times New Roman"/>
+          <w:color w:val="000000" w:themeColor="text1"/>
+          <w:spacing w:val="-2"/>
           <w:w w:val="115"/>
-        </w:rPr>
-        <w:t>Data &amp; BI Tools</w:t>
-      </w:r>
-      <w:r>
-        <w:rPr>
-          <w:rFonts w:ascii="Times New Roman" w:hAnsi="Times New Roman" w:cs="Times New Roman"/>
-          <w:b/>
+          <w:sz w:val="20"/>
+        </w:rPr>
+      </w:pPr>
+      <w:r>
+        <w:rPr>
+          <w:rFonts w:ascii="Times New Roman" w:hAnsi="Times New Roman" w:cs="Times New Roman"/>
+          <w:b/>
+          <w:color w:val="000000" w:themeColor="text1"/>
           <w:w w:val="115"/>
+          <w:sz w:val="20"/>
+        </w:rPr>
+        <w:t xml:space="preserve">Design </w:t>
+      </w:r>
+      <w:proofErr w:type="gramStart"/>
+      <w:r>
+        <w:rPr>
+          <w:rFonts w:ascii="Times New Roman" w:hAnsi="Times New Roman" w:cs="Times New Roman"/>
+          <w:b/>
+          <w:color w:val="000000" w:themeColor="text1"/>
+          <w:w w:val="115"/>
+          <w:sz w:val="20"/>
+        </w:rPr>
+        <w:t xml:space="preserve">Tools </w:t>
+      </w:r>
+      <w:r>
+        <w:rPr>
+          <w:rFonts w:ascii="Times New Roman" w:hAnsi="Times New Roman" w:cs="Times New Roman"/>
+          <w:bCs/>
+          <w:color w:val="000000" w:themeColor="text1"/>
+          <w:w w:val="115"/>
+          <w:sz w:val="20"/>
+        </w:rPr>
+        <w:t>:</w:t>
+      </w:r>
+      <w:proofErr w:type="gramEnd"/>
+      <w:r>
+        <w:rPr>
+          <w:rFonts w:ascii="Times New Roman" w:hAnsi="Times New Roman" w:cs="Times New Roman"/>
+          <w:b/>
+          <w:color w:val="000000" w:themeColor="text1"/>
+          <w:w w:val="115"/>
+          <w:sz w:val="20"/>
         </w:rPr>
         <w:t xml:space="preserve"> </w:t>
       </w:r>
-      <w:r>
-        <w:rPr>
-          <w:rFonts w:ascii="Times New Roman" w:hAnsi="Times New Roman" w:cs="Times New Roman"/>
+      <w:proofErr w:type="spellStart"/>
+      <w:proofErr w:type="gramStart"/>
+      <w:r>
+        <w:rPr>
+          <w:rFonts w:ascii="Times New Roman" w:hAnsi="Times New Roman" w:cs="Times New Roman"/>
+          <w:bCs/>
+          <w:color w:val="000000" w:themeColor="text1"/>
           <w:w w:val="115"/>
-        </w:rPr>
-        <w:t>:</w:t>
-      </w:r>
-      <w:r>
-        <w:rPr>
-          <w:rFonts w:ascii="Times New Roman" w:hAnsi="Times New Roman" w:cs="Times New Roman"/>
-          <w:spacing w:val="17"/>
+          <w:sz w:val="20"/>
+        </w:rPr>
+        <w:t>Figma,Canva</w:t>
+      </w:r>
+      <w:proofErr w:type="spellEnd"/>
+      <w:proofErr w:type="gramEnd"/>
+      <w:r>
+        <w:rPr>
+          <w:rFonts w:ascii="Times New Roman" w:hAnsi="Times New Roman" w:cs="Times New Roman"/>
+          <w:b/>
+          <w:color w:val="000000" w:themeColor="text1"/>
           <w:w w:val="115"/>
+          <w:sz w:val="20"/>
         </w:rPr>
         <w:t xml:space="preserve"> </w:t>
-      </w:r>
-      <w:proofErr w:type="spellStart"/>
-      <w:r>
-        <w:rPr>
-          <w:rFonts w:ascii="Times New Roman" w:hAnsi="Times New Roman" w:cs="Times New Roman"/>
-          <w:w w:val="115"/>
-        </w:rPr>
-        <w:t>Tableau,Power</w:t>
-      </w:r>
-      <w:proofErr w:type="spellEnd"/>
-      <w:r>
-        <w:rPr>
-          <w:rFonts w:ascii="Times New Roman" w:hAnsi="Times New Roman" w:cs="Times New Roman"/>
-          <w:w w:val="115"/>
-        </w:rPr>
-        <w:t xml:space="preserve"> </w:t>
-      </w:r>
-      <w:proofErr w:type="spellStart"/>
-      <w:r>
-        <w:rPr>
-          <w:rFonts w:ascii="Times New Roman" w:hAnsi="Times New Roman" w:cs="Times New Roman"/>
-          <w:w w:val="115"/>
-        </w:rPr>
-        <w:t>BI,Pentaho,Microsoft</w:t>
-      </w:r>
-      <w:proofErr w:type="spellEnd"/>
-      <w:r>
-        <w:rPr>
-          <w:rFonts w:ascii="Times New Roman" w:hAnsi="Times New Roman" w:cs="Times New Roman"/>
-          <w:w w:val="115"/>
-        </w:rPr>
-        <w:t xml:space="preserve"> Office</w:t>
       </w:r>
     </w:p>
     <w:p>
@@ -2621,6 +2788,7 @@
         <w:ind w:left="216"/>
         <w:rPr>
           <w:rFonts w:ascii="Times New Roman" w:hAnsi="Times New Roman" w:cs="Times New Roman"/>
+          <w:color w:val="000000" w:themeColor="text1"/>
           <w:spacing w:val="-2"/>
           <w:w w:val="115"/>
           <w:sz w:val="20"/>
@@ -2630,15 +2798,19 @@
         <w:rPr>
           <w:rFonts w:ascii="Times New Roman" w:hAnsi="Times New Roman" w:cs="Times New Roman"/>
           <w:b/>
+          <w:bCs/>
+          <w:color w:val="000000" w:themeColor="text1"/>
+          <w:spacing w:val="-2"/>
           <w:w w:val="115"/>
           <w:sz w:val="20"/>
         </w:rPr>
-        <w:t xml:space="preserve">Design Tools </w:t>
-      </w:r>
-      <w:r>
-        <w:rPr>
-          <w:rFonts w:ascii="Times New Roman" w:hAnsi="Times New Roman" w:cs="Times New Roman"/>
-          <w:bCs/>
+        <w:t>Languages</w:t>
+      </w:r>
+      <w:r>
+        <w:rPr>
+          <w:rFonts w:ascii="Times New Roman" w:hAnsi="Times New Roman" w:cs="Times New Roman"/>
+          <w:color w:val="000000" w:themeColor="text1"/>
+          <w:spacing w:val="-2"/>
           <w:w w:val="115"/>
           <w:sz w:val="20"/>
         </w:rPr>
@@ -2647,31 +2819,78 @@
       <w:r>
         <w:rPr>
           <w:rFonts w:ascii="Times New Roman" w:hAnsi="Times New Roman" w:cs="Times New Roman"/>
-          <w:b/>
+          <w:color w:val="000000" w:themeColor="text1"/>
+          <w:spacing w:val="-2"/>
           <w:w w:val="115"/>
           <w:sz w:val="20"/>
         </w:rPr>
         <w:t xml:space="preserve"> </w:t>
       </w:r>
-      <w:proofErr w:type="spellStart"/>
-      <w:r>
-        <w:rPr>
-          <w:rFonts w:ascii="Times New Roman" w:hAnsi="Times New Roman" w:cs="Times New Roman"/>
-          <w:bCs/>
+      <w:proofErr w:type="gramStart"/>
+      <w:r>
+        <w:rPr>
+          <w:rFonts w:ascii="Times New Roman" w:hAnsi="Times New Roman" w:cs="Times New Roman"/>
+          <w:color w:val="000000" w:themeColor="text1"/>
+          <w:spacing w:val="-2"/>
           <w:w w:val="115"/>
           <w:sz w:val="20"/>
         </w:rPr>
-        <w:t>Figma,Canva</w:t>
-      </w:r>
-      <w:proofErr w:type="spellEnd"/>
-      <w:r>
-        <w:rPr>
-          <w:rFonts w:ascii="Times New Roman" w:hAnsi="Times New Roman" w:cs="Times New Roman"/>
-          <w:b/>
+        <w:t>Indonesian(</w:t>
+      </w:r>
+      <w:proofErr w:type="gramEnd"/>
+      <w:r>
+        <w:rPr>
+          <w:rFonts w:ascii="Times New Roman" w:hAnsi="Times New Roman" w:cs="Times New Roman"/>
+          <w:color w:val="000000" w:themeColor="text1"/>
+          <w:spacing w:val="-2"/>
           <w:w w:val="115"/>
           <w:sz w:val="20"/>
         </w:rPr>
-        <w:t xml:space="preserve"> </w:t>
+        <w:t>Native</w:t>
+      </w:r>
+      <w:proofErr w:type="gramStart"/>
+      <w:r>
+        <w:rPr>
+          <w:rFonts w:ascii="Times New Roman" w:hAnsi="Times New Roman" w:cs="Times New Roman"/>
+          <w:color w:val="000000" w:themeColor="text1"/>
+          <w:spacing w:val="-2"/>
+          <w:w w:val="115"/>
+          <w:sz w:val="20"/>
+        </w:rPr>
+        <w:t>),English</w:t>
+      </w:r>
+      <w:proofErr w:type="gramEnd"/>
+      <w:r>
+        <w:rPr>
+          <w:rFonts w:ascii="Times New Roman" w:hAnsi="Times New Roman" w:cs="Times New Roman"/>
+          <w:color w:val="000000" w:themeColor="text1"/>
+          <w:spacing w:val="-2"/>
+          <w:w w:val="115"/>
+          <w:sz w:val="20"/>
+        </w:rPr>
+        <w:t>(Intermediate</w:t>
+      </w:r>
+      <w:proofErr w:type="gramStart"/>
+      <w:r>
+        <w:rPr>
+          <w:rFonts w:ascii="Times New Roman" w:hAnsi="Times New Roman" w:cs="Times New Roman"/>
+          <w:color w:val="000000" w:themeColor="text1"/>
+          <w:spacing w:val="-2"/>
+          <w:w w:val="115"/>
+          <w:sz w:val="20"/>
+        </w:rPr>
+        <w:t>),Mandarin</w:t>
+      </w:r>
+      <w:proofErr w:type="gramEnd"/>
+      <w:r>
+        <w:rPr>
+          <w:rFonts w:ascii="Times New Roman" w:hAnsi="Times New Roman" w:cs="Times New Roman"/>
+          <w:color w:val="000000" w:themeColor="text1"/>
+          <w:spacing w:val="-2"/>
+          <w:w w:val="115"/>
+          <w:sz w:val="20"/>
+        </w:rPr>
+        <w:t>(Basic)</w:t>
       </w:r>
     </w:p>
     <w:p>
@@ -2680,47 +2899,7 @@
         <w:ind w:left="216"/>
         <w:rPr>
           <w:rFonts w:ascii="Times New Roman" w:hAnsi="Times New Roman" w:cs="Times New Roman"/>
-          <w:spacing w:val="-2"/>
-          <w:w w:val="115"/>
-          <w:sz w:val="20"/>
-        </w:rPr>
-      </w:pPr>
-      <w:r>
-        <w:rPr>
-          <w:rFonts w:ascii="Times New Roman" w:hAnsi="Times New Roman" w:cs="Times New Roman"/>
-          <w:b/>
-          <w:bCs/>
-          <w:spacing w:val="-2"/>
-          <w:w w:val="115"/>
-          <w:sz w:val="20"/>
-        </w:rPr>
-        <w:t>Languages</w:t>
-      </w:r>
-      <w:r>
-        <w:rPr>
-          <w:rFonts w:ascii="Times New Roman" w:hAnsi="Times New Roman" w:cs="Times New Roman"/>
-          <w:spacing w:val="-2"/>
-          <w:w w:val="115"/>
-          <w:sz w:val="20"/>
-        </w:rPr>
-        <w:t>:</w:t>
-      </w:r>
-      <w:r>
-        <w:rPr>
-          <w:rFonts w:ascii="Times New Roman" w:hAnsi="Times New Roman" w:cs="Times New Roman"/>
-          <w:spacing w:val="-2"/>
-          <w:w w:val="115"/>
-          <w:sz w:val="20"/>
-        </w:rPr>
-        <w:t xml:space="preserve"> Indonesian(Native),English(Intermediate),Mandarin(Basic)</w:t>
-      </w:r>
-    </w:p>
-    <w:p>
-      <w:pPr>
-        <w:spacing w:line="242" w:lineRule="exact"/>
-        <w:ind w:left="216"/>
-        <w:rPr>
-          <w:rFonts w:ascii="Times New Roman" w:hAnsi="Times New Roman" w:cs="Times New Roman"/>
+          <w:color w:val="000000" w:themeColor="text1"/>
           <w:sz w:val="20"/>
         </w:rPr>
       </w:pPr>

--- a/resumeJason.docx
+++ b/resumeJason.docx
@@ -727,6 +727,240 @@
         <w:tabs>
           <w:tab w:val="left" w:pos="9639"/>
         </w:tabs>
+        <w:spacing w:before="137"/>
+        <w:ind w:left="215"/>
+        <w:rPr>
+          <w:rFonts w:ascii="Times New Roman" w:hAnsi="Times New Roman" w:cs="Times New Roman"/>
+          <w:i/>
+          <w:iCs/>
+          <w:color w:val="000000" w:themeColor="text1"/>
+          <w:spacing w:val="-2"/>
+          <w:w w:val="110"/>
+        </w:rPr>
+      </w:pPr>
+      <w:r>
+        <w:rPr>
+          <w:rFonts w:ascii="Times New Roman" w:hAnsi="Times New Roman" w:cs="Times New Roman"/>
+          <w:b/>
+          <w:color w:val="000000" w:themeColor="text1"/>
+          <w:w w:val="110"/>
+          <w:szCs w:val="24"/>
+        </w:rPr>
+        <w:t>Used Car Price Estimator</w:t>
+      </w:r>
+      <w:r>
+        <w:rPr>
+          <w:rFonts w:ascii="Times New Roman" w:hAnsi="Times New Roman" w:cs="Times New Roman"/>
+          <w:b/>
+          <w:color w:val="000000" w:themeColor="text1"/>
+          <w:w w:val="110"/>
+          <w:sz w:val="20"/>
+        </w:rPr>
+        <w:t xml:space="preserve">| </w:t>
+      </w:r>
+      <w:r>
+        <w:rPr>
+          <w:rFonts w:ascii="Times New Roman" w:hAnsi="Times New Roman" w:cs="Times New Roman"/>
+          <w:bCs/>
+          <w:i/>
+          <w:iCs/>
+          <w:color w:val="000000" w:themeColor="text1"/>
+          <w:w w:val="110"/>
+          <w:sz w:val="20"/>
+        </w:rPr>
+        <w:t xml:space="preserve">Python, Scikit-learn, </w:t>
+      </w:r>
+      <w:proofErr w:type="spellStart"/>
+      <w:r>
+        <w:rPr>
+          <w:rFonts w:ascii="Times New Roman" w:hAnsi="Times New Roman" w:cs="Times New Roman"/>
+          <w:bCs/>
+          <w:i/>
+          <w:iCs/>
+          <w:color w:val="000000" w:themeColor="text1"/>
+          <w:w w:val="110"/>
+          <w:sz w:val="20"/>
+        </w:rPr>
+        <w:t>Streamlit</w:t>
+      </w:r>
+      <w:proofErr w:type="spellEnd"/>
+      <w:r>
+        <w:rPr>
+          <w:rFonts w:ascii="Times New Roman" w:hAnsi="Times New Roman" w:cs="Times New Roman"/>
+          <w:i/>
+          <w:color w:val="000000" w:themeColor="text1"/>
+          <w:sz w:val="20"/>
+        </w:rPr>
+        <w:tab/>
+      </w:r>
+      <w:r>
+        <w:rPr>
+          <w:rFonts w:ascii="Times New Roman" w:hAnsi="Times New Roman" w:cs="Times New Roman"/>
+          <w:i/>
+          <w:iCs/>
+          <w:color w:val="000000" w:themeColor="text1"/>
+          <w:spacing w:val="-2"/>
+          <w:w w:val="110"/>
+        </w:rPr>
+        <w:t>Oct</w:t>
+      </w:r>
+      <w:r>
+        <w:rPr>
+          <w:rFonts w:ascii="Times New Roman" w:hAnsi="Times New Roman" w:cs="Times New Roman"/>
+          <w:i/>
+          <w:iCs/>
+          <w:color w:val="000000" w:themeColor="text1"/>
+          <w:spacing w:val="-2"/>
+          <w:w w:val="110"/>
+        </w:rPr>
+        <w:t>. 2026</w:t>
+      </w:r>
+    </w:p>
+    <w:p>
+      <w:pPr>
+        <w:tabs>
+          <w:tab w:val="left" w:pos="9639"/>
+        </w:tabs>
+        <w:ind w:left="215"/>
+        <w:rPr>
+          <w:rFonts w:ascii="Times New Roman" w:hAnsi="Times New Roman" w:cs="Times New Roman"/>
+          <w:color w:val="000000" w:themeColor="text1"/>
+          <w:sz w:val="20"/>
+          <w:szCs w:val="20"/>
+        </w:rPr>
+      </w:pPr>
+      <w:hyperlink r:id="rId9" w:history="1">
+        <w:r>
+          <w:rPr>
+            <w:rStyle w:val="Hyperlink"/>
+            <w:rFonts w:ascii="Times New Roman" w:hAnsi="Times New Roman" w:cs="Times New Roman"/>
+            <w:color w:val="000000" w:themeColor="text1"/>
+            <w:sz w:val="20"/>
+            <w:szCs w:val="20"/>
+          </w:rPr>
+          <w:t>Live App</w:t>
+        </w:r>
+      </w:hyperlink>
+      <w:r>
+        <w:rPr>
+          <w:rFonts w:ascii="Times New Roman" w:hAnsi="Times New Roman" w:cs="Times New Roman"/>
+          <w:color w:val="000000" w:themeColor="text1"/>
+          <w:sz w:val="20"/>
+          <w:szCs w:val="20"/>
+        </w:rPr>
+        <w:t xml:space="preserve"> | </w:t>
+      </w:r>
+      <w:hyperlink r:id="rId10" w:history="1">
+        <w:proofErr w:type="spellStart"/>
+        <w:r>
+          <w:rPr>
+            <w:rStyle w:val="Hyperlink"/>
+            <w:rFonts w:ascii="Times New Roman" w:hAnsi="Times New Roman" w:cs="Times New Roman"/>
+            <w:color w:val="000000" w:themeColor="text1"/>
+            <w:sz w:val="20"/>
+            <w:szCs w:val="20"/>
+          </w:rPr>
+          <w:t>Github-UsedCarPriceEstimator</w:t>
+        </w:r>
+        <w:proofErr w:type="spellEnd"/>
+      </w:hyperlink>
+    </w:p>
+    <w:p>
+      <w:pPr>
+        <w:pStyle w:val="ListParagraph"/>
+        <w:numPr>
+          <w:ilvl w:val="0"/>
+          <w:numId w:val="1"/>
+        </w:numPr>
+        <w:tabs>
+          <w:tab w:val="left" w:pos="695"/>
+        </w:tabs>
+        <w:spacing w:before="30"/>
+        <w:ind w:left="695" w:hanging="185"/>
+        <w:rPr>
+          <w:rFonts w:ascii="Times New Roman" w:hAnsi="Times New Roman" w:cs="Times New Roman"/>
+          <w:i/>
+          <w:color w:val="000000" w:themeColor="text1"/>
+          <w:position w:val="3"/>
+          <w:sz w:val="12"/>
+        </w:rPr>
+      </w:pPr>
+      <w:r>
+        <w:rPr>
+          <w:rFonts w:ascii="Times New Roman" w:hAnsi="Times New Roman" w:cs="Times New Roman"/>
+          <w:color w:val="000000" w:themeColor="text1"/>
+          <w:sz w:val="20"/>
+        </w:rPr>
+        <w:t>Built an end-to-end ML web app estimating used-car prices in Indonesia from ~19.5K listings, comparing Ridge and Gradient Boosting via 5-fold cross-validation, and selecting Gradient Boosting as the production model (~8% mean error)</w:t>
+      </w:r>
+      <w:r>
+        <w:rPr>
+          <w:rFonts w:ascii="Times New Roman" w:hAnsi="Times New Roman" w:cs="Times New Roman"/>
+          <w:color w:val="000000" w:themeColor="text1"/>
+          <w:sz w:val="20"/>
+        </w:rPr>
+        <w:t>.</w:t>
+      </w:r>
+    </w:p>
+    <w:p>
+      <w:pPr>
+        <w:pStyle w:val="ListParagraph"/>
+        <w:numPr>
+          <w:ilvl w:val="0"/>
+          <w:numId w:val="1"/>
+        </w:numPr>
+        <w:tabs>
+          <w:tab w:val="left" w:pos="695"/>
+        </w:tabs>
+        <w:ind w:left="695" w:hanging="185"/>
+        <w:rPr>
+          <w:rFonts w:ascii="Times New Roman" w:hAnsi="Times New Roman" w:cs="Times New Roman"/>
+          <w:i/>
+          <w:color w:val="000000" w:themeColor="text1"/>
+          <w:position w:val="2"/>
+          <w:sz w:val="12"/>
+        </w:rPr>
+      </w:pPr>
+      <w:r>
+        <w:rPr>
+          <w:rFonts w:ascii="Times New Roman" w:hAnsi="Times New Roman" w:cs="Times New Roman"/>
+          <w:color w:val="000000" w:themeColor="text1"/>
+          <w:sz w:val="20"/>
+        </w:rPr>
+        <w:t xml:space="preserve">Deployed a live app on </w:t>
+      </w:r>
+      <w:proofErr w:type="spellStart"/>
+      <w:r>
+        <w:rPr>
+          <w:rFonts w:ascii="Times New Roman" w:hAnsi="Times New Roman" w:cs="Times New Roman"/>
+          <w:color w:val="000000" w:themeColor="text1"/>
+          <w:sz w:val="20"/>
+        </w:rPr>
+        <w:t>Streamlit</w:t>
+      </w:r>
+      <w:proofErr w:type="spellEnd"/>
+      <w:r>
+        <w:rPr>
+          <w:rFonts w:ascii="Times New Roman" w:hAnsi="Times New Roman" w:cs="Times New Roman"/>
+          <w:color w:val="000000" w:themeColor="text1"/>
+          <w:sz w:val="20"/>
+        </w:rPr>
+        <w:t xml:space="preserve"> Community Cloud with calibrated price ranges and confidence levels that decline unsupported brands, plus a depreciation analysis (-24% value in 5 years; Mercedes-Benz nearly 2x faster than Toyota)</w:t>
+      </w:r>
+      <w:r>
+        <w:rPr>
+          <w:rFonts w:ascii="Times New Roman" w:hAnsi="Times New Roman" w:cs="Times New Roman"/>
+          <w:color w:val="000000" w:themeColor="text1"/>
+          <w:sz w:val="20"/>
+        </w:rPr>
+        <w:t>.</w:t>
+      </w:r>
+    </w:p>
+    <w:p>
+      <w:pPr>
+        <w:tabs>
+          <w:tab w:val="left" w:pos="9639"/>
+        </w:tabs>
         <w:spacing w:before="124"/>
         <w:ind w:left="215"/>
         <w:rPr>
@@ -843,7 +1077,7 @@
           <w:color w:val="000000" w:themeColor="text1"/>
         </w:rPr>
       </w:pPr>
-      <w:hyperlink r:id="rId9" w:history="1">
+      <w:hyperlink r:id="rId11" w:history="1">
         <w:r>
           <w:rPr>
             <w:rStyle w:val="Hyperlink"/>
@@ -864,7 +1098,7 @@
         </w:rPr>
         <w:t xml:space="preserve"> | </w:t>
       </w:r>
-      <w:hyperlink r:id="rId10" w:history="1">
+      <w:hyperlink r:id="rId12" w:history="1">
         <w:proofErr w:type="spellStart"/>
         <w:r>
           <w:rPr>
@@ -1070,7 +1304,7 @@
           <w:szCs w:val="20"/>
         </w:rPr>
       </w:pPr>
-      <w:hyperlink r:id="rId11" w:history="1">
+      <w:hyperlink r:id="rId13" w:history="1">
         <w:r>
           <w:rPr>
             <w:rStyle w:val="Hyperlink"/>
@@ -1091,7 +1325,7 @@
         </w:rPr>
         <w:t xml:space="preserve"> | </w:t>
       </w:r>
-      <w:hyperlink r:id="rId12" w:history="1">
+      <w:hyperlink r:id="rId14" w:history="1">
         <w:proofErr w:type="spellStart"/>
         <w:r>
           <w:rPr>
@@ -1189,204 +1423,6 @@
           <w:sz w:val="20"/>
         </w:rPr>
         <w:t>) backend with an atomic RPC transaction function and Row Level Security policies to prevent stock/data inconsistency during checkout.</w:t>
-      </w:r>
-    </w:p>
-    <w:p>
-      <w:pPr>
-        <w:tabs>
-          <w:tab w:val="left" w:pos="9639"/>
-        </w:tabs>
-        <w:spacing w:before="137"/>
-        <w:ind w:left="215"/>
-        <w:rPr>
-          <w:rFonts w:ascii="Times New Roman" w:hAnsi="Times New Roman" w:cs="Times New Roman"/>
-          <w:i/>
-          <w:iCs/>
-          <w:color w:val="000000" w:themeColor="text1"/>
-          <w:spacing w:val="-2"/>
-          <w:w w:val="110"/>
-        </w:rPr>
-      </w:pPr>
-      <w:r>
-        <w:rPr>
-          <w:rFonts w:ascii="Times New Roman" w:hAnsi="Times New Roman" w:cs="Times New Roman"/>
-          <w:b/>
-          <w:color w:val="000000" w:themeColor="text1"/>
-          <w:w w:val="110"/>
-          <w:szCs w:val="24"/>
-        </w:rPr>
-        <w:t>Big Data E-Commerce Analytics</w:t>
-      </w:r>
-      <w:r>
-        <w:rPr>
-          <w:rFonts w:ascii="Times New Roman" w:hAnsi="Times New Roman" w:cs="Times New Roman"/>
-          <w:b/>
-          <w:color w:val="000000" w:themeColor="text1"/>
-          <w:w w:val="110"/>
-          <w:sz w:val="20"/>
-        </w:rPr>
-        <w:t xml:space="preserve"> | </w:t>
-      </w:r>
-      <w:r>
-        <w:rPr>
-          <w:rFonts w:ascii="Times New Roman" w:hAnsi="Times New Roman" w:cs="Times New Roman"/>
-          <w:bCs/>
-          <w:i/>
-          <w:iCs/>
-          <w:color w:val="000000" w:themeColor="text1"/>
-          <w:w w:val="110"/>
-          <w:sz w:val="20"/>
-        </w:rPr>
-        <w:t xml:space="preserve">Python, </w:t>
-      </w:r>
-      <w:proofErr w:type="spellStart"/>
-      <w:r>
-        <w:rPr>
-          <w:rFonts w:ascii="Times New Roman" w:hAnsi="Times New Roman" w:cs="Times New Roman"/>
-          <w:bCs/>
-          <w:i/>
-          <w:iCs/>
-          <w:color w:val="000000" w:themeColor="text1"/>
-          <w:w w:val="110"/>
-          <w:sz w:val="20"/>
-        </w:rPr>
-        <w:t>PySpark</w:t>
-      </w:r>
-      <w:proofErr w:type="spellEnd"/>
-      <w:r>
-        <w:rPr>
-          <w:rFonts w:ascii="Times New Roman" w:hAnsi="Times New Roman" w:cs="Times New Roman"/>
-          <w:bCs/>
-          <w:i/>
-          <w:iCs/>
-          <w:color w:val="000000" w:themeColor="text1"/>
-          <w:w w:val="110"/>
-          <w:sz w:val="20"/>
-        </w:rPr>
-        <w:t>, Apache Spark, Hadoop HDFS, Power BI</w:t>
-      </w:r>
-      <w:r>
-        <w:rPr>
-          <w:rFonts w:ascii="Times New Roman" w:hAnsi="Times New Roman" w:cs="Times New Roman"/>
-          <w:i/>
-          <w:color w:val="000000" w:themeColor="text1"/>
-          <w:sz w:val="20"/>
-        </w:rPr>
-        <w:tab/>
-      </w:r>
-      <w:r>
-        <w:rPr>
-          <w:rFonts w:ascii="Times New Roman" w:hAnsi="Times New Roman" w:cs="Times New Roman"/>
-          <w:i/>
-          <w:iCs/>
-          <w:color w:val="000000" w:themeColor="text1"/>
-          <w:spacing w:val="-2"/>
-          <w:w w:val="110"/>
-        </w:rPr>
-        <w:t>Jun. 2026</w:t>
-      </w:r>
-    </w:p>
-    <w:p>
-      <w:pPr>
-        <w:tabs>
-          <w:tab w:val="left" w:pos="9639"/>
-        </w:tabs>
-        <w:ind w:left="215"/>
-        <w:rPr>
-          <w:rFonts w:ascii="Times New Roman" w:hAnsi="Times New Roman" w:cs="Times New Roman"/>
-          <w:color w:val="000000" w:themeColor="text1"/>
-          <w:sz w:val="20"/>
-          <w:szCs w:val="20"/>
-        </w:rPr>
-      </w:pPr>
-      <w:hyperlink r:id="rId13" w:history="1">
-        <w:proofErr w:type="spellStart"/>
-        <w:r>
-          <w:rPr>
-            <w:rStyle w:val="Hyperlink"/>
-            <w:rFonts w:ascii="Times New Roman" w:hAnsi="Times New Roman" w:cs="Times New Roman"/>
-            <w:color w:val="000000" w:themeColor="text1"/>
-            <w:sz w:val="20"/>
-            <w:szCs w:val="20"/>
-          </w:rPr>
-          <w:t>Github</w:t>
-        </w:r>
-        <w:proofErr w:type="spellEnd"/>
-        <w:r>
-          <w:rPr>
-            <w:rStyle w:val="Hyperlink"/>
-            <w:rFonts w:ascii="Times New Roman" w:hAnsi="Times New Roman" w:cs="Times New Roman"/>
-            <w:color w:val="000000" w:themeColor="text1"/>
-            <w:sz w:val="20"/>
-            <w:szCs w:val="20"/>
-          </w:rPr>
-          <w:t>-ProjectBDP</w:t>
-        </w:r>
-      </w:hyperlink>
-    </w:p>
-    <w:p>
-      <w:pPr>
-        <w:pStyle w:val="ListParagraph"/>
-        <w:numPr>
-          <w:ilvl w:val="0"/>
-          <w:numId w:val="1"/>
-        </w:numPr>
-        <w:tabs>
-          <w:tab w:val="left" w:pos="695"/>
-        </w:tabs>
-        <w:spacing w:before="30"/>
-        <w:ind w:left="695" w:hanging="185"/>
-        <w:rPr>
-          <w:rFonts w:ascii="Times New Roman" w:hAnsi="Times New Roman" w:cs="Times New Roman"/>
-          <w:i/>
-          <w:color w:val="000000" w:themeColor="text1"/>
-          <w:position w:val="3"/>
-          <w:sz w:val="12"/>
-        </w:rPr>
-      </w:pPr>
-      <w:r>
-        <w:rPr>
-          <w:rFonts w:ascii="Times New Roman" w:hAnsi="Times New Roman" w:cs="Times New Roman"/>
-          <w:color w:val="000000" w:themeColor="text1"/>
-          <w:sz w:val="20"/>
-        </w:rPr>
-        <w:t xml:space="preserve">Built a big data pipeline (Hadoop, </w:t>
-      </w:r>
-      <w:proofErr w:type="spellStart"/>
-      <w:r>
-        <w:rPr>
-          <w:rFonts w:ascii="Times New Roman" w:hAnsi="Times New Roman" w:cs="Times New Roman"/>
-          <w:color w:val="000000" w:themeColor="text1"/>
-          <w:sz w:val="20"/>
-        </w:rPr>
-        <w:t>PySpark</w:t>
-      </w:r>
-      <w:proofErr w:type="spellEnd"/>
-      <w:r>
-        <w:rPr>
-          <w:rFonts w:ascii="Times New Roman" w:hAnsi="Times New Roman" w:cs="Times New Roman"/>
-          <w:color w:val="000000" w:themeColor="text1"/>
-          <w:sz w:val="20"/>
-        </w:rPr>
-        <w:t>) and ML models (</w:t>
-      </w:r>
-      <w:proofErr w:type="spellStart"/>
-      <w:r>
-        <w:rPr>
-          <w:rFonts w:ascii="Times New Roman" w:hAnsi="Times New Roman" w:cs="Times New Roman"/>
-          <w:color w:val="000000" w:themeColor="text1"/>
-          <w:sz w:val="20"/>
-        </w:rPr>
-        <w:t>CatBoost</w:t>
-      </w:r>
-      <w:proofErr w:type="spellEnd"/>
-      <w:r>
-        <w:rPr>
-          <w:rFonts w:ascii="Times New Roman" w:hAnsi="Times New Roman" w:cs="Times New Roman"/>
-          <w:color w:val="000000" w:themeColor="text1"/>
-          <w:sz w:val="20"/>
-        </w:rPr>
-        <w:t>, Random Forest) achieving 81.98% accuracy predicting e-commerce customer satisfaction from 95,000+ transactions, visualized via Power BI.</w:t>
       </w:r>
     </w:p>
     <w:p>
@@ -2892,17 +2928,6 @@
         </w:rPr>
         <w:t>(Basic)</w:t>
       </w:r>
-    </w:p>
-    <w:p>
-      <w:pPr>
-        <w:spacing w:line="242" w:lineRule="exact"/>
-        <w:ind w:left="216"/>
-        <w:rPr>
-          <w:rFonts w:ascii="Times New Roman" w:hAnsi="Times New Roman" w:cs="Times New Roman"/>
-          <w:color w:val="000000" w:themeColor="text1"/>
-          <w:sz w:val="20"/>
-        </w:rPr>
-      </w:pPr>
     </w:p>
     <w:sectPr>
       <w:type w:val="continuous"/>
@@ -3499,7 +3524,6 @@
   <w:style w:type="character" w:default="1" w:styleId="DefaultParagraphFont">
     <w:name w:val="Default Paragraph Font"/>
     <w:uiPriority w:val="1"/>
-    <w:semiHidden/>
     <w:unhideWhenUsed/>
   </w:style>
   <w:style w:type="table" w:default="1" w:styleId="TableNormal">
